--- a/templates/CareShield Life.docx
+++ b/templates/CareShield Life.docx
@@ -190,7 +190,7 @@
               <w:spacing w:line="240" w:lineRule="auto"/>
               <w:rPr/>
             </w:pPr>
-            <w:hyperlink r:id="rId6">
+            <w:hyperlink r:id="rId7">
               <w:r>
                 <w:rPr>
                   <w:color w:val="1155cc"/>
@@ -298,7 +298,7 @@
                 <wp:inline distB="114300" distT="114300" distL="114300" distR="114300">
                   <wp:extent cx="5080000" cy="5778500"/>
                   <wp:effectExtent b="0" l="0" r="0" t="0"/>
-                  <wp:docPr id="1" name="image1.png"/>
+                  <wp:docPr id="2" name="image1.png"/>
                   <a:graphic>
                     <a:graphicData uri="http://schemas.openxmlformats.org/drawingml/2006/picture">
                       <pic:pic>
@@ -307,7 +307,7 @@
                           <pic:cNvPicPr preferRelativeResize="0"/>
                         </pic:nvPicPr>
                         <pic:blipFill>
-                          <a:blip r:embed="rId7"/>
+                          <a:blip r:embed="rId8"/>
                           <a:srcRect b="0" l="0" r="0" t="0"/>
                           <a:stretch>
                             <a:fillRect/>
@@ -472,7 +472,7 @@
               <w:spacing w:line="240" w:lineRule="auto"/>
               <w:rPr/>
             </w:pPr>
-            <w:hyperlink r:id="rId8">
+            <w:hyperlink r:id="rId9">
               <w:r>
                 <w:rPr>
                   <w:color w:val="1155cc"/>
@@ -516,7 +516,7 @@
               </w:rPr>
               <w:t xml:space="preserve">Please apply for Singpass via the</w:t>
             </w:r>
-            <w:hyperlink r:id="rId9">
+            <w:hyperlink r:id="rId10">
               <w:r>
                 <w:rPr>
                   <w:color w:val="1155cc"/>
@@ -615,7 +615,7 @@
               <w:spacing w:line="240" w:lineRule="auto"/>
               <w:rPr/>
             </w:pPr>
-            <w:hyperlink r:id="rId10">
+            <w:hyperlink r:id="rId11">
               <w:r>
                 <w:rPr>
                   <w:color w:val="1155cc"/>
@@ -718,7 +718,7 @@
               <w:spacing w:line="240" w:lineRule="auto"/>
               <w:rPr/>
             </w:pPr>
-            <w:hyperlink r:id="rId11">
+            <w:hyperlink r:id="rId12">
               <w:r>
                 <w:rPr>
                   <w:color w:val="1155cc"/>
@@ -821,7 +821,7 @@
               <w:spacing w:line="240" w:lineRule="auto"/>
               <w:rPr/>
             </w:pPr>
-            <w:hyperlink r:id="rId12">
+            <w:hyperlink r:id="rId13">
               <w:r>
                 <w:rPr>
                   <w:color w:val="1155cc"/>
@@ -982,15 +982,11 @@
                   <w:pPr>
                     <w:numPr>
                       <w:ilvl w:val="0"/>
-                      <w:numId w:val="9"/>
+                      <w:numId w:val="14"/>
                     </w:numPr>
                     <w:spacing w:line="240" w:lineRule="auto"/>
                     <w:ind w:left="720" w:hanging="360"/>
-                    <w:rPr>
-                      <w:rFonts w:ascii="Arial" w:cs="Arial" w:eastAsia="Arial" w:hAnsi="Arial"/>
-                      <w:sz w:val="22"/>
-                      <w:szCs w:val="22"/>
-                    </w:rPr>
+                    <w:rPr/>
                   </w:pPr>
                   <w:r>
                     <w:rPr>
@@ -998,20 +994,21 @@
                     </w:rPr>
                     <w:t xml:space="preserve">Lifetime cash payouts, for as long as the insured is unable to do three or more Activities of Daily Living (ADLs);  </w:t>
                   </w:r>
+                  <w:r>
+                    <w:rPr>
+                      <w:rtl w:val="0"/>
+                    </w:rPr>
+                  </w:r>
                 </w:p>
                 <w:p>
                   <w:pPr>
                     <w:numPr>
                       <w:ilvl w:val="0"/>
-                      <w:numId w:val="9"/>
+                      <w:numId w:val="14"/>
                     </w:numPr>
                     <w:spacing w:line="240" w:lineRule="auto"/>
                     <w:ind w:left="720" w:hanging="360"/>
-                    <w:rPr>
-                      <w:rFonts w:ascii="Arial" w:cs="Arial" w:eastAsia="Arial" w:hAnsi="Arial"/>
-                      <w:sz w:val="22"/>
-                      <w:szCs w:val="22"/>
-                    </w:rPr>
+                    <w:rPr/>
                   </w:pPr>
                   <w:r>
                     <w:rPr>
@@ -1019,20 +1016,21 @@
                     </w:rPr>
                     <w:t xml:space="preserve">Increasing monthly payouts, at $689/month in 2026 and increases annually until age 67 or when a successful claim is made, whichever is earlier; </w:t>
                   </w:r>
+                  <w:r>
+                    <w:rPr>
+                      <w:rtl w:val="0"/>
+                    </w:rPr>
+                  </w:r>
                 </w:p>
                 <w:p>
                   <w:pPr>
                     <w:numPr>
                       <w:ilvl w:val="0"/>
-                      <w:numId w:val="9"/>
+                      <w:numId w:val="14"/>
                     </w:numPr>
                     <w:spacing w:line="240" w:lineRule="auto"/>
                     <w:ind w:left="720" w:hanging="360"/>
-                    <w:rPr>
-                      <w:rFonts w:ascii="Arial" w:cs="Arial" w:eastAsia="Arial" w:hAnsi="Arial"/>
-                      <w:sz w:val="22"/>
-                      <w:szCs w:val="22"/>
-                    </w:rPr>
+                    <w:rPr/>
                   </w:pPr>
                   <w:r>
                     <w:rPr>
@@ -1040,26 +1038,32 @@
                     </w:rPr>
                     <w:t xml:space="preserve">Government subsidies to make it affordable, with no one losing coverage if they cannot pay premiums;</w:t>
                   </w:r>
+                  <w:r>
+                    <w:rPr>
+                      <w:rtl w:val="0"/>
+                    </w:rPr>
+                  </w:r>
                 </w:p>
                 <w:p>
                   <w:pPr>
                     <w:numPr>
                       <w:ilvl w:val="0"/>
-                      <w:numId w:val="9"/>
+                      <w:numId w:val="14"/>
                     </w:numPr>
                     <w:spacing w:line="240" w:lineRule="auto"/>
                     <w:ind w:left="720" w:hanging="360"/>
-                    <w:rPr>
-                      <w:rFonts w:ascii="Arial" w:cs="Arial" w:eastAsia="Arial" w:hAnsi="Arial"/>
-                      <w:sz w:val="22"/>
-                      <w:szCs w:val="22"/>
-                    </w:rPr>
+                    <w:rPr/>
                   </w:pPr>
                   <w:r>
                     <w:rPr>
                       <w:rtl w:val="0"/>
                     </w:rPr>
                     <w:t xml:space="preserve">Premiums can be fully paid by MediSave.</w:t>
+                  </w:r>
+                  <w:r>
+                    <w:rPr>
+                      <w:rtl w:val="0"/>
+                    </w:rPr>
                   </w:r>
                 </w:p>
               </w:tc>
@@ -1126,7 +1130,7 @@
                     </w:rPr>
                     <w:t xml:space="preserve">Singapore Citizen and Permanent Resident born between 1970 and 1979, who were covered under the ElderShield 400 scheme and did not develop severe disability, were auto-enrolled to CareShield Life from 1 December 2021. You will not be able to opt out of CareShield Life as the deadline to opt out was 31 December 2023. Find out how</w:t>
                   </w:r>
-                  <w:hyperlink r:id="rId13">
+                  <w:hyperlink r:id="rId14">
                     <w:r>
                       <w:rPr>
                         <w:color w:val="1155cc"/>
@@ -1213,7 +1217,7 @@
                     </w:rPr>
                     <w:t xml:space="preserve">If you wish to opt out of CareShield Life, you can submit an appeal via</w:t>
                   </w:r>
-                  <w:hyperlink r:id="rId14">
+                  <w:hyperlink r:id="rId15">
                     <w:r>
                       <w:rPr>
                         <w:color w:val="1155cc"/>
@@ -1255,7 +1259,7 @@
               </w:rPr>
               <w:t xml:space="preserve">If you would like to find out the premiums payable, you can log in to your</w:t>
             </w:r>
-            <w:hyperlink r:id="rId15">
+            <w:hyperlink r:id="rId16">
               <w:r>
                 <w:rPr>
                   <w:color w:val="1155cc"/>
@@ -1295,7 +1299,7 @@
               </w:rPr>
               <w:t xml:space="preserve">Government subsidies are also available to ensure that no one loses coverage due to an inability to pay. Find out more about your </w:t>
             </w:r>
-            <w:hyperlink r:id="rId16">
+            <w:hyperlink r:id="rId17">
               <w:r>
                 <w:rPr>
                   <w:color w:val="1155cc"/>
@@ -1381,7 +1385,7 @@
               <w:spacing w:line="240" w:lineRule="auto"/>
               <w:rPr/>
             </w:pPr>
-            <w:hyperlink r:id="rId17">
+            <w:hyperlink r:id="rId18">
               <w:r>
                 <w:rPr>
                   <w:color w:val="1155cc"/>
@@ -1574,7 +1578,7 @@
               <w:spacing w:line="240" w:lineRule="auto"/>
               <w:rPr/>
             </w:pPr>
-            <w:hyperlink r:id="rId18">
+            <w:hyperlink r:id="rId19">
               <w:r>
                 <w:rPr>
                   <w:color w:val="1155cc"/>
@@ -1788,7 +1792,7 @@
               <w:spacing w:line="240" w:lineRule="auto"/>
               <w:rPr/>
             </w:pPr>
-            <w:hyperlink r:id="rId19">
+            <w:hyperlink r:id="rId20">
               <w:r>
                 <w:rPr>
                   <w:color w:val="1155cc"/>
@@ -1959,7 +1963,7 @@
               <w:spacing w:line="240" w:lineRule="auto"/>
               <w:rPr/>
             </w:pPr>
-            <w:hyperlink r:id="rId20">
+            <w:hyperlink r:id="rId21">
               <w:r>
                 <w:rPr>
                   <w:color w:val="1155cc"/>
@@ -2109,7 +2113,7 @@
               <w:spacing w:line="240" w:lineRule="auto"/>
               <w:rPr/>
             </w:pPr>
-            <w:hyperlink r:id="rId21">
+            <w:hyperlink r:id="rId22">
               <w:r>
                 <w:rPr>
                   <w:color w:val="1155cc"/>
@@ -2220,7 +2224,7 @@
               <w:spacing w:line="240" w:lineRule="auto"/>
               <w:rPr/>
             </w:pPr>
-            <w:hyperlink r:id="rId22">
+            <w:hyperlink r:id="rId23">
               <w:r>
                 <w:rPr>
                   <w:color w:val="1155cc"/>
@@ -2476,7 +2480,7 @@
               </w:rPr>
               <w:t xml:space="preserve">If you wish to update your contact details, you may do so via the </w:t>
             </w:r>
-            <w:hyperlink r:id="rId23">
+            <w:hyperlink r:id="rId24">
               <w:r>
                 <w:rPr>
                   <w:color w:val="0a6160"/>
@@ -2563,7 +2567,7 @@
               <w:spacing w:line="240" w:lineRule="auto"/>
               <w:rPr/>
             </w:pPr>
-            <w:hyperlink r:id="rId24">
+            <w:hyperlink r:id="rId25">
               <w:r>
                 <w:rPr>
                   <w:color w:val="1155cc"/>
@@ -2674,7 +2678,7 @@
               <w:spacing w:line="240" w:lineRule="auto"/>
               <w:rPr/>
             </w:pPr>
-            <w:hyperlink r:id="rId25">
+            <w:hyperlink r:id="rId26">
               <w:r>
                 <w:rPr>
                   <w:color w:val="1155cc"/>
@@ -2816,7 +2820,7 @@
               </w:rPr>
               <w:t xml:space="preserve">You may refer to the</w:t>
             </w:r>
-            <w:hyperlink r:id="rId26">
+            <w:hyperlink r:id="rId27">
               <w:r>
                 <w:rPr>
                   <w:color w:val="262626"/>
@@ -2825,7 +2829,7 @@
                 <w:t xml:space="preserve"> </w:t>
               </w:r>
             </w:hyperlink>
-            <w:hyperlink r:id="rId27">
+            <w:hyperlink r:id="rId28">
               <w:r>
                 <w:rPr>
                   <w:color w:val="0a6160"/>
@@ -2842,7 +2846,7 @@
               </w:rPr>
               <w:t xml:space="preserve"> for more information. For information on your personalised premiums and premium support, you may access the</w:t>
             </w:r>
-            <w:hyperlink r:id="rId28">
+            <w:hyperlink r:id="rId29">
               <w:r>
                 <w:rPr>
                   <w:color w:val="262626"/>
@@ -2851,7 +2855,7 @@
                 <w:t xml:space="preserve"> </w:t>
               </w:r>
             </w:hyperlink>
-            <w:hyperlink r:id="rId29">
+            <w:hyperlink r:id="rId30">
               <w:r>
                 <w:rPr>
                   <w:color w:val="0a6160"/>
@@ -2938,7 +2942,7 @@
               <w:spacing w:line="240" w:lineRule="auto"/>
               <w:rPr/>
             </w:pPr>
-            <w:hyperlink r:id="rId30">
+            <w:hyperlink r:id="rId31">
               <w:r>
                 <w:rPr>
                   <w:color w:val="1155cc"/>
@@ -3050,7 +3054,7 @@
               </w:rPr>
               <w:t xml:space="preserve">If you have received all your ElderShield payouts, you may tap on Government subsidies and various Government assistance schemes (such as the Home Caregiving Grant, ElderFund) for assistance. You may also approach the Medical Social Workers at the health institution you are seeking medical treatment from or your nearest Social Service Office (SSO). For more information, please refer to this</w:t>
             </w:r>
-            <w:hyperlink r:id="rId31">
+            <w:hyperlink r:id="rId32">
               <w:r>
                 <w:rPr>
                   <w:color w:val="262626"/>
@@ -3059,7 +3063,7 @@
                 <w:t xml:space="preserve"> </w:t>
               </w:r>
             </w:hyperlink>
-            <w:hyperlink r:id="rId32">
+            <w:hyperlink r:id="rId33">
               <w:r>
                 <w:rPr>
                   <w:color w:val="0a6160"/>
@@ -3076,7 +3080,7 @@
               </w:rPr>
               <w:t xml:space="preserve"> on MediFund or this</w:t>
             </w:r>
-            <w:hyperlink r:id="rId33">
+            <w:hyperlink r:id="rId34">
               <w:r>
                 <w:rPr>
                   <w:color w:val="262626"/>
@@ -3085,7 +3089,7 @@
                 <w:t xml:space="preserve"> </w:t>
               </w:r>
             </w:hyperlink>
-            <w:hyperlink r:id="rId34">
+            <w:hyperlink r:id="rId35">
               <w:r>
                 <w:rPr>
                   <w:color w:val="0a6160"/>
@@ -3172,7 +3176,7 @@
               <w:spacing w:line="240" w:lineRule="auto"/>
               <w:rPr/>
             </w:pPr>
-            <w:hyperlink r:id="rId35">
+            <w:hyperlink r:id="rId36">
               <w:r>
                 <w:rPr>
                   <w:color w:val="1155cc"/>
@@ -3322,7 +3326,7 @@
               <w:spacing w:line="240" w:lineRule="auto"/>
               <w:rPr/>
             </w:pPr>
-            <w:hyperlink r:id="rId36">
+            <w:hyperlink r:id="rId37">
               <w:r>
                 <w:rPr>
                   <w:color w:val="1155cc"/>
@@ -3402,7 +3406,7 @@
               </w:rPr>
               <w:t xml:space="preserve">You may refer to the</w:t>
             </w:r>
-            <w:hyperlink r:id="rId37">
+            <w:hyperlink r:id="rId38">
               <w:r>
                 <w:rPr>
                   <w:color w:val="262626"/>
@@ -3411,7 +3415,7 @@
                 <w:t xml:space="preserve"> </w:t>
               </w:r>
             </w:hyperlink>
-            <w:hyperlink r:id="rId38">
+            <w:hyperlink r:id="rId39">
               <w:r>
                 <w:rPr>
                   <w:color w:val="0a6160"/>
@@ -3509,7 +3513,7 @@
               <w:spacing w:line="240" w:lineRule="auto"/>
               <w:rPr/>
             </w:pPr>
-            <w:hyperlink r:id="rId39">
+            <w:hyperlink r:id="rId40">
               <w:r>
                 <w:rPr>
                   <w:color w:val="1155cc"/>
@@ -3562,21 +3566,17 @@
             <w:pPr>
               <w:numPr>
                 <w:ilvl w:val="0"/>
-                <w:numId w:val="2"/>
+                <w:numId w:val="7"/>
               </w:numPr>
               <w:pBdr>
-                <w:top w:color="auto" w:space="3" w:sz="0" w:val="none"/>
-                <w:bottom w:color="auto" w:space="3" w:sz="0" w:val="none"/>
-                <w:right w:color="auto" w:space="0" w:sz="0" w:val="none"/>
-                <w:between w:color="auto" w:space="3" w:sz="0" w:val="none"/>
+                <w:top w:color="000000" w:space="3" w:sz="0" w:val="none"/>
+                <w:bottom w:color="000000" w:space="3" w:sz="0" w:val="none"/>
+                <w:right w:color="000000" w:space="0" w:sz="0" w:val="none"/>
+                <w:between w:color="000000" w:space="3" w:sz="0" w:val="none"/>
               </w:pBdr>
               <w:spacing w:line="240" w:lineRule="auto"/>
               <w:ind w:left="720" w:hanging="360"/>
-              <w:rPr>
-                <w:rFonts w:ascii="Arial" w:cs="Arial" w:eastAsia="Arial" w:hAnsi="Arial"/>
-                <w:sz w:val="22"/>
-                <w:szCs w:val="22"/>
-              </w:rPr>
+              <w:rPr/>
             </w:pPr>
             <w:r>
               <w:rPr>
@@ -3584,27 +3584,28 @@
                 <w:rtl w:val="0"/>
               </w:rPr>
               <w:t xml:space="preserve">This is a diverse group - some may have previously opted out of ElderShield, or decided not to upgrade to ElderShield. Others could have bought Supplements or insurance plans. </w:t>
+            </w:r>
+            <w:r>
+              <w:rPr>
+                <w:rtl w:val="0"/>
+              </w:rPr>
             </w:r>
           </w:p>
           <w:p>
             <w:pPr>
               <w:numPr>
                 <w:ilvl w:val="0"/>
-                <w:numId w:val="2"/>
+                <w:numId w:val="7"/>
               </w:numPr>
               <w:pBdr>
-                <w:top w:color="auto" w:space="3" w:sz="0" w:val="none"/>
-                <w:bottom w:color="auto" w:space="3" w:sz="0" w:val="none"/>
-                <w:right w:color="auto" w:space="0" w:sz="0" w:val="none"/>
-                <w:between w:color="auto" w:space="3" w:sz="0" w:val="none"/>
+                <w:top w:color="000000" w:space="3" w:sz="0" w:val="none"/>
+                <w:bottom w:color="000000" w:space="3" w:sz="0" w:val="none"/>
+                <w:right w:color="000000" w:space="0" w:sz="0" w:val="none"/>
+                <w:between w:color="000000" w:space="3" w:sz="0" w:val="none"/>
               </w:pBdr>
               <w:spacing w:line="240" w:lineRule="auto"/>
               <w:ind w:left="720" w:hanging="360"/>
-              <w:rPr>
-                <w:rFonts w:ascii="Arial" w:cs="Arial" w:eastAsia="Arial" w:hAnsi="Arial"/>
-                <w:sz w:val="22"/>
-                <w:szCs w:val="22"/>
-              </w:rPr>
+              <w:rPr/>
             </w:pPr>
             <w:r>
               <w:rPr>
@@ -3612,27 +3613,28 @@
                 <w:rtl w:val="0"/>
               </w:rPr>
               <w:t xml:space="preserve">They would face higher entry premiums as they have fewer years to spread their premium payment over. </w:t>
+            </w:r>
+            <w:r>
+              <w:rPr>
+                <w:rtl w:val="0"/>
+              </w:rPr>
             </w:r>
           </w:p>
           <w:p>
             <w:pPr>
               <w:numPr>
                 <w:ilvl w:val="0"/>
-                <w:numId w:val="2"/>
+                <w:numId w:val="7"/>
               </w:numPr>
               <w:pBdr>
-                <w:top w:color="auto" w:space="3" w:sz="0" w:val="none"/>
-                <w:bottom w:color="auto" w:space="3" w:sz="0" w:val="none"/>
-                <w:right w:color="auto" w:space="0" w:sz="0" w:val="none"/>
-                <w:between w:color="auto" w:space="3" w:sz="0" w:val="none"/>
+                <w:top w:color="000000" w:space="3" w:sz="0" w:val="none"/>
+                <w:bottom w:color="000000" w:space="3" w:sz="0" w:val="none"/>
+                <w:right w:color="000000" w:space="0" w:sz="0" w:val="none"/>
+                <w:between w:color="000000" w:space="3" w:sz="0" w:val="none"/>
               </w:pBdr>
               <w:spacing w:line="240" w:lineRule="auto"/>
               <w:ind w:left="720" w:hanging="360"/>
-              <w:rPr>
-                <w:rFonts w:ascii="Arial" w:cs="Arial" w:eastAsia="Arial" w:hAnsi="Arial"/>
-                <w:sz w:val="22"/>
-                <w:szCs w:val="22"/>
-              </w:rPr>
+              <w:rPr/>
             </w:pPr>
             <w:r>
               <w:rPr>
@@ -3640,6 +3642,11 @@
                 <w:rtl w:val="0"/>
               </w:rPr>
               <w:t xml:space="preserve">The higher prevalence of severe disability in older cohorts make it challenging to maintain affordable premiums for everyone.</w:t>
+            </w:r>
+            <w:r>
+              <w:rPr>
+                <w:rtl w:val="0"/>
+              </w:rPr>
             </w:r>
           </w:p>
           <w:p>
@@ -3662,21 +3669,17 @@
             <w:pPr>
               <w:numPr>
                 <w:ilvl w:val="0"/>
-                <w:numId w:val="13"/>
+                <w:numId w:val="5"/>
               </w:numPr>
               <w:pBdr>
-                <w:top w:color="auto" w:space="3" w:sz="0" w:val="none"/>
-                <w:bottom w:color="auto" w:space="3" w:sz="0" w:val="none"/>
-                <w:right w:color="auto" w:space="0" w:sz="0" w:val="none"/>
-                <w:between w:color="auto" w:space="3" w:sz="0" w:val="none"/>
+                <w:top w:color="000000" w:space="3" w:sz="0" w:val="none"/>
+                <w:bottom w:color="000000" w:space="3" w:sz="0" w:val="none"/>
+                <w:right w:color="000000" w:space="0" w:sz="0" w:val="none"/>
+                <w:between w:color="000000" w:space="3" w:sz="0" w:val="none"/>
               </w:pBdr>
               <w:spacing w:line="240" w:lineRule="auto"/>
               <w:ind w:left="720" w:hanging="360"/>
-              <w:rPr>
-                <w:rFonts w:ascii="Arial" w:cs="Arial" w:eastAsia="Arial" w:hAnsi="Arial"/>
-                <w:sz w:val="22"/>
-                <w:szCs w:val="22"/>
-              </w:rPr>
+              <w:rPr/>
             </w:pPr>
             <w:r>
               <w:rPr>
@@ -3684,27 +3687,28 @@
                 <w:rtl w:val="0"/>
               </w:rPr>
               <w:t xml:space="preserve">Government subsidies</w:t>
+            </w:r>
+            <w:r>
+              <w:rPr>
+                <w:rtl w:val="0"/>
+              </w:rPr>
             </w:r>
           </w:p>
           <w:p>
             <w:pPr>
               <w:numPr>
                 <w:ilvl w:val="0"/>
-                <w:numId w:val="13"/>
+                <w:numId w:val="5"/>
               </w:numPr>
               <w:pBdr>
-                <w:top w:color="auto" w:space="3" w:sz="0" w:val="none"/>
-                <w:bottom w:color="auto" w:space="3" w:sz="0" w:val="none"/>
-                <w:right w:color="auto" w:space="0" w:sz="0" w:val="none"/>
-                <w:between w:color="auto" w:space="3" w:sz="0" w:val="none"/>
+                <w:top w:color="000000" w:space="3" w:sz="0" w:val="none"/>
+                <w:bottom w:color="000000" w:space="3" w:sz="0" w:val="none"/>
+                <w:right w:color="000000" w:space="0" w:sz="0" w:val="none"/>
+                <w:between w:color="000000" w:space="3" w:sz="0" w:val="none"/>
               </w:pBdr>
               <w:spacing w:line="240" w:lineRule="auto"/>
               <w:ind w:left="720" w:hanging="360"/>
-              <w:rPr>
-                <w:rFonts w:ascii="Arial" w:cs="Arial" w:eastAsia="Arial" w:hAnsi="Arial"/>
-                <w:sz w:val="22"/>
-                <w:szCs w:val="22"/>
-              </w:rPr>
+              <w:rPr/>
             </w:pPr>
             <w:r>
               <w:rPr>
@@ -3712,27 +3716,28 @@
                 <w:rtl w:val="0"/>
               </w:rPr>
               <w:t xml:space="preserve">Other schemes like the Seniors' Mobility and Enabling Fund</w:t>
+            </w:r>
+            <w:r>
+              <w:rPr>
+                <w:rtl w:val="0"/>
+              </w:rPr>
             </w:r>
           </w:p>
           <w:p>
             <w:pPr>
               <w:numPr>
                 <w:ilvl w:val="0"/>
-                <w:numId w:val="13"/>
+                <w:numId w:val="5"/>
               </w:numPr>
               <w:pBdr>
-                <w:top w:color="auto" w:space="3" w:sz="0" w:val="none"/>
-                <w:bottom w:color="auto" w:space="3" w:sz="0" w:val="none"/>
-                <w:right w:color="auto" w:space="0" w:sz="0" w:val="none"/>
-                <w:between w:color="auto" w:space="3" w:sz="0" w:val="none"/>
+                <w:top w:color="000000" w:space="3" w:sz="0" w:val="none"/>
+                <w:bottom w:color="000000" w:space="3" w:sz="0" w:val="none"/>
+                <w:right w:color="000000" w:space="0" w:sz="0" w:val="none"/>
+                <w:between w:color="000000" w:space="3" w:sz="0" w:val="none"/>
               </w:pBdr>
               <w:spacing w:line="240" w:lineRule="auto"/>
               <w:ind w:left="720" w:hanging="360"/>
-              <w:rPr>
-                <w:rFonts w:ascii="Arial" w:cs="Arial" w:eastAsia="Arial" w:hAnsi="Arial"/>
-                <w:sz w:val="22"/>
-                <w:szCs w:val="22"/>
-              </w:rPr>
+              <w:rPr/>
             </w:pPr>
             <w:r>
               <w:rPr>
@@ -3740,6 +3745,11 @@
                 <w:rtl w:val="0"/>
               </w:rPr>
               <w:t xml:space="preserve">Tap on ElderFund and MediSave savings</w:t>
+            </w:r>
+            <w:r>
+              <w:rPr>
+                <w:rtl w:val="0"/>
+              </w:rPr>
             </w:r>
           </w:p>
           <w:p>
@@ -3827,7 +3837,7 @@
               <w:spacing w:line="240" w:lineRule="auto"/>
               <w:rPr/>
             </w:pPr>
-            <w:hyperlink r:id="rId40">
+            <w:hyperlink r:id="rId41">
               <w:r>
                 <w:rPr>
                   <w:color w:val="1155cc"/>
@@ -3907,7 +3917,7 @@
               </w:rPr>
               <w:t xml:space="preserve">Access the</w:t>
             </w:r>
-            <w:hyperlink r:id="rId41">
+            <w:hyperlink r:id="rId42">
               <w:r>
                 <w:rPr>
                   <w:color w:val="262626"/>
@@ -3916,7 +3926,7 @@
                 <w:t xml:space="preserve"> </w:t>
               </w:r>
             </w:hyperlink>
-            <w:hyperlink r:id="rId42">
+            <w:hyperlink r:id="rId43">
               <w:r>
                 <w:rPr>
                   <w:color w:val="0a6160"/>
@@ -4003,7 +4013,7 @@
               <w:spacing w:line="240" w:lineRule="auto"/>
               <w:rPr/>
             </w:pPr>
-            <w:hyperlink r:id="rId43">
+            <w:hyperlink r:id="rId44">
               <w:r>
                 <w:rPr>
                   <w:color w:val="1155cc"/>
@@ -4049,7 +4059,7 @@
               </w:rPr>
               <w:t xml:space="preserve">CareShield Life premium subsidies will be extended to eligible Singaporeans, including those currently on ElderShield 300 or 400 (born in 1979 or earlier), if they upgrade to CareShield Life. These subsidies are intended to support the increased benefits under CareShield Life and ensure that CareShield Life premiums remain affordable. You can refer to the </w:t>
             </w:r>
-            <w:hyperlink r:id="rId44">
+            <w:hyperlink r:id="rId45">
               <w:r>
                 <w:rPr>
                   <w:color w:val="0a6160"/>
@@ -4145,7 +4155,7 @@
               <w:spacing w:line="240" w:lineRule="auto"/>
               <w:rPr/>
             </w:pPr>
-            <w:hyperlink r:id="rId45">
+            <w:hyperlink r:id="rId46">
               <w:r>
                 <w:rPr>
                   <w:color w:val="1155cc"/>
@@ -4295,7 +4305,7 @@
               <w:spacing w:line="240" w:lineRule="auto"/>
               <w:rPr/>
             </w:pPr>
-            <w:hyperlink r:id="rId46">
+            <w:hyperlink r:id="rId47">
               <w:r>
                 <w:rPr>
                   <w:color w:val="1155cc"/>
@@ -4468,7 +4478,7 @@
               <w:spacing w:line="240" w:lineRule="auto"/>
               <w:rPr/>
             </w:pPr>
-            <w:hyperlink r:id="rId47">
+            <w:hyperlink r:id="rId48">
               <w:r>
                 <w:rPr>
                   <w:color w:val="1155cc"/>
@@ -4650,7 +4660,7 @@
               <w:spacing w:line="240" w:lineRule="auto"/>
               <w:rPr/>
             </w:pPr>
-            <w:hyperlink r:id="rId48">
+            <w:hyperlink r:id="rId49">
               <w:r>
                 <w:rPr>
                   <w:color w:val="1155cc"/>
@@ -4800,7 +4810,7 @@
               <w:spacing w:line="240" w:lineRule="auto"/>
               <w:rPr/>
             </w:pPr>
-            <w:hyperlink r:id="rId49">
+            <w:hyperlink r:id="rId50">
               <w:r>
                 <w:rPr>
                   <w:color w:val="1155cc"/>
@@ -4912,7 +4922,7 @@
               </w:rPr>
               <w:t xml:space="preserve">For more information on the types of premium support available, you may refer to this</w:t>
             </w:r>
-            <w:hyperlink r:id="rId50">
+            <w:hyperlink r:id="rId51">
               <w:r>
                 <w:rPr>
                   <w:color w:val="262626"/>
@@ -4921,7 +4931,7 @@
                 <w:t xml:space="preserve"> </w:t>
               </w:r>
             </w:hyperlink>
-            <w:hyperlink r:id="rId51">
+            <w:hyperlink r:id="rId52">
               <w:r>
                 <w:rPr>
                   <w:color w:val="0a6160"/>
@@ -4938,7 +4948,7 @@
               </w:rPr>
               <w:t xml:space="preserve">. For information on your personalised premiums and premium support, you may access the</w:t>
             </w:r>
-            <w:hyperlink r:id="rId52">
+            <w:hyperlink r:id="rId53">
               <w:r>
                 <w:rPr>
                   <w:color w:val="262626"/>
@@ -4947,7 +4957,7 @@
                 <w:t xml:space="preserve"> </w:t>
               </w:r>
             </w:hyperlink>
-            <w:hyperlink r:id="rId53">
+            <w:hyperlink r:id="rId54">
               <w:r>
                 <w:rPr>
                   <w:color w:val="0a6160"/>
@@ -5023,7 +5033,7 @@
               <w:spacing w:line="240" w:lineRule="auto"/>
               <w:rPr/>
             </w:pPr>
-            <w:hyperlink r:id="rId54">
+            <w:hyperlink r:id="rId55">
               <w:r>
                 <w:rPr>
                   <w:color w:val="1155cc"/>
@@ -5167,7 +5177,7 @@
               </w:rPr>
               <w:t xml:space="preserve">You may refer to the</w:t>
             </w:r>
-            <w:hyperlink r:id="rId55">
+            <w:hyperlink r:id="rId56">
               <w:r>
                 <w:rPr>
                   <w:color w:val="262626"/>
@@ -5176,7 +5186,7 @@
                 <w:t xml:space="preserve"> </w:t>
               </w:r>
             </w:hyperlink>
-            <w:hyperlink r:id="rId56">
+            <w:hyperlink r:id="rId57">
               <w:r>
                 <w:rPr>
                   <w:color w:val="0a6160"/>
@@ -5193,7 +5203,7 @@
               </w:rPr>
               <w:t xml:space="preserve"> for more information. For information on your personalised premiums and premium support, you may access the</w:t>
             </w:r>
-            <w:hyperlink r:id="rId57">
+            <w:hyperlink r:id="rId58">
               <w:r>
                 <w:rPr>
                   <w:color w:val="262626"/>
@@ -5202,7 +5212,7 @@
                 <w:t xml:space="preserve"> </w:t>
               </w:r>
             </w:hyperlink>
-            <w:hyperlink r:id="rId58">
+            <w:hyperlink r:id="rId59">
               <w:r>
                 <w:rPr>
                   <w:color w:val="0a6160"/>
@@ -5321,7 +5331,7 @@
               <w:spacing w:line="240" w:lineRule="auto"/>
               <w:rPr/>
             </w:pPr>
-            <w:hyperlink r:id="rId59">
+            <w:hyperlink r:id="rId60">
               <w:r>
                 <w:rPr>
                   <w:color w:val="1155cc"/>
@@ -5469,7 +5479,7 @@
               <w:spacing w:line="240" w:lineRule="auto"/>
               <w:rPr/>
             </w:pPr>
-            <w:hyperlink r:id="rId60">
+            <w:hyperlink r:id="rId61">
               <w:r>
                 <w:rPr>
                   <w:color w:val="1155cc"/>
@@ -5547,7 +5557,7 @@
               </w:rPr>
               <w:t xml:space="preserve">As premiums increase with age, please check your personalised premium payable using the</w:t>
             </w:r>
-            <w:hyperlink r:id="rId61">
+            <w:hyperlink r:id="rId62">
               <w:r>
                 <w:rPr>
                   <w:color w:val="262626"/>
@@ -5556,7 +5566,7 @@
                 <w:t xml:space="preserve"> </w:t>
               </w:r>
             </w:hyperlink>
-            <w:hyperlink r:id="rId62">
+            <w:hyperlink r:id="rId63">
               <w:r>
                 <w:rPr>
                   <w:color w:val="0a6160"/>
@@ -5643,7 +5653,7 @@
               <w:spacing w:line="240" w:lineRule="auto"/>
               <w:rPr/>
             </w:pPr>
-            <w:hyperlink r:id="rId63">
+            <w:hyperlink r:id="rId64">
               <w:r>
                 <w:rPr>
                   <w:color w:val="1155cc"/>
@@ -5793,7 +5803,7 @@
               <w:spacing w:line="240" w:lineRule="auto"/>
               <w:rPr/>
             </w:pPr>
-            <w:hyperlink r:id="rId64">
+            <w:hyperlink r:id="rId65">
               <w:r>
                 <w:rPr>
                   <w:color w:val="1155cc"/>
@@ -5846,21 +5856,17 @@
             <w:pPr>
               <w:numPr>
                 <w:ilvl w:val="0"/>
-                <w:numId w:val="10"/>
+                <w:numId w:val="2"/>
               </w:numPr>
               <w:pBdr>
-                <w:top w:color="auto" w:space="3" w:sz="0" w:val="none"/>
-                <w:bottom w:color="auto" w:space="3" w:sz="0" w:val="none"/>
-                <w:right w:color="auto" w:space="0" w:sz="0" w:val="none"/>
-                <w:between w:color="auto" w:space="3" w:sz="0" w:val="none"/>
+                <w:top w:color="000000" w:space="3" w:sz="0" w:val="none"/>
+                <w:bottom w:color="000000" w:space="3" w:sz="0" w:val="none"/>
+                <w:right w:color="000000" w:space="0" w:sz="0" w:val="none"/>
+                <w:between w:color="000000" w:space="3" w:sz="0" w:val="none"/>
               </w:pBdr>
               <w:spacing w:line="240" w:lineRule="auto"/>
               <w:ind w:left="720" w:hanging="360"/>
-              <w:rPr>
-                <w:rFonts w:ascii="Arial" w:cs="Arial" w:eastAsia="Arial" w:hAnsi="Arial"/>
-                <w:sz w:val="22"/>
-                <w:szCs w:val="22"/>
-              </w:rPr>
+              <w:rPr/>
             </w:pPr>
             <w:r>
               <w:rPr>
@@ -5868,27 +5874,28 @@
                 <w:rtl w:val="0"/>
               </w:rPr>
               <w:t xml:space="preserve">Previously opted out from ElderShield or did not qualify to join ElderShield</w:t>
+            </w:r>
+            <w:r>
+              <w:rPr>
+                <w:rtl w:val="0"/>
+              </w:rPr>
             </w:r>
           </w:p>
           <w:p>
             <w:pPr>
               <w:numPr>
                 <w:ilvl w:val="0"/>
-                <w:numId w:val="10"/>
+                <w:numId w:val="2"/>
               </w:numPr>
               <w:pBdr>
-                <w:top w:color="auto" w:space="3" w:sz="0" w:val="none"/>
-                <w:bottom w:color="auto" w:space="3" w:sz="0" w:val="none"/>
-                <w:right w:color="auto" w:space="0" w:sz="0" w:val="none"/>
-                <w:between w:color="auto" w:space="3" w:sz="0" w:val="none"/>
+                <w:top w:color="000000" w:space="3" w:sz="0" w:val="none"/>
+                <w:bottom w:color="000000" w:space="3" w:sz="0" w:val="none"/>
+                <w:right w:color="000000" w:space="0" w:sz="0" w:val="none"/>
+                <w:between w:color="000000" w:space="3" w:sz="0" w:val="none"/>
               </w:pBdr>
               <w:spacing w:line="240" w:lineRule="auto"/>
               <w:ind w:left="720" w:hanging="360"/>
-              <w:rPr>
-                <w:rFonts w:ascii="Arial" w:cs="Arial" w:eastAsia="Arial" w:hAnsi="Arial"/>
-                <w:sz w:val="22"/>
-                <w:szCs w:val="22"/>
-              </w:rPr>
+              <w:rPr/>
             </w:pPr>
             <w:r>
               <w:rPr>
@@ -5897,6 +5904,11 @@
               </w:rPr>
               <w:t xml:space="preserve">Are currently covered under ElderShield and wish to upgrade to CareShield Life </w:t>
             </w:r>
+            <w:r>
+              <w:rPr>
+                <w:rtl w:val="0"/>
+              </w:rPr>
+            </w:r>
           </w:p>
           <w:p>
             <w:pPr>
@@ -5913,7 +5925,7 @@
               </w:rPr>
               <w:t xml:space="preserve">To join or upgrade to CareShield Life, you can apply via</w:t>
             </w:r>
-            <w:hyperlink r:id="rId65">
+            <w:hyperlink r:id="rId66">
               <w:r>
                 <w:rPr>
                   <w:color w:val="262626"/>
@@ -5922,7 +5934,7 @@
                 <w:t xml:space="preserve"> </w:t>
               </w:r>
             </w:hyperlink>
-            <w:hyperlink r:id="rId66">
+            <w:hyperlink r:id="rId67">
               <w:r>
                 <w:rPr>
                   <w:color w:val="0a6160"/>
@@ -5971,7 +5983,7 @@
               </w:rPr>
               <w:t xml:space="preserve">For information on your personalised premiums and premium support, you can access the</w:t>
             </w:r>
-            <w:hyperlink r:id="rId67">
+            <w:hyperlink r:id="rId68">
               <w:r>
                 <w:rPr>
                   <w:color w:val="262626"/>
@@ -5980,7 +5992,7 @@
                 <w:t xml:space="preserve"> </w:t>
               </w:r>
             </w:hyperlink>
-            <w:hyperlink r:id="rId68">
+            <w:hyperlink r:id="rId69">
               <w:r>
                 <w:rPr>
                   <w:color w:val="0a6160"/>
@@ -6067,7 +6079,7 @@
               <w:spacing w:line="240" w:lineRule="auto"/>
               <w:rPr/>
             </w:pPr>
-            <w:hyperlink r:id="rId69">
+            <w:hyperlink r:id="rId70">
               <w:r>
                 <w:rPr>
                   <w:color w:val="1155cc"/>
@@ -6120,21 +6132,17 @@
             <w:pPr>
               <w:numPr>
                 <w:ilvl w:val="0"/>
-                <w:numId w:val="5"/>
+                <w:numId w:val="10"/>
               </w:numPr>
               <w:pBdr>
-                <w:top w:color="auto" w:space="3" w:sz="0" w:val="none"/>
-                <w:bottom w:color="auto" w:space="3" w:sz="0" w:val="none"/>
-                <w:right w:color="auto" w:space="0" w:sz="0" w:val="none"/>
-                <w:between w:color="auto" w:space="3" w:sz="0" w:val="none"/>
+                <w:top w:color="000000" w:space="3" w:sz="0" w:val="none"/>
+                <w:bottom w:color="000000" w:space="3" w:sz="0" w:val="none"/>
+                <w:right w:color="000000" w:space="0" w:sz="0" w:val="none"/>
+                <w:between w:color="000000" w:space="3" w:sz="0" w:val="none"/>
               </w:pBdr>
-              <w:spacing w:after="0" w:afterAutospacing="0" w:line="240" w:lineRule="auto"/>
+              <w:spacing w:after="0" w:line="240" w:lineRule="auto"/>
               <w:ind w:left="720" w:hanging="360"/>
-              <w:rPr>
-                <w:rFonts w:ascii="Arial" w:cs="Arial" w:eastAsia="Arial" w:hAnsi="Arial"/>
-                <w:sz w:val="22"/>
-                <w:szCs w:val="22"/>
-              </w:rPr>
+              <w:rPr/>
             </w:pPr>
             <w:r>
               <w:rPr>
@@ -6142,27 +6150,28 @@
                 <w:rtl w:val="0"/>
               </w:rPr>
               <w:t xml:space="preserve">Opening a CPF account by making a top-up to your MediSave Account  </w:t>
+            </w:r>
+            <w:r>
+              <w:rPr>
+                <w:rtl w:val="0"/>
+              </w:rPr>
             </w:r>
           </w:p>
           <w:p>
             <w:pPr>
               <w:numPr>
                 <w:ilvl w:val="0"/>
-                <w:numId w:val="5"/>
+                <w:numId w:val="10"/>
               </w:numPr>
               <w:pBdr>
-                <w:top w:color="auto" w:space="3" w:sz="0" w:val="none"/>
-                <w:bottom w:color="auto" w:space="3" w:sz="0" w:val="none"/>
-                <w:right w:color="auto" w:space="0" w:sz="0" w:val="none"/>
-                <w:between w:color="auto" w:space="3" w:sz="0" w:val="none"/>
+                <w:top w:color="000000" w:space="3" w:sz="0" w:val="none"/>
+                <w:bottom w:color="000000" w:space="3" w:sz="0" w:val="none"/>
+                <w:right w:color="000000" w:space="0" w:sz="0" w:val="none"/>
+                <w:between w:color="000000" w:space="3" w:sz="0" w:val="none"/>
               </w:pBdr>
               <w:spacing w:after="360" w:line="240" w:lineRule="auto"/>
               <w:ind w:left="720" w:hanging="360"/>
-              <w:rPr>
-                <w:rFonts w:ascii="Arial" w:cs="Arial" w:eastAsia="Arial" w:hAnsi="Arial"/>
-                <w:sz w:val="22"/>
-                <w:szCs w:val="22"/>
-              </w:rPr>
+              <w:rPr/>
             </w:pPr>
             <w:r>
               <w:rPr>
@@ -6171,7 +6180,7 @@
               </w:rPr>
               <w:t xml:space="preserve">A family member* can apply to take over as your premium payer using his/her MediSave savings. To do so, he/she may visit the</w:t>
             </w:r>
-            <w:hyperlink r:id="rId70">
+            <w:hyperlink r:id="rId71">
               <w:r>
                 <w:rPr>
                   <w:color w:val="262626"/>
@@ -6180,7 +6189,7 @@
                 <w:t xml:space="preserve"> </w:t>
               </w:r>
             </w:hyperlink>
-            <w:hyperlink r:id="rId71">
+            <w:hyperlink r:id="rId72">
               <w:r>
                 <w:rPr>
                   <w:color w:val="0a6160"/>
@@ -6197,6 +6206,11 @@
               </w:rPr>
               <w:t xml:space="preserve"> and log in using his/her own Singpass to complete the "Change Premium Payer" transaction. </w:t>
             </w:r>
+            <w:r>
+              <w:rPr>
+                <w:rtl w:val="0"/>
+              </w:rPr>
+            </w:r>
           </w:p>
           <w:p>
             <w:pPr>
@@ -6283,7 +6297,7 @@
               <w:spacing w:line="240" w:lineRule="auto"/>
               <w:rPr/>
             </w:pPr>
-            <w:hyperlink r:id="rId72">
+            <w:hyperlink r:id="rId73">
               <w:r>
                 <w:rPr>
                   <w:color w:val="1155cc"/>
@@ -6331,7 +6345,7 @@
               </w:rPr>
               <w:t xml:space="preserve">Premium rebates are dependent on the recommendations of the</w:t>
             </w:r>
-            <w:hyperlink r:id="rId73">
+            <w:hyperlink r:id="rId74">
               <w:r>
                 <w:rPr>
                   <w:color w:val="262626"/>
@@ -6340,7 +6354,7 @@
                 <w:t xml:space="preserve"> </w:t>
               </w:r>
             </w:hyperlink>
-            <w:hyperlink r:id="rId74">
+            <w:hyperlink r:id="rId75">
               <w:r>
                 <w:rPr>
                   <w:color w:val="0a6160"/>
@@ -6459,7 +6473,7 @@
               <w:spacing w:line="240" w:lineRule="auto"/>
               <w:rPr/>
             </w:pPr>
-            <w:hyperlink r:id="rId75">
+            <w:hyperlink r:id="rId76">
               <w:r>
                 <w:rPr>
                   <w:color w:val="1155cc"/>
@@ -6539,7 +6553,7 @@
               </w:rPr>
               <w:t xml:space="preserve">If you need further assistance, please contact Agency for Integrated Care (AIC) at 1800 650 6060 or submit an enquiry via "</w:t>
             </w:r>
-            <w:hyperlink r:id="rId76">
+            <w:hyperlink r:id="rId77">
               <w:r>
                 <w:rPr>
                   <w:color w:val="0a6160"/>
@@ -6626,7 +6640,7 @@
               <w:spacing w:line="240" w:lineRule="auto"/>
               <w:rPr/>
             </w:pPr>
-            <w:hyperlink r:id="rId77">
+            <w:hyperlink r:id="rId78">
               <w:r>
                 <w:rPr>
                   <w:color w:val="1155cc"/>
@@ -6808,7 +6822,7 @@
               <w:spacing w:line="240" w:lineRule="auto"/>
               <w:rPr/>
             </w:pPr>
-            <w:hyperlink r:id="rId78">
+            <w:hyperlink r:id="rId79">
               <w:r>
                 <w:rPr>
                   <w:color w:val="1155cc"/>
@@ -6857,7 +6871,7 @@
               </w:rPr>
               <w:t xml:space="preserve">You can view the status of your CareShield Life application through </w:t>
             </w:r>
-            <w:hyperlink r:id="rId79">
+            <w:hyperlink r:id="rId80">
               <w:r>
                 <w:rPr>
                   <w:color w:val="0a6160"/>
@@ -6946,7 +6960,7 @@
               <w:spacing w:line="240" w:lineRule="auto"/>
               <w:rPr/>
             </w:pPr>
-            <w:hyperlink r:id="rId80">
+            <w:hyperlink r:id="rId81">
               <w:r>
                 <w:rPr>
                   <w:color w:val="1155cc"/>
@@ -7085,7 +7099,7 @@
               <w:spacing w:line="240" w:lineRule="auto"/>
               <w:rPr/>
             </w:pPr>
-            <w:hyperlink r:id="rId81">
+            <w:hyperlink r:id="rId82">
               <w:r>
                 <w:rPr>
                   <w:color w:val="1155cc"/>
@@ -7196,7 +7210,7 @@
               <w:spacing w:line="240" w:lineRule="auto"/>
               <w:rPr/>
             </w:pPr>
-            <w:hyperlink r:id="rId82">
+            <w:hyperlink r:id="rId83">
               <w:r>
                 <w:rPr>
                   <w:color w:val="1155cc"/>
@@ -7346,7 +7360,7 @@
               <w:spacing w:line="240" w:lineRule="auto"/>
               <w:rPr/>
             </w:pPr>
-            <w:hyperlink r:id="rId83">
+            <w:hyperlink r:id="rId84">
               <w:r>
                 <w:rPr>
                   <w:color w:val="1155cc"/>
@@ -7495,7 +7509,7 @@
               <w:spacing w:line="240" w:lineRule="auto"/>
               <w:rPr/>
             </w:pPr>
-            <w:hyperlink r:id="rId84">
+            <w:hyperlink r:id="rId85">
               <w:r>
                 <w:rPr>
                   <w:color w:val="1155cc"/>
@@ -7634,7 +7648,7 @@
               <w:spacing w:line="240" w:lineRule="auto"/>
               <w:rPr/>
             </w:pPr>
-            <w:hyperlink r:id="rId85">
+            <w:hyperlink r:id="rId86">
               <w:r>
                 <w:rPr>
                   <w:color w:val="1155cc"/>
@@ -7745,7 +7759,7 @@
               <w:spacing w:line="240" w:lineRule="auto"/>
               <w:rPr/>
             </w:pPr>
-            <w:hyperlink r:id="rId86">
+            <w:hyperlink r:id="rId87">
               <w:r>
                 <w:rPr>
                   <w:color w:val="1155cc"/>
@@ -7825,7 +7839,7 @@
               </w:rPr>
               <w:t xml:space="preserve">You may view the status of your application via</w:t>
             </w:r>
-            <w:hyperlink r:id="rId87">
+            <w:hyperlink r:id="rId88">
               <w:r>
                 <w:rPr>
                   <w:color w:val="262626"/>
@@ -7834,7 +7848,7 @@
                 <w:t xml:space="preserve"> </w:t>
               </w:r>
             </w:hyperlink>
-            <w:hyperlink r:id="rId88">
+            <w:hyperlink r:id="rId89">
               <w:r>
                 <w:rPr>
                   <w:color w:val="0a6160"/>
@@ -7921,7 +7935,7 @@
               <w:spacing w:line="240" w:lineRule="auto"/>
               <w:rPr/>
             </w:pPr>
-            <w:hyperlink r:id="rId89">
+            <w:hyperlink r:id="rId90">
               <w:r>
                 <w:rPr>
                   <w:color w:val="1155cc"/>
@@ -8074,11 +8088,11 @@
                 <w:p>
                   <w:pPr>
                     <w:pBdr>
-                      <w:top w:color="auto" w:space="0" w:sz="0" w:val="none"/>
-                      <w:left w:color="auto" w:space="0" w:sz="0" w:val="none"/>
-                      <w:bottom w:color="auto" w:space="0" w:sz="0" w:val="none"/>
-                      <w:right w:color="auto" w:space="0" w:sz="0" w:val="none"/>
-                      <w:between w:color="auto" w:space="0" w:sz="0" w:val="none"/>
+                      <w:top w:color="000000" w:space="0" w:sz="0" w:val="none"/>
+                      <w:left w:color="000000" w:space="0" w:sz="0" w:val="none"/>
+                      <w:bottom w:color="000000" w:space="0" w:sz="0" w:val="none"/>
+                      <w:right w:color="000000" w:space="0" w:sz="0" w:val="none"/>
+                      <w:between w:color="000000" w:space="0" w:sz="0" w:val="none"/>
                     </w:pBdr>
                     <w:spacing w:after="360" w:line="360" w:lineRule="auto"/>
                     <w:jc w:val="center"/>
@@ -8118,11 +8132,11 @@
                 <w:p>
                   <w:pPr>
                     <w:pBdr>
-                      <w:top w:color="auto" w:space="0" w:sz="0" w:val="none"/>
-                      <w:left w:color="auto" w:space="0" w:sz="0" w:val="none"/>
-                      <w:bottom w:color="auto" w:space="0" w:sz="0" w:val="none"/>
-                      <w:right w:color="auto" w:space="0" w:sz="0" w:val="none"/>
-                      <w:between w:color="auto" w:space="0" w:sz="0" w:val="none"/>
+                      <w:top w:color="000000" w:space="0" w:sz="0" w:val="none"/>
+                      <w:left w:color="000000" w:space="0" w:sz="0" w:val="none"/>
+                      <w:bottom w:color="000000" w:space="0" w:sz="0" w:val="none"/>
+                      <w:right w:color="000000" w:space="0" w:sz="0" w:val="none"/>
+                      <w:between w:color="000000" w:space="0" w:sz="0" w:val="none"/>
                     </w:pBdr>
                     <w:spacing w:after="360" w:line="360" w:lineRule="auto"/>
                     <w:jc w:val="center"/>
@@ -8162,11 +8176,11 @@
                 <w:p>
                   <w:pPr>
                     <w:pBdr>
-                      <w:top w:color="auto" w:space="0" w:sz="0" w:val="none"/>
-                      <w:left w:color="auto" w:space="0" w:sz="0" w:val="none"/>
-                      <w:bottom w:color="auto" w:space="0" w:sz="0" w:val="none"/>
-                      <w:right w:color="auto" w:space="0" w:sz="0" w:val="none"/>
-                      <w:between w:color="auto" w:space="0" w:sz="0" w:val="none"/>
+                      <w:top w:color="000000" w:space="0" w:sz="0" w:val="none"/>
+                      <w:left w:color="000000" w:space="0" w:sz="0" w:val="none"/>
+                      <w:bottom w:color="000000" w:space="0" w:sz="0" w:val="none"/>
+                      <w:right w:color="000000" w:space="0" w:sz="0" w:val="none"/>
+                      <w:between w:color="000000" w:space="0" w:sz="0" w:val="none"/>
                     </w:pBdr>
                     <w:spacing w:after="360" w:line="360" w:lineRule="auto"/>
                     <w:jc w:val="center"/>
@@ -8206,11 +8220,11 @@
                 <w:p>
                   <w:pPr>
                     <w:pBdr>
-                      <w:top w:color="auto" w:space="0" w:sz="0" w:val="none"/>
-                      <w:left w:color="auto" w:space="0" w:sz="0" w:val="none"/>
-                      <w:bottom w:color="auto" w:space="0" w:sz="0" w:val="none"/>
-                      <w:right w:color="auto" w:space="0" w:sz="0" w:val="none"/>
-                      <w:between w:color="auto" w:space="0" w:sz="0" w:val="none"/>
+                      <w:top w:color="000000" w:space="0" w:sz="0" w:val="none"/>
+                      <w:left w:color="000000" w:space="0" w:sz="0" w:val="none"/>
+                      <w:bottom w:color="000000" w:space="0" w:sz="0" w:val="none"/>
+                      <w:right w:color="000000" w:space="0" w:sz="0" w:val="none"/>
+                      <w:between w:color="000000" w:space="0" w:sz="0" w:val="none"/>
                     </w:pBdr>
                     <w:spacing w:after="360" w:line="360" w:lineRule="auto"/>
                     <w:jc w:val="center"/>
@@ -8257,11 +8271,11 @@
                 <w:p>
                   <w:pPr>
                     <w:pBdr>
-                      <w:top w:color="auto" w:space="0" w:sz="0" w:val="none"/>
-                      <w:left w:color="auto" w:space="0" w:sz="0" w:val="none"/>
-                      <w:bottom w:color="auto" w:space="0" w:sz="0" w:val="none"/>
-                      <w:right w:color="auto" w:space="0" w:sz="0" w:val="none"/>
-                      <w:between w:color="auto" w:space="0" w:sz="0" w:val="none"/>
+                      <w:top w:color="000000" w:space="0" w:sz="0" w:val="none"/>
+                      <w:left w:color="000000" w:space="0" w:sz="0" w:val="none"/>
+                      <w:bottom w:color="000000" w:space="0" w:sz="0" w:val="none"/>
+                      <w:right w:color="000000" w:space="0" w:sz="0" w:val="none"/>
+                      <w:between w:color="000000" w:space="0" w:sz="0" w:val="none"/>
                     </w:pBdr>
                     <w:spacing w:after="360" w:line="360" w:lineRule="auto"/>
                     <w:jc w:val="center"/>
@@ -8297,11 +8311,11 @@
                 <w:p>
                   <w:pPr>
                     <w:pBdr>
-                      <w:top w:color="auto" w:space="0" w:sz="0" w:val="none"/>
-                      <w:left w:color="auto" w:space="0" w:sz="0" w:val="none"/>
-                      <w:bottom w:color="auto" w:space="0" w:sz="0" w:val="none"/>
-                      <w:right w:color="auto" w:space="0" w:sz="0" w:val="none"/>
-                      <w:between w:color="auto" w:space="0" w:sz="0" w:val="none"/>
+                      <w:top w:color="000000" w:space="0" w:sz="0" w:val="none"/>
+                      <w:left w:color="000000" w:space="0" w:sz="0" w:val="none"/>
+                      <w:bottom w:color="000000" w:space="0" w:sz="0" w:val="none"/>
+                      <w:right w:color="000000" w:space="0" w:sz="0" w:val="none"/>
+                      <w:between w:color="000000" w:space="0" w:sz="0" w:val="none"/>
                     </w:pBdr>
                     <w:spacing w:after="360" w:line="360" w:lineRule="auto"/>
                     <w:jc w:val="center"/>
@@ -8338,11 +8352,11 @@
                 <w:p>
                   <w:pPr>
                     <w:pBdr>
-                      <w:top w:color="auto" w:space="0" w:sz="0" w:val="none"/>
-                      <w:left w:color="auto" w:space="0" w:sz="0" w:val="none"/>
-                      <w:bottom w:color="auto" w:space="0" w:sz="0" w:val="none"/>
-                      <w:right w:color="auto" w:space="0" w:sz="0" w:val="none"/>
-                      <w:between w:color="auto" w:space="0" w:sz="0" w:val="none"/>
+                      <w:top w:color="000000" w:space="0" w:sz="0" w:val="none"/>
+                      <w:left w:color="000000" w:space="0" w:sz="0" w:val="none"/>
+                      <w:bottom w:color="000000" w:space="0" w:sz="0" w:val="none"/>
+                      <w:right w:color="000000" w:space="0" w:sz="0" w:val="none"/>
+                      <w:between w:color="000000" w:space="0" w:sz="0" w:val="none"/>
                     </w:pBdr>
                     <w:spacing w:after="360" w:line="360" w:lineRule="auto"/>
                     <w:jc w:val="center"/>
@@ -8378,11 +8392,11 @@
                 <w:p>
                   <w:pPr>
                     <w:pBdr>
-                      <w:top w:color="auto" w:space="0" w:sz="0" w:val="none"/>
-                      <w:left w:color="auto" w:space="0" w:sz="0" w:val="none"/>
-                      <w:bottom w:color="auto" w:space="0" w:sz="0" w:val="none"/>
-                      <w:right w:color="auto" w:space="0" w:sz="0" w:val="none"/>
-                      <w:between w:color="auto" w:space="0" w:sz="0" w:val="none"/>
+                      <w:top w:color="000000" w:space="0" w:sz="0" w:val="none"/>
+                      <w:left w:color="000000" w:space="0" w:sz="0" w:val="none"/>
+                      <w:bottom w:color="000000" w:space="0" w:sz="0" w:val="none"/>
+                      <w:right w:color="000000" w:space="0" w:sz="0" w:val="none"/>
+                      <w:between w:color="000000" w:space="0" w:sz="0" w:val="none"/>
                     </w:pBdr>
                     <w:spacing w:after="360" w:line="360" w:lineRule="auto"/>
                     <w:jc w:val="center"/>
@@ -8425,11 +8439,11 @@
                 <w:p>
                   <w:pPr>
                     <w:pBdr>
-                      <w:top w:color="auto" w:space="0" w:sz="0" w:val="none"/>
-                      <w:left w:color="auto" w:space="0" w:sz="0" w:val="none"/>
-                      <w:bottom w:color="auto" w:space="0" w:sz="0" w:val="none"/>
-                      <w:right w:color="auto" w:space="0" w:sz="0" w:val="none"/>
-                      <w:between w:color="auto" w:space="0" w:sz="0" w:val="none"/>
+                      <w:top w:color="000000" w:space="0" w:sz="0" w:val="none"/>
+                      <w:left w:color="000000" w:space="0" w:sz="0" w:val="none"/>
+                      <w:bottom w:color="000000" w:space="0" w:sz="0" w:val="none"/>
+                      <w:right w:color="000000" w:space="0" w:sz="0" w:val="none"/>
+                      <w:between w:color="000000" w:space="0" w:sz="0" w:val="none"/>
                     </w:pBdr>
                     <w:spacing w:after="360" w:line="360" w:lineRule="auto"/>
                     <w:jc w:val="center"/>
@@ -8465,11 +8479,11 @@
                 <w:p>
                   <w:pPr>
                     <w:pBdr>
-                      <w:top w:color="auto" w:space="0" w:sz="0" w:val="none"/>
-                      <w:left w:color="auto" w:space="0" w:sz="0" w:val="none"/>
-                      <w:bottom w:color="auto" w:space="0" w:sz="0" w:val="none"/>
-                      <w:right w:color="auto" w:space="0" w:sz="0" w:val="none"/>
-                      <w:between w:color="auto" w:space="0" w:sz="0" w:val="none"/>
+                      <w:top w:color="000000" w:space="0" w:sz="0" w:val="none"/>
+                      <w:left w:color="000000" w:space="0" w:sz="0" w:val="none"/>
+                      <w:bottom w:color="000000" w:space="0" w:sz="0" w:val="none"/>
+                      <w:right w:color="000000" w:space="0" w:sz="0" w:val="none"/>
+                      <w:between w:color="000000" w:space="0" w:sz="0" w:val="none"/>
                     </w:pBdr>
                     <w:spacing w:after="360" w:line="360" w:lineRule="auto"/>
                     <w:jc w:val="center"/>
@@ -8495,7 +8509,6 @@
                     <w:bottom w:color="000000" w:space="0" w:sz="0" w:val="nil"/>
                     <w:right w:color="000000" w:space="0" w:sz="0" w:val="nil"/>
                   </w:tcBorders>
-                  <w:shd w:fill="auto" w:val="clear"/>
                   <w:tcMar>
                     <w:top w:w="100.0" w:type="dxa"/>
                     <w:left w:w="100.0" w:type="dxa"/>
@@ -8506,7 +8519,21 @@
                 </w:tcPr>
                 <w:p>
                   <w:pPr>
-                    <w:spacing w:after="360" w:line="240" w:lineRule="auto"/>
+                    <w:keepNext w:val="0"/>
+                    <w:keepLines w:val="0"/>
+                    <w:pageBreakBefore w:val="0"/>
+                    <w:widowControl w:val="0"/>
+                    <w:pBdr>
+                      <w:top w:space="0" w:sz="0" w:val="nil"/>
+                      <w:left w:space="0" w:sz="0" w:val="nil"/>
+                      <w:bottom w:space="0" w:sz="0" w:val="nil"/>
+                      <w:right w:space="0" w:sz="0" w:val="nil"/>
+                      <w:between w:space="0" w:sz="0" w:val="nil"/>
+                    </w:pBdr>
+                    <w:shd w:fill="auto" w:val="clear"/>
+                    <w:spacing w:after="0" w:before="0" w:line="276" w:lineRule="auto"/>
+                    <w:ind w:left="0" w:right="0" w:firstLine="0"/>
+                    <w:jc w:val="left"/>
                     <w:rPr>
                       <w:color w:val="262626"/>
                     </w:rPr>
@@ -8538,11 +8565,11 @@
                 <w:p>
                   <w:pPr>
                     <w:pBdr>
-                      <w:top w:color="auto" w:space="0" w:sz="0" w:val="none"/>
-                      <w:left w:color="auto" w:space="0" w:sz="0" w:val="none"/>
-                      <w:bottom w:color="auto" w:space="0" w:sz="0" w:val="none"/>
-                      <w:right w:color="auto" w:space="0" w:sz="0" w:val="none"/>
-                      <w:between w:color="auto" w:space="0" w:sz="0" w:val="none"/>
+                      <w:top w:color="000000" w:space="0" w:sz="0" w:val="none"/>
+                      <w:left w:color="000000" w:space="0" w:sz="0" w:val="none"/>
+                      <w:bottom w:color="000000" w:space="0" w:sz="0" w:val="none"/>
+                      <w:right w:color="000000" w:space="0" w:sz="0" w:val="none"/>
+                      <w:between w:color="000000" w:space="0" w:sz="0" w:val="none"/>
                     </w:pBdr>
                     <w:spacing w:after="360" w:line="360" w:lineRule="auto"/>
                     <w:jc w:val="center"/>
@@ -8586,11 +8613,11 @@
                 <w:p>
                   <w:pPr>
                     <w:pBdr>
-                      <w:top w:color="auto" w:space="0" w:sz="0" w:val="none"/>
-                      <w:left w:color="auto" w:space="0" w:sz="0" w:val="none"/>
-                      <w:bottom w:color="auto" w:space="0" w:sz="0" w:val="none"/>
-                      <w:right w:color="auto" w:space="0" w:sz="0" w:val="none"/>
-                      <w:between w:color="auto" w:space="0" w:sz="0" w:val="none"/>
+                      <w:top w:color="000000" w:space="0" w:sz="0" w:val="none"/>
+                      <w:left w:color="000000" w:space="0" w:sz="0" w:val="none"/>
+                      <w:bottom w:color="000000" w:space="0" w:sz="0" w:val="none"/>
+                      <w:right w:color="000000" w:space="0" w:sz="0" w:val="none"/>
+                      <w:between w:color="000000" w:space="0" w:sz="0" w:val="none"/>
                     </w:pBdr>
                     <w:spacing w:after="360" w:line="360" w:lineRule="auto"/>
                     <w:jc w:val="center"/>
@@ -8627,11 +8654,11 @@
                 <w:p>
                   <w:pPr>
                     <w:pBdr>
-                      <w:top w:color="auto" w:space="0" w:sz="0" w:val="none"/>
-                      <w:left w:color="auto" w:space="0" w:sz="0" w:val="none"/>
-                      <w:bottom w:color="auto" w:space="0" w:sz="0" w:val="none"/>
-                      <w:right w:color="auto" w:space="0" w:sz="0" w:val="none"/>
-                      <w:between w:color="auto" w:space="0" w:sz="0" w:val="none"/>
+                      <w:top w:color="000000" w:space="0" w:sz="0" w:val="none"/>
+                      <w:left w:color="000000" w:space="0" w:sz="0" w:val="none"/>
+                      <w:bottom w:color="000000" w:space="0" w:sz="0" w:val="none"/>
+                      <w:right w:color="000000" w:space="0" w:sz="0" w:val="none"/>
+                      <w:between w:color="000000" w:space="0" w:sz="0" w:val="none"/>
                     </w:pBdr>
                     <w:spacing w:after="360" w:line="360" w:lineRule="auto"/>
                     <w:jc w:val="center"/>
@@ -8657,7 +8684,6 @@
                     <w:bottom w:color="000000" w:space="0" w:sz="0" w:val="nil"/>
                     <w:right w:color="000000" w:space="0" w:sz="0" w:val="nil"/>
                   </w:tcBorders>
-                  <w:shd w:fill="auto" w:val="clear"/>
                   <w:tcMar>
                     <w:top w:w="100.0" w:type="dxa"/>
                     <w:left w:w="100.0" w:type="dxa"/>
@@ -8668,7 +8694,21 @@
                 </w:tcPr>
                 <w:p>
                   <w:pPr>
-                    <w:spacing w:after="360" w:line="240" w:lineRule="auto"/>
+                    <w:keepNext w:val="0"/>
+                    <w:keepLines w:val="0"/>
+                    <w:pageBreakBefore w:val="0"/>
+                    <w:widowControl w:val="0"/>
+                    <w:pBdr>
+                      <w:top w:space="0" w:sz="0" w:val="nil"/>
+                      <w:left w:space="0" w:sz="0" w:val="nil"/>
+                      <w:bottom w:space="0" w:sz="0" w:val="nil"/>
+                      <w:right w:space="0" w:sz="0" w:val="nil"/>
+                      <w:between w:space="0" w:sz="0" w:val="nil"/>
+                    </w:pBdr>
+                    <w:shd w:fill="auto" w:val="clear"/>
+                    <w:spacing w:after="0" w:before="0" w:line="276" w:lineRule="auto"/>
+                    <w:ind w:left="0" w:right="0" w:firstLine="0"/>
+                    <w:jc w:val="left"/>
                     <w:rPr>
                       <w:color w:val="262626"/>
                     </w:rPr>
@@ -8700,11 +8740,11 @@
                 <w:p>
                   <w:pPr>
                     <w:pBdr>
-                      <w:top w:color="auto" w:space="0" w:sz="0" w:val="none"/>
-                      <w:left w:color="auto" w:space="0" w:sz="0" w:val="none"/>
-                      <w:bottom w:color="auto" w:space="0" w:sz="0" w:val="none"/>
-                      <w:right w:color="auto" w:space="0" w:sz="0" w:val="none"/>
-                      <w:between w:color="auto" w:space="0" w:sz="0" w:val="none"/>
+                      <w:top w:color="000000" w:space="0" w:sz="0" w:val="none"/>
+                      <w:left w:color="000000" w:space="0" w:sz="0" w:val="none"/>
+                      <w:bottom w:color="000000" w:space="0" w:sz="0" w:val="none"/>
+                      <w:right w:color="000000" w:space="0" w:sz="0" w:val="none"/>
+                      <w:between w:color="000000" w:space="0" w:sz="0" w:val="none"/>
                     </w:pBdr>
                     <w:spacing w:after="360" w:line="360" w:lineRule="auto"/>
                     <w:jc w:val="center"/>
@@ -8748,11 +8788,11 @@
                 <w:p>
                   <w:pPr>
                     <w:pBdr>
-                      <w:top w:color="auto" w:space="0" w:sz="0" w:val="none"/>
-                      <w:left w:color="auto" w:space="0" w:sz="0" w:val="none"/>
-                      <w:bottom w:color="auto" w:space="0" w:sz="0" w:val="none"/>
-                      <w:right w:color="auto" w:space="0" w:sz="0" w:val="none"/>
-                      <w:between w:color="auto" w:space="0" w:sz="0" w:val="none"/>
+                      <w:top w:color="000000" w:space="0" w:sz="0" w:val="none"/>
+                      <w:left w:color="000000" w:space="0" w:sz="0" w:val="none"/>
+                      <w:bottom w:color="000000" w:space="0" w:sz="0" w:val="none"/>
+                      <w:right w:color="000000" w:space="0" w:sz="0" w:val="none"/>
+                      <w:between w:color="000000" w:space="0" w:sz="0" w:val="none"/>
                     </w:pBdr>
                     <w:spacing w:after="360" w:line="360" w:lineRule="auto"/>
                     <w:jc w:val="center"/>
@@ -8789,11 +8829,11 @@
                 <w:p>
                   <w:pPr>
                     <w:pBdr>
-                      <w:top w:color="auto" w:space="0" w:sz="0" w:val="none"/>
-                      <w:left w:color="auto" w:space="0" w:sz="0" w:val="none"/>
-                      <w:bottom w:color="auto" w:space="0" w:sz="0" w:val="none"/>
-                      <w:right w:color="auto" w:space="0" w:sz="0" w:val="none"/>
-                      <w:between w:color="auto" w:space="0" w:sz="0" w:val="none"/>
+                      <w:top w:color="000000" w:space="0" w:sz="0" w:val="none"/>
+                      <w:left w:color="000000" w:space="0" w:sz="0" w:val="none"/>
+                      <w:bottom w:color="000000" w:space="0" w:sz="0" w:val="none"/>
+                      <w:right w:color="000000" w:space="0" w:sz="0" w:val="none"/>
+                      <w:between w:color="000000" w:space="0" w:sz="0" w:val="none"/>
                     </w:pBdr>
                     <w:spacing w:after="360" w:line="360" w:lineRule="auto"/>
                     <w:jc w:val="center"/>
@@ -8819,7 +8859,6 @@
                     <w:bottom w:color="000000" w:space="0" w:sz="0" w:val="nil"/>
                     <w:right w:color="000000" w:space="0" w:sz="0" w:val="nil"/>
                   </w:tcBorders>
-                  <w:shd w:fill="auto" w:val="clear"/>
                   <w:tcMar>
                     <w:top w:w="100.0" w:type="dxa"/>
                     <w:left w:w="100.0" w:type="dxa"/>
@@ -8830,7 +8869,21 @@
                 </w:tcPr>
                 <w:p>
                   <w:pPr>
-                    <w:spacing w:after="360" w:line="240" w:lineRule="auto"/>
+                    <w:keepNext w:val="0"/>
+                    <w:keepLines w:val="0"/>
+                    <w:pageBreakBefore w:val="0"/>
+                    <w:widowControl w:val="0"/>
+                    <w:pBdr>
+                      <w:top w:space="0" w:sz="0" w:val="nil"/>
+                      <w:left w:space="0" w:sz="0" w:val="nil"/>
+                      <w:bottom w:space="0" w:sz="0" w:val="nil"/>
+                      <w:right w:space="0" w:sz="0" w:val="nil"/>
+                      <w:between w:space="0" w:sz="0" w:val="nil"/>
+                    </w:pBdr>
+                    <w:shd w:fill="auto" w:val="clear"/>
+                    <w:spacing w:after="0" w:before="0" w:line="276" w:lineRule="auto"/>
+                    <w:ind w:left="0" w:right="0" w:firstLine="0"/>
+                    <w:jc w:val="left"/>
                     <w:rPr>
                       <w:color w:val="262626"/>
                     </w:rPr>
@@ -8862,11 +8915,11 @@
                 <w:p>
                   <w:pPr>
                     <w:pBdr>
-                      <w:top w:color="auto" w:space="0" w:sz="0" w:val="none"/>
-                      <w:left w:color="auto" w:space="0" w:sz="0" w:val="none"/>
-                      <w:bottom w:color="auto" w:space="0" w:sz="0" w:val="none"/>
-                      <w:right w:color="auto" w:space="0" w:sz="0" w:val="none"/>
-                      <w:between w:color="auto" w:space="0" w:sz="0" w:val="none"/>
+                      <w:top w:color="000000" w:space="0" w:sz="0" w:val="none"/>
+                      <w:left w:color="000000" w:space="0" w:sz="0" w:val="none"/>
+                      <w:bottom w:color="000000" w:space="0" w:sz="0" w:val="none"/>
+                      <w:right w:color="000000" w:space="0" w:sz="0" w:val="none"/>
+                      <w:between w:color="000000" w:space="0" w:sz="0" w:val="none"/>
                     </w:pBdr>
                     <w:spacing w:after="360" w:line="360" w:lineRule="auto"/>
                     <w:jc w:val="center"/>
@@ -8911,11 +8964,11 @@
                 <w:p>
                   <w:pPr>
                     <w:pBdr>
-                      <w:top w:color="auto" w:space="0" w:sz="0" w:val="none"/>
-                      <w:left w:color="auto" w:space="0" w:sz="0" w:val="none"/>
-                      <w:bottom w:color="auto" w:space="0" w:sz="0" w:val="none"/>
-                      <w:right w:color="auto" w:space="0" w:sz="0" w:val="none"/>
-                      <w:between w:color="auto" w:space="0" w:sz="0" w:val="none"/>
+                      <w:top w:color="000000" w:space="0" w:sz="0" w:val="none"/>
+                      <w:left w:color="000000" w:space="0" w:sz="0" w:val="none"/>
+                      <w:bottom w:color="000000" w:space="0" w:sz="0" w:val="none"/>
+                      <w:right w:color="000000" w:space="0" w:sz="0" w:val="none"/>
+                      <w:between w:color="000000" w:space="0" w:sz="0" w:val="none"/>
                     </w:pBdr>
                     <w:spacing w:after="360" w:line="360" w:lineRule="auto"/>
                     <w:jc w:val="center"/>
@@ -8953,11 +9006,11 @@
                 <w:p>
                   <w:pPr>
                     <w:pBdr>
-                      <w:top w:color="auto" w:space="0" w:sz="0" w:val="none"/>
-                      <w:left w:color="auto" w:space="0" w:sz="0" w:val="none"/>
-                      <w:bottom w:color="auto" w:space="0" w:sz="0" w:val="none"/>
-                      <w:right w:color="auto" w:space="0" w:sz="0" w:val="none"/>
-                      <w:between w:color="auto" w:space="0" w:sz="0" w:val="none"/>
+                      <w:top w:color="000000" w:space="0" w:sz="0" w:val="none"/>
+                      <w:left w:color="000000" w:space="0" w:sz="0" w:val="none"/>
+                      <w:bottom w:color="000000" w:space="0" w:sz="0" w:val="none"/>
+                      <w:right w:color="000000" w:space="0" w:sz="0" w:val="none"/>
+                      <w:between w:color="000000" w:space="0" w:sz="0" w:val="none"/>
                     </w:pBdr>
                     <w:spacing w:after="360" w:line="360" w:lineRule="auto"/>
                     <w:jc w:val="center"/>
@@ -8995,11 +9048,11 @@
                 <w:p>
                   <w:pPr>
                     <w:pBdr>
-                      <w:top w:color="auto" w:space="0" w:sz="0" w:val="none"/>
-                      <w:left w:color="auto" w:space="0" w:sz="0" w:val="none"/>
-                      <w:bottom w:color="auto" w:space="0" w:sz="0" w:val="none"/>
-                      <w:right w:color="auto" w:space="0" w:sz="0" w:val="none"/>
-                      <w:between w:color="auto" w:space="0" w:sz="0" w:val="none"/>
+                      <w:top w:color="000000" w:space="0" w:sz="0" w:val="none"/>
+                      <w:left w:color="000000" w:space="0" w:sz="0" w:val="none"/>
+                      <w:bottom w:color="000000" w:space="0" w:sz="0" w:val="none"/>
+                      <w:right w:color="000000" w:space="0" w:sz="0" w:val="none"/>
+                      <w:between w:color="000000" w:space="0" w:sz="0" w:val="none"/>
                     </w:pBdr>
                     <w:spacing w:after="360" w:line="360" w:lineRule="auto"/>
                     <w:jc w:val="center"/>
@@ -9036,11 +9089,11 @@
                 <w:p>
                   <w:pPr>
                     <w:pBdr>
-                      <w:top w:color="auto" w:space="0" w:sz="0" w:val="none"/>
-                      <w:left w:color="auto" w:space="0" w:sz="0" w:val="none"/>
-                      <w:bottom w:color="auto" w:space="0" w:sz="0" w:val="none"/>
-                      <w:right w:color="auto" w:space="0" w:sz="0" w:val="none"/>
-                      <w:between w:color="auto" w:space="0" w:sz="0" w:val="none"/>
+                      <w:top w:color="000000" w:space="0" w:sz="0" w:val="none"/>
+                      <w:left w:color="000000" w:space="0" w:sz="0" w:val="none"/>
+                      <w:bottom w:color="000000" w:space="0" w:sz="0" w:val="none"/>
+                      <w:right w:color="000000" w:space="0" w:sz="0" w:val="none"/>
+                      <w:between w:color="000000" w:space="0" w:sz="0" w:val="none"/>
                     </w:pBdr>
                     <w:spacing w:after="360" w:line="360" w:lineRule="auto"/>
                     <w:jc w:val="center"/>
@@ -9084,7 +9137,21 @@
                 </w:tcPr>
                 <w:p>
                   <w:pPr>
-                    <w:spacing w:after="360" w:line="240" w:lineRule="auto"/>
+                    <w:keepNext w:val="0"/>
+                    <w:keepLines w:val="0"/>
+                    <w:pageBreakBefore w:val="0"/>
+                    <w:widowControl w:val="0"/>
+                    <w:pBdr>
+                      <w:top w:space="0" w:sz="0" w:val="nil"/>
+                      <w:left w:space="0" w:sz="0" w:val="nil"/>
+                      <w:bottom w:space="0" w:sz="0" w:val="nil"/>
+                      <w:right w:space="0" w:sz="0" w:val="nil"/>
+                      <w:between w:space="0" w:sz="0" w:val="nil"/>
+                    </w:pBdr>
+                    <w:shd w:fill="auto" w:val="clear"/>
+                    <w:spacing w:after="0" w:before="0" w:line="276" w:lineRule="auto"/>
+                    <w:ind w:left="0" w:right="0" w:firstLine="0"/>
+                    <w:jc w:val="left"/>
                     <w:rPr>
                       <w:color w:val="262626"/>
                     </w:rPr>
@@ -9116,7 +9183,21 @@
                 </w:tcPr>
                 <w:p>
                   <w:pPr>
-                    <w:spacing w:after="360" w:line="240" w:lineRule="auto"/>
+                    <w:keepNext w:val="0"/>
+                    <w:keepLines w:val="0"/>
+                    <w:pageBreakBefore w:val="0"/>
+                    <w:widowControl w:val="0"/>
+                    <w:pBdr>
+                      <w:top w:space="0" w:sz="0" w:val="nil"/>
+                      <w:left w:space="0" w:sz="0" w:val="nil"/>
+                      <w:bottom w:space="0" w:sz="0" w:val="nil"/>
+                      <w:right w:space="0" w:sz="0" w:val="nil"/>
+                      <w:between w:space="0" w:sz="0" w:val="nil"/>
+                    </w:pBdr>
+                    <w:shd w:fill="auto" w:val="clear"/>
+                    <w:spacing w:after="0" w:before="0" w:line="276" w:lineRule="auto"/>
+                    <w:ind w:left="0" w:right="0" w:firstLine="0"/>
+                    <w:jc w:val="left"/>
                     <w:rPr>
                       <w:color w:val="262626"/>
                     </w:rPr>
@@ -9148,7 +9229,21 @@
                 </w:tcPr>
                 <w:p>
                   <w:pPr>
-                    <w:spacing w:after="360" w:line="240" w:lineRule="auto"/>
+                    <w:keepNext w:val="0"/>
+                    <w:keepLines w:val="0"/>
+                    <w:pageBreakBefore w:val="0"/>
+                    <w:widowControl w:val="0"/>
+                    <w:pBdr>
+                      <w:top w:space="0" w:sz="0" w:val="nil"/>
+                      <w:left w:space="0" w:sz="0" w:val="nil"/>
+                      <w:bottom w:space="0" w:sz="0" w:val="nil"/>
+                      <w:right w:space="0" w:sz="0" w:val="nil"/>
+                      <w:between w:space="0" w:sz="0" w:val="nil"/>
+                    </w:pBdr>
+                    <w:shd w:fill="auto" w:val="clear"/>
+                    <w:spacing w:after="0" w:before="0" w:line="276" w:lineRule="auto"/>
+                    <w:ind w:left="0" w:right="0" w:firstLine="0"/>
+                    <w:jc w:val="left"/>
                     <w:rPr>
                       <w:color w:val="262626"/>
                     </w:rPr>
@@ -9180,11 +9275,11 @@
                 <w:p>
                   <w:pPr>
                     <w:pBdr>
-                      <w:top w:color="auto" w:space="0" w:sz="0" w:val="none"/>
-                      <w:left w:color="auto" w:space="0" w:sz="0" w:val="none"/>
-                      <w:bottom w:color="auto" w:space="0" w:sz="0" w:val="none"/>
-                      <w:right w:color="auto" w:space="0" w:sz="0" w:val="none"/>
-                      <w:between w:color="auto" w:space="0" w:sz="0" w:val="none"/>
+                      <w:top w:color="000000" w:space="0" w:sz="0" w:val="none"/>
+                      <w:left w:color="000000" w:space="0" w:sz="0" w:val="none"/>
+                      <w:bottom w:color="000000" w:space="0" w:sz="0" w:val="none"/>
+                      <w:right w:color="000000" w:space="0" w:sz="0" w:val="none"/>
+                      <w:between w:color="000000" w:space="0" w:sz="0" w:val="none"/>
                     </w:pBdr>
                     <w:spacing w:after="360" w:line="360" w:lineRule="auto"/>
                     <w:jc w:val="center"/>
@@ -9308,11 +9403,11 @@
                 <w:p>
                   <w:pPr>
                     <w:pBdr>
-                      <w:top w:color="auto" w:space="0" w:sz="0" w:val="none"/>
-                      <w:left w:color="auto" w:space="0" w:sz="0" w:val="none"/>
-                      <w:bottom w:color="auto" w:space="0" w:sz="0" w:val="none"/>
-                      <w:right w:color="auto" w:space="0" w:sz="0" w:val="none"/>
-                      <w:between w:color="auto" w:space="0" w:sz="0" w:val="none"/>
+                      <w:top w:color="000000" w:space="0" w:sz="0" w:val="none"/>
+                      <w:left w:color="000000" w:space="0" w:sz="0" w:val="none"/>
+                      <w:bottom w:color="000000" w:space="0" w:sz="0" w:val="none"/>
+                      <w:right w:color="000000" w:space="0" w:sz="0" w:val="none"/>
+                      <w:between w:color="000000" w:space="0" w:sz="0" w:val="none"/>
                     </w:pBdr>
                     <w:spacing w:after="360" w:line="360" w:lineRule="auto"/>
                     <w:jc w:val="center"/>
@@ -9353,11 +9448,11 @@
                 <w:p>
                   <w:pPr>
                     <w:pBdr>
-                      <w:top w:color="auto" w:space="0" w:sz="0" w:val="none"/>
-                      <w:left w:color="auto" w:space="0" w:sz="0" w:val="none"/>
-                      <w:bottom w:color="auto" w:space="0" w:sz="0" w:val="none"/>
-                      <w:right w:color="auto" w:space="0" w:sz="0" w:val="none"/>
-                      <w:between w:color="auto" w:space="0" w:sz="0" w:val="none"/>
+                      <w:top w:color="000000" w:space="0" w:sz="0" w:val="none"/>
+                      <w:left w:color="000000" w:space="0" w:sz="0" w:val="none"/>
+                      <w:bottom w:color="000000" w:space="0" w:sz="0" w:val="none"/>
+                      <w:right w:color="000000" w:space="0" w:sz="0" w:val="none"/>
+                      <w:between w:color="000000" w:space="0" w:sz="0" w:val="none"/>
                     </w:pBdr>
                     <w:spacing w:after="360" w:line="360" w:lineRule="auto"/>
                     <w:jc w:val="center"/>
@@ -9398,11 +9493,11 @@
                 <w:p>
                   <w:pPr>
                     <w:pBdr>
-                      <w:top w:color="auto" w:space="0" w:sz="0" w:val="none"/>
-                      <w:left w:color="auto" w:space="0" w:sz="0" w:val="none"/>
-                      <w:bottom w:color="auto" w:space="0" w:sz="0" w:val="none"/>
-                      <w:right w:color="auto" w:space="0" w:sz="0" w:val="none"/>
-                      <w:between w:color="auto" w:space="0" w:sz="0" w:val="none"/>
+                      <w:top w:color="000000" w:space="0" w:sz="0" w:val="none"/>
+                      <w:left w:color="000000" w:space="0" w:sz="0" w:val="none"/>
+                      <w:bottom w:color="000000" w:space="0" w:sz="0" w:val="none"/>
+                      <w:right w:color="000000" w:space="0" w:sz="0" w:val="none"/>
+                      <w:between w:color="000000" w:space="0" w:sz="0" w:val="none"/>
                     </w:pBdr>
                     <w:spacing w:after="360" w:line="360" w:lineRule="auto"/>
                     <w:jc w:val="center"/>
@@ -9443,11 +9538,11 @@
                 <w:p>
                   <w:pPr>
                     <w:pBdr>
-                      <w:top w:color="auto" w:space="0" w:sz="0" w:val="none"/>
-                      <w:left w:color="auto" w:space="0" w:sz="0" w:val="none"/>
-                      <w:bottom w:color="auto" w:space="0" w:sz="0" w:val="none"/>
-                      <w:right w:color="auto" w:space="0" w:sz="0" w:val="none"/>
-                      <w:between w:color="auto" w:space="0" w:sz="0" w:val="none"/>
+                      <w:top w:color="000000" w:space="0" w:sz="0" w:val="none"/>
+                      <w:left w:color="000000" w:space="0" w:sz="0" w:val="none"/>
+                      <w:bottom w:color="000000" w:space="0" w:sz="0" w:val="none"/>
+                      <w:right w:color="000000" w:space="0" w:sz="0" w:val="none"/>
+                      <w:between w:color="000000" w:space="0" w:sz="0" w:val="none"/>
                     </w:pBdr>
                     <w:spacing w:after="360" w:line="360" w:lineRule="auto"/>
                     <w:jc w:val="center"/>
@@ -9495,11 +9590,11 @@
                 <w:p>
                   <w:pPr>
                     <w:pBdr>
-                      <w:top w:color="auto" w:space="0" w:sz="0" w:val="none"/>
-                      <w:left w:color="auto" w:space="0" w:sz="0" w:val="none"/>
-                      <w:bottom w:color="auto" w:space="0" w:sz="0" w:val="none"/>
-                      <w:right w:color="auto" w:space="0" w:sz="0" w:val="none"/>
-                      <w:between w:color="auto" w:space="0" w:sz="0" w:val="none"/>
+                      <w:top w:color="000000" w:space="0" w:sz="0" w:val="none"/>
+                      <w:left w:color="000000" w:space="0" w:sz="0" w:val="none"/>
+                      <w:bottom w:color="000000" w:space="0" w:sz="0" w:val="none"/>
+                      <w:right w:color="000000" w:space="0" w:sz="0" w:val="none"/>
+                      <w:between w:color="000000" w:space="0" w:sz="0" w:val="none"/>
                     </w:pBdr>
                     <w:spacing w:after="360" w:line="360" w:lineRule="auto"/>
                     <w:jc w:val="center"/>
@@ -9536,11 +9631,11 @@
                 <w:p>
                   <w:pPr>
                     <w:pBdr>
-                      <w:top w:color="auto" w:space="0" w:sz="0" w:val="none"/>
-                      <w:left w:color="auto" w:space="0" w:sz="0" w:val="none"/>
-                      <w:bottom w:color="auto" w:space="0" w:sz="0" w:val="none"/>
-                      <w:right w:color="auto" w:space="0" w:sz="0" w:val="none"/>
-                      <w:between w:color="auto" w:space="0" w:sz="0" w:val="none"/>
+                      <w:top w:color="000000" w:space="0" w:sz="0" w:val="none"/>
+                      <w:left w:color="000000" w:space="0" w:sz="0" w:val="none"/>
+                      <w:bottom w:color="000000" w:space="0" w:sz="0" w:val="none"/>
+                      <w:right w:color="000000" w:space="0" w:sz="0" w:val="none"/>
+                      <w:between w:color="000000" w:space="0" w:sz="0" w:val="none"/>
                     </w:pBdr>
                     <w:spacing w:after="360" w:line="360" w:lineRule="auto"/>
                     <w:jc w:val="center"/>
@@ -9578,11 +9673,11 @@
                 <w:p>
                   <w:pPr>
                     <w:pBdr>
-                      <w:top w:color="auto" w:space="0" w:sz="0" w:val="none"/>
-                      <w:left w:color="auto" w:space="0" w:sz="0" w:val="none"/>
-                      <w:bottom w:color="auto" w:space="0" w:sz="0" w:val="none"/>
-                      <w:right w:color="auto" w:space="0" w:sz="0" w:val="none"/>
-                      <w:between w:color="auto" w:space="0" w:sz="0" w:val="none"/>
+                      <w:top w:color="000000" w:space="0" w:sz="0" w:val="none"/>
+                      <w:left w:color="000000" w:space="0" w:sz="0" w:val="none"/>
+                      <w:bottom w:color="000000" w:space="0" w:sz="0" w:val="none"/>
+                      <w:right w:color="000000" w:space="0" w:sz="0" w:val="none"/>
+                      <w:between w:color="000000" w:space="0" w:sz="0" w:val="none"/>
                     </w:pBdr>
                     <w:spacing w:after="360" w:line="360" w:lineRule="auto"/>
                     <w:jc w:val="center"/>
@@ -9619,11 +9714,11 @@
                 <w:p>
                   <w:pPr>
                     <w:pBdr>
-                      <w:top w:color="auto" w:space="0" w:sz="0" w:val="none"/>
-                      <w:left w:color="auto" w:space="0" w:sz="0" w:val="none"/>
-                      <w:bottom w:color="auto" w:space="0" w:sz="0" w:val="none"/>
-                      <w:right w:color="auto" w:space="0" w:sz="0" w:val="none"/>
-                      <w:between w:color="auto" w:space="0" w:sz="0" w:val="none"/>
+                      <w:top w:color="000000" w:space="0" w:sz="0" w:val="none"/>
+                      <w:left w:color="000000" w:space="0" w:sz="0" w:val="none"/>
+                      <w:bottom w:color="000000" w:space="0" w:sz="0" w:val="none"/>
+                      <w:right w:color="000000" w:space="0" w:sz="0" w:val="none"/>
+                      <w:between w:color="000000" w:space="0" w:sz="0" w:val="none"/>
                     </w:pBdr>
                     <w:spacing w:after="360" w:line="360" w:lineRule="auto"/>
                     <w:jc w:val="center"/>
@@ -9667,11 +9762,11 @@
                 <w:p>
                   <w:pPr>
                     <w:pBdr>
-                      <w:top w:color="auto" w:space="0" w:sz="0" w:val="none"/>
-                      <w:left w:color="auto" w:space="0" w:sz="0" w:val="none"/>
-                      <w:bottom w:color="auto" w:space="0" w:sz="0" w:val="none"/>
-                      <w:right w:color="auto" w:space="0" w:sz="0" w:val="none"/>
-                      <w:between w:color="auto" w:space="0" w:sz="0" w:val="none"/>
+                      <w:top w:color="000000" w:space="0" w:sz="0" w:val="none"/>
+                      <w:left w:color="000000" w:space="0" w:sz="0" w:val="none"/>
+                      <w:bottom w:color="000000" w:space="0" w:sz="0" w:val="none"/>
+                      <w:right w:color="000000" w:space="0" w:sz="0" w:val="none"/>
+                      <w:between w:color="000000" w:space="0" w:sz="0" w:val="none"/>
                     </w:pBdr>
                     <w:spacing w:after="360" w:line="360" w:lineRule="auto"/>
                     <w:jc w:val="center"/>
@@ -9708,11 +9803,11 @@
                 <w:p>
                   <w:pPr>
                     <w:pBdr>
-                      <w:top w:color="auto" w:space="0" w:sz="0" w:val="none"/>
-                      <w:left w:color="auto" w:space="0" w:sz="0" w:val="none"/>
-                      <w:bottom w:color="auto" w:space="0" w:sz="0" w:val="none"/>
-                      <w:right w:color="auto" w:space="0" w:sz="0" w:val="none"/>
-                      <w:between w:color="auto" w:space="0" w:sz="0" w:val="none"/>
+                      <w:top w:color="000000" w:space="0" w:sz="0" w:val="none"/>
+                      <w:left w:color="000000" w:space="0" w:sz="0" w:val="none"/>
+                      <w:bottom w:color="000000" w:space="0" w:sz="0" w:val="none"/>
+                      <w:right w:color="000000" w:space="0" w:sz="0" w:val="none"/>
+                      <w:between w:color="000000" w:space="0" w:sz="0" w:val="none"/>
                     </w:pBdr>
                     <w:spacing w:after="360" w:line="360" w:lineRule="auto"/>
                     <w:jc w:val="center"/>
@@ -9749,7 +9844,21 @@
                 </w:tcPr>
                 <w:p>
                   <w:pPr>
-                    <w:spacing w:after="360" w:line="240" w:lineRule="auto"/>
+                    <w:keepNext w:val="0"/>
+                    <w:keepLines w:val="0"/>
+                    <w:pageBreakBefore w:val="0"/>
+                    <w:widowControl w:val="0"/>
+                    <w:pBdr>
+                      <w:top w:space="0" w:sz="0" w:val="nil"/>
+                      <w:left w:space="0" w:sz="0" w:val="nil"/>
+                      <w:bottom w:space="0" w:sz="0" w:val="nil"/>
+                      <w:right w:space="0" w:sz="0" w:val="nil"/>
+                      <w:between w:space="0" w:sz="0" w:val="nil"/>
+                    </w:pBdr>
+                    <w:shd w:fill="auto" w:val="clear"/>
+                    <w:spacing w:after="0" w:before="0" w:line="276" w:lineRule="auto"/>
+                    <w:ind w:left="0" w:right="0" w:firstLine="0"/>
+                    <w:jc w:val="left"/>
                     <w:rPr>
                       <w:color w:val="262626"/>
                     </w:rPr>
@@ -9781,11 +9890,11 @@
                 <w:p>
                   <w:pPr>
                     <w:pBdr>
-                      <w:top w:color="auto" w:space="0" w:sz="0" w:val="none"/>
-                      <w:left w:color="auto" w:space="0" w:sz="0" w:val="none"/>
-                      <w:bottom w:color="auto" w:space="0" w:sz="0" w:val="none"/>
-                      <w:right w:color="auto" w:space="0" w:sz="0" w:val="none"/>
-                      <w:between w:color="auto" w:space="0" w:sz="0" w:val="none"/>
+                      <w:top w:color="000000" w:space="0" w:sz="0" w:val="none"/>
+                      <w:left w:color="000000" w:space="0" w:sz="0" w:val="none"/>
+                      <w:bottom w:color="000000" w:space="0" w:sz="0" w:val="none"/>
+                      <w:right w:color="000000" w:space="0" w:sz="0" w:val="none"/>
+                      <w:between w:color="000000" w:space="0" w:sz="0" w:val="none"/>
                     </w:pBdr>
                     <w:spacing w:after="360" w:line="360" w:lineRule="auto"/>
                     <w:jc w:val="center"/>
@@ -9829,11 +9938,11 @@
                 <w:p>
                   <w:pPr>
                     <w:pBdr>
-                      <w:top w:color="auto" w:space="0" w:sz="0" w:val="none"/>
-                      <w:left w:color="auto" w:space="0" w:sz="0" w:val="none"/>
-                      <w:bottom w:color="auto" w:space="0" w:sz="0" w:val="none"/>
-                      <w:right w:color="auto" w:space="0" w:sz="0" w:val="none"/>
-                      <w:between w:color="auto" w:space="0" w:sz="0" w:val="none"/>
+                      <w:top w:color="000000" w:space="0" w:sz="0" w:val="none"/>
+                      <w:left w:color="000000" w:space="0" w:sz="0" w:val="none"/>
+                      <w:bottom w:color="000000" w:space="0" w:sz="0" w:val="none"/>
+                      <w:right w:color="000000" w:space="0" w:sz="0" w:val="none"/>
+                      <w:between w:color="000000" w:space="0" w:sz="0" w:val="none"/>
                     </w:pBdr>
                     <w:spacing w:after="360" w:line="360" w:lineRule="auto"/>
                     <w:jc w:val="center"/>
@@ -9870,11 +9979,11 @@
                 <w:p>
                   <w:pPr>
                     <w:pBdr>
-                      <w:top w:color="auto" w:space="0" w:sz="0" w:val="none"/>
-                      <w:left w:color="auto" w:space="0" w:sz="0" w:val="none"/>
-                      <w:bottom w:color="auto" w:space="0" w:sz="0" w:val="none"/>
-                      <w:right w:color="auto" w:space="0" w:sz="0" w:val="none"/>
-                      <w:between w:color="auto" w:space="0" w:sz="0" w:val="none"/>
+                      <w:top w:color="000000" w:space="0" w:sz="0" w:val="none"/>
+                      <w:left w:color="000000" w:space="0" w:sz="0" w:val="none"/>
+                      <w:bottom w:color="000000" w:space="0" w:sz="0" w:val="none"/>
+                      <w:right w:color="000000" w:space="0" w:sz="0" w:val="none"/>
+                      <w:between w:color="000000" w:space="0" w:sz="0" w:val="none"/>
                     </w:pBdr>
                     <w:spacing w:after="360" w:line="360" w:lineRule="auto"/>
                     <w:jc w:val="center"/>
@@ -9911,7 +10020,21 @@
                 </w:tcPr>
                 <w:p>
                   <w:pPr>
-                    <w:spacing w:after="360" w:line="240" w:lineRule="auto"/>
+                    <w:keepNext w:val="0"/>
+                    <w:keepLines w:val="0"/>
+                    <w:pageBreakBefore w:val="0"/>
+                    <w:widowControl w:val="0"/>
+                    <w:pBdr>
+                      <w:top w:space="0" w:sz="0" w:val="nil"/>
+                      <w:left w:space="0" w:sz="0" w:val="nil"/>
+                      <w:bottom w:space="0" w:sz="0" w:val="nil"/>
+                      <w:right w:space="0" w:sz="0" w:val="nil"/>
+                      <w:between w:space="0" w:sz="0" w:val="nil"/>
+                    </w:pBdr>
+                    <w:shd w:fill="auto" w:val="clear"/>
+                    <w:spacing w:after="0" w:before="0" w:line="276" w:lineRule="auto"/>
+                    <w:ind w:left="0" w:right="0" w:firstLine="0"/>
+                    <w:jc w:val="left"/>
                     <w:rPr>
                       <w:color w:val="262626"/>
                     </w:rPr>
@@ -9943,11 +10066,11 @@
                 <w:p>
                   <w:pPr>
                     <w:pBdr>
-                      <w:top w:color="auto" w:space="0" w:sz="0" w:val="none"/>
-                      <w:left w:color="auto" w:space="0" w:sz="0" w:val="none"/>
-                      <w:bottom w:color="auto" w:space="0" w:sz="0" w:val="none"/>
-                      <w:right w:color="auto" w:space="0" w:sz="0" w:val="none"/>
-                      <w:between w:color="auto" w:space="0" w:sz="0" w:val="none"/>
+                      <w:top w:color="000000" w:space="0" w:sz="0" w:val="none"/>
+                      <w:left w:color="000000" w:space="0" w:sz="0" w:val="none"/>
+                      <w:bottom w:color="000000" w:space="0" w:sz="0" w:val="none"/>
+                      <w:right w:color="000000" w:space="0" w:sz="0" w:val="none"/>
+                      <w:between w:color="000000" w:space="0" w:sz="0" w:val="none"/>
                     </w:pBdr>
                     <w:spacing w:after="360" w:line="360" w:lineRule="auto"/>
                     <w:jc w:val="center"/>
@@ -9991,11 +10114,11 @@
                 <w:p>
                   <w:pPr>
                     <w:pBdr>
-                      <w:top w:color="auto" w:space="0" w:sz="0" w:val="none"/>
-                      <w:left w:color="auto" w:space="0" w:sz="0" w:val="none"/>
-                      <w:bottom w:color="auto" w:space="0" w:sz="0" w:val="none"/>
-                      <w:right w:color="auto" w:space="0" w:sz="0" w:val="none"/>
-                      <w:between w:color="auto" w:space="0" w:sz="0" w:val="none"/>
+                      <w:top w:color="000000" w:space="0" w:sz="0" w:val="none"/>
+                      <w:left w:color="000000" w:space="0" w:sz="0" w:val="none"/>
+                      <w:bottom w:color="000000" w:space="0" w:sz="0" w:val="none"/>
+                      <w:right w:color="000000" w:space="0" w:sz="0" w:val="none"/>
+                      <w:between w:color="000000" w:space="0" w:sz="0" w:val="none"/>
                     </w:pBdr>
                     <w:spacing w:after="360" w:line="360" w:lineRule="auto"/>
                     <w:jc w:val="center"/>
@@ -10032,11 +10155,11 @@
                 <w:p>
                   <w:pPr>
                     <w:pBdr>
-                      <w:top w:color="auto" w:space="0" w:sz="0" w:val="none"/>
-                      <w:left w:color="auto" w:space="0" w:sz="0" w:val="none"/>
-                      <w:bottom w:color="auto" w:space="0" w:sz="0" w:val="none"/>
-                      <w:right w:color="auto" w:space="0" w:sz="0" w:val="none"/>
-                      <w:between w:color="auto" w:space="0" w:sz="0" w:val="none"/>
+                      <w:top w:color="000000" w:space="0" w:sz="0" w:val="none"/>
+                      <w:left w:color="000000" w:space="0" w:sz="0" w:val="none"/>
+                      <w:bottom w:color="000000" w:space="0" w:sz="0" w:val="none"/>
+                      <w:right w:color="000000" w:space="0" w:sz="0" w:val="none"/>
+                      <w:between w:color="000000" w:space="0" w:sz="0" w:val="none"/>
                     </w:pBdr>
                     <w:spacing w:after="360" w:line="360" w:lineRule="auto"/>
                     <w:jc w:val="center"/>
@@ -10073,7 +10196,21 @@
                 </w:tcPr>
                 <w:p>
                   <w:pPr>
-                    <w:spacing w:after="360" w:line="240" w:lineRule="auto"/>
+                    <w:keepNext w:val="0"/>
+                    <w:keepLines w:val="0"/>
+                    <w:pageBreakBefore w:val="0"/>
+                    <w:widowControl w:val="0"/>
+                    <w:pBdr>
+                      <w:top w:space="0" w:sz="0" w:val="nil"/>
+                      <w:left w:space="0" w:sz="0" w:val="nil"/>
+                      <w:bottom w:space="0" w:sz="0" w:val="nil"/>
+                      <w:right w:space="0" w:sz="0" w:val="nil"/>
+                      <w:between w:space="0" w:sz="0" w:val="nil"/>
+                    </w:pBdr>
+                    <w:shd w:fill="auto" w:val="clear"/>
+                    <w:spacing w:after="0" w:before="0" w:line="276" w:lineRule="auto"/>
+                    <w:ind w:left="0" w:right="0" w:firstLine="0"/>
+                    <w:jc w:val="left"/>
                     <w:rPr>
                       <w:color w:val="262626"/>
                     </w:rPr>
@@ -10105,11 +10242,11 @@
                 <w:p>
                   <w:pPr>
                     <w:pBdr>
-                      <w:top w:color="auto" w:space="0" w:sz="0" w:val="none"/>
-                      <w:left w:color="auto" w:space="0" w:sz="0" w:val="none"/>
-                      <w:bottom w:color="auto" w:space="0" w:sz="0" w:val="none"/>
-                      <w:right w:color="auto" w:space="0" w:sz="0" w:val="none"/>
-                      <w:between w:color="auto" w:space="0" w:sz="0" w:val="none"/>
+                      <w:top w:color="000000" w:space="0" w:sz="0" w:val="none"/>
+                      <w:left w:color="000000" w:space="0" w:sz="0" w:val="none"/>
+                      <w:bottom w:color="000000" w:space="0" w:sz="0" w:val="none"/>
+                      <w:right w:color="000000" w:space="0" w:sz="0" w:val="none"/>
+                      <w:between w:color="000000" w:space="0" w:sz="0" w:val="none"/>
                     </w:pBdr>
                     <w:spacing w:after="360" w:line="360" w:lineRule="auto"/>
                     <w:jc w:val="center"/>
@@ -10154,11 +10291,11 @@
                 <w:p>
                   <w:pPr>
                     <w:pBdr>
-                      <w:top w:color="auto" w:space="0" w:sz="0" w:val="none"/>
-                      <w:left w:color="auto" w:space="0" w:sz="0" w:val="none"/>
-                      <w:bottom w:color="auto" w:space="0" w:sz="0" w:val="none"/>
-                      <w:right w:color="auto" w:space="0" w:sz="0" w:val="none"/>
-                      <w:between w:color="auto" w:space="0" w:sz="0" w:val="none"/>
+                      <w:top w:color="000000" w:space="0" w:sz="0" w:val="none"/>
+                      <w:left w:color="000000" w:space="0" w:sz="0" w:val="none"/>
+                      <w:bottom w:color="000000" w:space="0" w:sz="0" w:val="none"/>
+                      <w:right w:color="000000" w:space="0" w:sz="0" w:val="none"/>
+                      <w:between w:color="000000" w:space="0" w:sz="0" w:val="none"/>
                     </w:pBdr>
                     <w:spacing w:after="360" w:line="360" w:lineRule="auto"/>
                     <w:jc w:val="center"/>
@@ -10196,11 +10333,11 @@
                 <w:p>
                   <w:pPr>
                     <w:pBdr>
-                      <w:top w:color="auto" w:space="0" w:sz="0" w:val="none"/>
-                      <w:left w:color="auto" w:space="0" w:sz="0" w:val="none"/>
-                      <w:bottom w:color="auto" w:space="0" w:sz="0" w:val="none"/>
-                      <w:right w:color="auto" w:space="0" w:sz="0" w:val="none"/>
-                      <w:between w:color="auto" w:space="0" w:sz="0" w:val="none"/>
+                      <w:top w:color="000000" w:space="0" w:sz="0" w:val="none"/>
+                      <w:left w:color="000000" w:space="0" w:sz="0" w:val="none"/>
+                      <w:bottom w:color="000000" w:space="0" w:sz="0" w:val="none"/>
+                      <w:right w:color="000000" w:space="0" w:sz="0" w:val="none"/>
+                      <w:between w:color="000000" w:space="0" w:sz="0" w:val="none"/>
                     </w:pBdr>
                     <w:spacing w:after="360" w:line="360" w:lineRule="auto"/>
                     <w:jc w:val="center"/>
@@ -10238,11 +10375,11 @@
                 <w:p>
                   <w:pPr>
                     <w:pBdr>
-                      <w:top w:color="auto" w:space="0" w:sz="0" w:val="none"/>
-                      <w:left w:color="auto" w:space="0" w:sz="0" w:val="none"/>
-                      <w:bottom w:color="auto" w:space="0" w:sz="0" w:val="none"/>
-                      <w:right w:color="auto" w:space="0" w:sz="0" w:val="none"/>
-                      <w:between w:color="auto" w:space="0" w:sz="0" w:val="none"/>
+                      <w:top w:color="000000" w:space="0" w:sz="0" w:val="none"/>
+                      <w:left w:color="000000" w:space="0" w:sz="0" w:val="none"/>
+                      <w:bottom w:color="000000" w:space="0" w:sz="0" w:val="none"/>
+                      <w:right w:color="000000" w:space="0" w:sz="0" w:val="none"/>
+                      <w:between w:color="000000" w:space="0" w:sz="0" w:val="none"/>
                     </w:pBdr>
                     <w:spacing w:after="360" w:line="360" w:lineRule="auto"/>
                     <w:jc w:val="center"/>
@@ -10279,11 +10416,11 @@
                 <w:p>
                   <w:pPr>
                     <w:pBdr>
-                      <w:top w:color="auto" w:space="0" w:sz="0" w:val="none"/>
-                      <w:left w:color="auto" w:space="0" w:sz="0" w:val="none"/>
-                      <w:bottom w:color="auto" w:space="0" w:sz="0" w:val="none"/>
-                      <w:right w:color="auto" w:space="0" w:sz="0" w:val="none"/>
-                      <w:between w:color="auto" w:space="0" w:sz="0" w:val="none"/>
+                      <w:top w:color="000000" w:space="0" w:sz="0" w:val="none"/>
+                      <w:left w:color="000000" w:space="0" w:sz="0" w:val="none"/>
+                      <w:bottom w:color="000000" w:space="0" w:sz="0" w:val="none"/>
+                      <w:right w:color="000000" w:space="0" w:sz="0" w:val="none"/>
+                      <w:between w:color="000000" w:space="0" w:sz="0" w:val="none"/>
                     </w:pBdr>
                     <w:spacing w:after="360" w:line="360" w:lineRule="auto"/>
                     <w:jc w:val="center"/>
@@ -10327,7 +10464,21 @@
                 </w:tcPr>
                 <w:p>
                   <w:pPr>
-                    <w:spacing w:after="360" w:line="240" w:lineRule="auto"/>
+                    <w:keepNext w:val="0"/>
+                    <w:keepLines w:val="0"/>
+                    <w:pageBreakBefore w:val="0"/>
+                    <w:widowControl w:val="0"/>
+                    <w:pBdr>
+                      <w:top w:space="0" w:sz="0" w:val="nil"/>
+                      <w:left w:space="0" w:sz="0" w:val="nil"/>
+                      <w:bottom w:space="0" w:sz="0" w:val="nil"/>
+                      <w:right w:space="0" w:sz="0" w:val="nil"/>
+                      <w:between w:space="0" w:sz="0" w:val="nil"/>
+                    </w:pBdr>
+                    <w:shd w:fill="auto" w:val="clear"/>
+                    <w:spacing w:after="0" w:before="0" w:line="276" w:lineRule="auto"/>
+                    <w:ind w:left="0" w:right="0" w:firstLine="0"/>
+                    <w:jc w:val="left"/>
                     <w:rPr>
                       <w:color w:val="262626"/>
                     </w:rPr>
@@ -10359,7 +10510,21 @@
                 </w:tcPr>
                 <w:p>
                   <w:pPr>
-                    <w:spacing w:after="360" w:line="240" w:lineRule="auto"/>
+                    <w:keepNext w:val="0"/>
+                    <w:keepLines w:val="0"/>
+                    <w:pageBreakBefore w:val="0"/>
+                    <w:widowControl w:val="0"/>
+                    <w:pBdr>
+                      <w:top w:space="0" w:sz="0" w:val="nil"/>
+                      <w:left w:space="0" w:sz="0" w:val="nil"/>
+                      <w:bottom w:space="0" w:sz="0" w:val="nil"/>
+                      <w:right w:space="0" w:sz="0" w:val="nil"/>
+                      <w:between w:space="0" w:sz="0" w:val="nil"/>
+                    </w:pBdr>
+                    <w:shd w:fill="auto" w:val="clear"/>
+                    <w:spacing w:after="0" w:before="0" w:line="276" w:lineRule="auto"/>
+                    <w:ind w:left="0" w:right="0" w:firstLine="0"/>
+                    <w:jc w:val="left"/>
                     <w:rPr>
                       <w:color w:val="262626"/>
                     </w:rPr>
@@ -10391,7 +10556,21 @@
                 </w:tcPr>
                 <w:p>
                   <w:pPr>
-                    <w:spacing w:after="360" w:line="240" w:lineRule="auto"/>
+                    <w:keepNext w:val="0"/>
+                    <w:keepLines w:val="0"/>
+                    <w:pageBreakBefore w:val="0"/>
+                    <w:widowControl w:val="0"/>
+                    <w:pBdr>
+                      <w:top w:space="0" w:sz="0" w:val="nil"/>
+                      <w:left w:space="0" w:sz="0" w:val="nil"/>
+                      <w:bottom w:space="0" w:sz="0" w:val="nil"/>
+                      <w:right w:space="0" w:sz="0" w:val="nil"/>
+                      <w:between w:space="0" w:sz="0" w:val="nil"/>
+                    </w:pBdr>
+                    <w:shd w:fill="auto" w:val="clear"/>
+                    <w:spacing w:after="0" w:before="0" w:line="276" w:lineRule="auto"/>
+                    <w:ind w:left="0" w:right="0" w:firstLine="0"/>
+                    <w:jc w:val="left"/>
                     <w:rPr>
                       <w:color w:val="262626"/>
                     </w:rPr>
@@ -10423,11 +10602,11 @@
                 <w:p>
                   <w:pPr>
                     <w:pBdr>
-                      <w:top w:color="auto" w:space="0" w:sz="0" w:val="none"/>
-                      <w:left w:color="auto" w:space="0" w:sz="0" w:val="none"/>
-                      <w:bottom w:color="auto" w:space="0" w:sz="0" w:val="none"/>
-                      <w:right w:color="auto" w:space="0" w:sz="0" w:val="none"/>
-                      <w:between w:color="auto" w:space="0" w:sz="0" w:val="none"/>
+                      <w:top w:color="000000" w:space="0" w:sz="0" w:val="none"/>
+                      <w:left w:color="000000" w:space="0" w:sz="0" w:val="none"/>
+                      <w:bottom w:color="000000" w:space="0" w:sz="0" w:val="none"/>
+                      <w:right w:color="000000" w:space="0" w:sz="0" w:val="none"/>
+                      <w:between w:color="000000" w:space="0" w:sz="0" w:val="none"/>
                     </w:pBdr>
                     <w:spacing w:after="360" w:line="360" w:lineRule="auto"/>
                     <w:jc w:val="center"/>
@@ -10486,7 +10665,7 @@
               </w:rPr>
               <w:t xml:space="preserve">ay also access the</w:t>
             </w:r>
-            <w:hyperlink r:id="rId90">
+            <w:hyperlink r:id="rId91">
               <w:r>
                 <w:rPr>
                   <w:color w:val="262626"/>
@@ -10495,7 +10674,7 @@
                 <w:t xml:space="preserve"> </w:t>
               </w:r>
             </w:hyperlink>
-            <w:hyperlink r:id="rId91">
+            <w:hyperlink r:id="rId92">
               <w:r>
                 <w:rPr>
                   <w:color w:val="0a6160"/>
@@ -10614,7 +10793,7 @@
               <w:spacing w:line="240" w:lineRule="auto"/>
               <w:rPr/>
             </w:pPr>
-            <w:hyperlink r:id="rId92">
+            <w:hyperlink r:id="rId93">
               <w:r>
                 <w:rPr>
                   <w:color w:val="1155cc"/>
@@ -10694,7 +10873,7 @@
               </w:rPr>
               <w:t xml:space="preserve">You can guide your family member to use his/her Singpass to apply for CareShield Life via the</w:t>
             </w:r>
-            <w:hyperlink r:id="rId93">
+            <w:hyperlink r:id="rId94">
               <w:r>
                 <w:rPr>
                   <w:color w:val="262626"/>
@@ -10703,7 +10882,7 @@
                 <w:t xml:space="preserve"> </w:t>
               </w:r>
             </w:hyperlink>
-            <w:hyperlink r:id="rId94">
+            <w:hyperlink r:id="rId95">
               <w:r>
                 <w:rPr>
                   <w:color w:val="0a6160"/>
@@ -10822,7 +11001,7 @@
               <w:spacing w:line="240" w:lineRule="auto"/>
               <w:rPr/>
             </w:pPr>
-            <w:hyperlink r:id="rId95">
+            <w:hyperlink r:id="rId96">
               <w:r>
                 <w:rPr>
                   <w:color w:val="1155cc"/>
@@ -10902,7 +11081,7 @@
               </w:rPr>
               <w:t xml:space="preserve">CareShield Life offers lifelong protection against the costs of long-term care in the event of severe disability. Find out how</w:t>
             </w:r>
-            <w:hyperlink r:id="rId96">
+            <w:hyperlink r:id="rId97">
               <w:r>
                 <w:rPr>
                   <w:color w:val="262626"/>
@@ -10911,7 +11090,7 @@
                 <w:t xml:space="preserve"> </w:t>
               </w:r>
             </w:hyperlink>
-            <w:hyperlink r:id="rId97">
+            <w:hyperlink r:id="rId98">
               <w:r>
                 <w:rPr>
                   <w:color w:val="0a6160"/>
@@ -10998,7 +11177,7 @@
               <w:spacing w:line="240" w:lineRule="auto"/>
               <w:rPr/>
             </w:pPr>
-            <w:hyperlink r:id="rId98">
+            <w:hyperlink r:id="rId99">
               <w:r>
                 <w:rPr>
                   <w:color w:val="1155cc"/>
@@ -11067,21 +11246,17 @@
             <w:pPr>
               <w:numPr>
                 <w:ilvl w:val="0"/>
-                <w:numId w:val="8"/>
+                <w:numId w:val="13"/>
               </w:numPr>
               <w:pBdr>
-                <w:top w:color="auto" w:space="3" w:sz="0" w:val="none"/>
-                <w:bottom w:color="auto" w:space="3" w:sz="0" w:val="none"/>
-                <w:right w:color="auto" w:space="0" w:sz="0" w:val="none"/>
-                <w:between w:color="auto" w:space="3" w:sz="0" w:val="none"/>
+                <w:top w:color="000000" w:space="3" w:sz="0" w:val="none"/>
+                <w:bottom w:color="000000" w:space="3" w:sz="0" w:val="none"/>
+                <w:right w:color="000000" w:space="0" w:sz="0" w:val="none"/>
+                <w:between w:color="000000" w:space="3" w:sz="0" w:val="none"/>
               </w:pBdr>
-              <w:spacing w:after="0" w:afterAutospacing="0" w:line="240" w:lineRule="auto"/>
+              <w:spacing w:after="0" w:line="240" w:lineRule="auto"/>
               <w:ind w:left="720" w:hanging="360"/>
-              <w:rPr>
-                <w:rFonts w:ascii="Arial" w:cs="Arial" w:eastAsia="Arial" w:hAnsi="Arial"/>
-                <w:sz w:val="22"/>
-                <w:szCs w:val="22"/>
-              </w:rPr>
+              <w:rPr/>
             </w:pPr>
             <w:r>
               <w:rPr>
@@ -11089,27 +11264,28 @@
                 <w:rtl w:val="0"/>
               </w:rPr>
               <w:t xml:space="preserve">Singapore Citizens or Permanent Residents born in 1980 or later, are automatically enrolled on 1 October 2020, or when they turn 30, regardless of any pre-existing conditions or disabilities.</w:t>
+            </w:r>
+            <w:r>
+              <w:rPr>
+                <w:rtl w:val="0"/>
+              </w:rPr>
             </w:r>
           </w:p>
           <w:p>
             <w:pPr>
               <w:numPr>
                 <w:ilvl w:val="0"/>
-                <w:numId w:val="8"/>
+                <w:numId w:val="13"/>
               </w:numPr>
               <w:pBdr>
-                <w:top w:color="auto" w:space="3" w:sz="0" w:val="none"/>
-                <w:bottom w:color="auto" w:space="3" w:sz="0" w:val="none"/>
-                <w:right w:color="auto" w:space="0" w:sz="0" w:val="none"/>
-                <w:between w:color="auto" w:space="3" w:sz="0" w:val="none"/>
+                <w:top w:color="000000" w:space="3" w:sz="0" w:val="none"/>
+                <w:bottom w:color="000000" w:space="3" w:sz="0" w:val="none"/>
+                <w:right w:color="000000" w:space="0" w:sz="0" w:val="none"/>
+                <w:between w:color="000000" w:space="3" w:sz="0" w:val="none"/>
               </w:pBdr>
-              <w:spacing w:after="0" w:afterAutospacing="0" w:line="240" w:lineRule="auto"/>
+              <w:spacing w:after="0" w:line="240" w:lineRule="auto"/>
               <w:ind w:left="720" w:hanging="360"/>
-              <w:rPr>
-                <w:rFonts w:ascii="Arial" w:cs="Arial" w:eastAsia="Arial" w:hAnsi="Arial"/>
-                <w:sz w:val="22"/>
-                <w:szCs w:val="22"/>
-              </w:rPr>
+              <w:rPr/>
             </w:pPr>
             <w:r>
               <w:rPr>
@@ -11117,27 +11293,28 @@
                 <w:rtl w:val="0"/>
               </w:rPr>
               <w:t xml:space="preserve">Singapore Citizens or Permanent Residents born between 1970 and 1979 were automatically enrolled from 1 December 2021 if they were covered under ElderShield 400 and had not developed severe disability at the point of auto-enrollment.</w:t>
+            </w:r>
+            <w:r>
+              <w:rPr>
+                <w:rtl w:val="0"/>
+              </w:rPr>
             </w:r>
           </w:p>
           <w:p>
             <w:pPr>
               <w:numPr>
                 <w:ilvl w:val="0"/>
-                <w:numId w:val="8"/>
+                <w:numId w:val="13"/>
               </w:numPr>
               <w:pBdr>
-                <w:top w:color="auto" w:space="3" w:sz="0" w:val="none"/>
-                <w:bottom w:color="auto" w:space="3" w:sz="0" w:val="none"/>
-                <w:right w:color="auto" w:space="0" w:sz="0" w:val="none"/>
-                <w:between w:color="auto" w:space="3" w:sz="0" w:val="none"/>
+                <w:top w:color="000000" w:space="3" w:sz="0" w:val="none"/>
+                <w:bottom w:color="000000" w:space="3" w:sz="0" w:val="none"/>
+                <w:right w:color="000000" w:space="0" w:sz="0" w:val="none"/>
+                <w:between w:color="000000" w:space="3" w:sz="0" w:val="none"/>
               </w:pBdr>
               <w:spacing w:after="360" w:line="240" w:lineRule="auto"/>
               <w:ind w:left="720" w:hanging="360"/>
-              <w:rPr>
-                <w:rFonts w:ascii="Arial" w:cs="Arial" w:eastAsia="Arial" w:hAnsi="Arial"/>
-                <w:sz w:val="22"/>
-                <w:szCs w:val="22"/>
-              </w:rPr>
+              <w:rPr/>
             </w:pPr>
             <w:r>
               <w:rPr>
@@ -11146,6 +11323,11 @@
               </w:rPr>
               <w:t xml:space="preserve">Foreigners who become Singapore Citizens or Permanent Residents from 1 October 2020 onwards and are born in 1979 or earlier are automatically enrolled provided they have no severe disability (if granted residency from 1 October 2020 to 31 December 2025). From 1 January 2026, automatic enrolment applies only to those with no disability at all.</w:t>
             </w:r>
+            <w:r>
+              <w:rPr>
+                <w:rtl w:val="0"/>
+              </w:rPr>
+            </w:r>
           </w:p>
           <w:p>
             <w:pPr>
@@ -11194,7 +11376,7 @@
               </w:rPr>
               <w:t xml:space="preserve">If you were not automatically enrolled, you can</w:t>
             </w:r>
-            <w:hyperlink r:id="rId99">
+            <w:hyperlink r:id="rId100">
               <w:r>
                 <w:rPr>
                   <w:color w:val="262626"/>
@@ -11203,7 +11385,7 @@
                 <w:t xml:space="preserve"> </w:t>
               </w:r>
             </w:hyperlink>
-            <w:hyperlink r:id="rId100">
+            <w:hyperlink r:id="rId101">
               <w:r>
                 <w:rPr>
                   <w:color w:val="0a6160"/>
@@ -11290,7 +11472,7 @@
               <w:spacing w:line="240" w:lineRule="auto"/>
               <w:rPr/>
             </w:pPr>
-            <w:hyperlink r:id="rId101">
+            <w:hyperlink r:id="rId102">
               <w:r>
                 <w:rPr>
                   <w:color w:val="1155cc"/>
@@ -11440,7 +11622,7 @@
               <w:spacing w:line="240" w:lineRule="auto"/>
               <w:rPr/>
             </w:pPr>
-            <w:hyperlink r:id="rId102">
+            <w:hyperlink r:id="rId103">
               <w:r>
                 <w:rPr>
                   <w:color w:val="1155cc"/>
@@ -11568,7 +11750,7 @@
               <w:spacing w:line="240" w:lineRule="auto"/>
               <w:rPr/>
             </w:pPr>
-            <w:hyperlink r:id="rId103">
+            <w:hyperlink r:id="rId104">
               <w:r>
                 <w:rPr>
                   <w:color w:val="1155cc"/>
@@ -11680,7 +11862,7 @@
               </w:rPr>
               <w:t xml:space="preserve">You may refer to Government support schemes specifically for younger Singaporeans who have developed disability and their caregivers on the</w:t>
             </w:r>
-            <w:hyperlink r:id="rId104">
+            <w:hyperlink r:id="rId105">
               <w:r>
                 <w:rPr>
                   <w:color w:val="262626"/>
@@ -11689,7 +11871,7 @@
                 <w:t xml:space="preserve"> </w:t>
               </w:r>
             </w:hyperlink>
-            <w:hyperlink r:id="rId105">
+            <w:hyperlink r:id="rId106">
               <w:r>
                 <w:rPr>
                   <w:color w:val="0a6160"/>
@@ -11776,7 +11958,7 @@
               <w:spacing w:line="240" w:lineRule="auto"/>
               <w:rPr/>
             </w:pPr>
-            <w:hyperlink r:id="rId106">
+            <w:hyperlink r:id="rId107">
               <w:r>
                 <w:rPr>
                   <w:color w:val="1155cc"/>
@@ -11926,7 +12108,7 @@
               <w:spacing w:line="240" w:lineRule="auto"/>
               <w:rPr/>
             </w:pPr>
-            <w:hyperlink r:id="rId107">
+            <w:hyperlink r:id="rId108">
               <w:r>
                 <w:rPr>
                   <w:color w:val="1155cc"/>
@@ -12076,7 +12258,7 @@
               <w:spacing w:line="240" w:lineRule="auto"/>
               <w:rPr/>
             </w:pPr>
-            <w:hyperlink r:id="rId108">
+            <w:hyperlink r:id="rId109">
               <w:r>
                 <w:rPr>
                   <w:color w:val="1155cc"/>
@@ -12187,7 +12369,7 @@
               <w:spacing w:line="240" w:lineRule="auto"/>
               <w:rPr/>
             </w:pPr>
-            <w:hyperlink r:id="rId109">
+            <w:hyperlink r:id="rId110">
               <w:r>
                 <w:rPr>
                   <w:color w:val="1155cc"/>
@@ -12369,7 +12551,7 @@
               <w:spacing w:line="240" w:lineRule="auto"/>
               <w:rPr/>
             </w:pPr>
-            <w:hyperlink r:id="rId110">
+            <w:hyperlink r:id="rId111">
               <w:r>
                 <w:rPr>
                   <w:color w:val="1155cc"/>
@@ -12449,7 +12631,7 @@
               </w:rPr>
               <w:t xml:space="preserve">You can log in to your</w:t>
             </w:r>
-            <w:hyperlink r:id="rId111">
+            <w:hyperlink r:id="rId112">
               <w:r>
                 <w:rPr>
                   <w:color w:val="262626"/>
@@ -12458,7 +12640,7 @@
                 <w:t xml:space="preserve"> </w:t>
               </w:r>
             </w:hyperlink>
-            <w:hyperlink r:id="rId112">
+            <w:hyperlink r:id="rId113">
               <w:r>
                 <w:rPr>
                   <w:color w:val="0a6160"/>
@@ -12545,7 +12727,7 @@
               <w:spacing w:line="240" w:lineRule="auto"/>
               <w:rPr/>
             </w:pPr>
-            <w:hyperlink r:id="rId113">
+            <w:hyperlink r:id="rId114">
               <w:r>
                 <w:rPr>
                   <w:color w:val="1155cc"/>
@@ -12759,7 +12941,7 @@
               <w:spacing w:line="240" w:lineRule="auto"/>
               <w:rPr/>
             </w:pPr>
-            <w:hyperlink r:id="rId114">
+            <w:hyperlink r:id="rId115">
               <w:r>
                 <w:rPr>
                   <w:color w:val="1155cc"/>
@@ -12839,7 +13021,7 @@
               </w:rPr>
               <w:t xml:space="preserve">The </w:t>
             </w:r>
-            <w:hyperlink r:id="rId115">
+            <w:hyperlink r:id="rId116">
               <w:r>
                 <w:rPr>
                   <w:color w:val="0a6160"/>
@@ -12990,7 +13172,7 @@
               <w:spacing w:line="240" w:lineRule="auto"/>
               <w:rPr/>
             </w:pPr>
-            <w:hyperlink r:id="rId116">
+            <w:hyperlink r:id="rId117">
               <w:r>
                 <w:rPr>
                   <w:color w:val="1155cc"/>
@@ -13172,7 +13354,7 @@
               <w:spacing w:line="240" w:lineRule="auto"/>
               <w:rPr/>
             </w:pPr>
-            <w:hyperlink r:id="rId117">
+            <w:hyperlink r:id="rId118">
               <w:r>
                 <w:rPr>
                   <w:color w:val="1155cc"/>
@@ -13354,7 +13536,7 @@
               <w:spacing w:line="240" w:lineRule="auto"/>
               <w:rPr/>
             </w:pPr>
-            <w:hyperlink r:id="rId118">
+            <w:hyperlink r:id="rId119">
               <w:r>
                 <w:rPr>
                   <w:color w:val="1155cc"/>
@@ -13400,7 +13582,7 @@
               </w:rPr>
               <w:t xml:space="preserve">There are no special benefits for pensioners under CareShield Life. As a pensioner, your participation in CareShield Life is optional. You can join CareShield Life if you do not have severe disability. If you are interested in CareShield Life, you may access information on your personalised premiums and premium support using the </w:t>
             </w:r>
-            <w:hyperlink r:id="rId119">
+            <w:hyperlink r:id="rId120">
               <w:r>
                 <w:rPr>
                   <w:color w:val="0a6160"/>
@@ -13493,7 +13675,7 @@
               <w:spacing w:line="240" w:lineRule="auto"/>
               <w:rPr/>
             </w:pPr>
-            <w:hyperlink r:id="rId120">
+            <w:hyperlink r:id="rId121">
               <w:r>
                 <w:rPr>
                   <w:color w:val="1155cc"/>
@@ -13632,7 +13814,7 @@
               <w:spacing w:line="240" w:lineRule="auto"/>
               <w:rPr/>
             </w:pPr>
-            <w:hyperlink r:id="rId121">
+            <w:hyperlink r:id="rId122">
               <w:r>
                 <w:rPr>
                   <w:color w:val="1155cc"/>
@@ -13680,7 +13862,7 @@
               </w:rPr>
               <w:t xml:space="preserve">You can log in to your </w:t>
             </w:r>
-            <w:hyperlink r:id="rId122">
+            <w:hyperlink r:id="rId123">
               <w:r>
                 <w:rPr>
                   <w:color w:val="0a6160"/>
@@ -13770,21 +13952,18 @@
             <w:pPr>
               <w:numPr>
                 <w:ilvl w:val="0"/>
-                <w:numId w:val="11"/>
+                <w:numId w:val="3"/>
               </w:numPr>
               <w:pBdr>
-                <w:top w:color="auto" w:space="3" w:sz="0" w:val="none"/>
-                <w:bottom w:color="auto" w:space="3" w:sz="0" w:val="none"/>
-                <w:right w:color="auto" w:space="0" w:sz="0" w:val="none"/>
-                <w:between w:color="auto" w:space="3" w:sz="0" w:val="none"/>
+                <w:top w:color="000000" w:space="3" w:sz="0" w:val="none"/>
+                <w:bottom w:color="000000" w:space="3" w:sz="0" w:val="none"/>
+                <w:right w:color="000000" w:space="0" w:sz="0" w:val="none"/>
+                <w:between w:color="000000" w:space="3" w:sz="0" w:val="none"/>
               </w:pBdr>
               <w:shd w:fill="f7f7f7" w:val="clear"/>
-              <w:spacing w:after="0" w:afterAutospacing="0" w:line="240" w:lineRule="auto"/>
+              <w:spacing w:after="0" w:line="240" w:lineRule="auto"/>
               <w:ind w:left="720" w:hanging="360"/>
-              <w:rPr>
-                <w:sz w:val="22"/>
-                <w:szCs w:val="22"/>
-              </w:rPr>
+              <w:rPr/>
             </w:pPr>
             <w:r>
               <w:rPr>
@@ -13795,7 +13974,7 @@
               </w:rPr>
               <w:t xml:space="preserve">Asking a family member to perform a </w:t>
             </w:r>
-            <w:hyperlink r:id="rId123">
+            <w:hyperlink r:id="rId124">
               <w:r>
                 <w:rPr>
                   <w:color w:val="0a6160"/>
@@ -13822,26 +14001,28 @@
               <w:t xml:space="preserve"> to take over the premium payment using their MediSave. If you are residing overseas or have renounced your Singapore Citizenship or Permanent Resident status, the family member must be a Singapore Citizen or Permanent Resident.</w:t>
               <w:br w:type="textWrapping"/>
             </w:r>
+            <w:r>
+              <w:rPr>
+                <w:rtl w:val="0"/>
+              </w:rPr>
+            </w:r>
           </w:p>
           <w:p>
             <w:pPr>
               <w:numPr>
                 <w:ilvl w:val="0"/>
-                <w:numId w:val="11"/>
+                <w:numId w:val="3"/>
               </w:numPr>
               <w:pBdr>
-                <w:top w:color="auto" w:space="3" w:sz="0" w:val="none"/>
-                <w:bottom w:color="auto" w:space="3" w:sz="0" w:val="none"/>
-                <w:right w:color="auto" w:space="0" w:sz="0" w:val="none"/>
-                <w:between w:color="auto" w:space="3" w:sz="0" w:val="none"/>
+                <w:top w:color="000000" w:space="3" w:sz="0" w:val="none"/>
+                <w:bottom w:color="000000" w:space="3" w:sz="0" w:val="none"/>
+                <w:right w:color="000000" w:space="0" w:sz="0" w:val="none"/>
+                <w:between w:color="000000" w:space="3" w:sz="0" w:val="none"/>
               </w:pBdr>
               <w:shd w:fill="f7f7f7" w:val="clear"/>
-              <w:spacing w:after="0" w:afterAutospacing="0" w:line="240" w:lineRule="auto"/>
+              <w:spacing w:after="0" w:line="240" w:lineRule="auto"/>
               <w:ind w:left="720" w:hanging="360"/>
-              <w:rPr>
-                <w:sz w:val="22"/>
-                <w:szCs w:val="22"/>
-              </w:rPr>
+              <w:rPr/>
             </w:pPr>
             <w:r>
               <w:rPr>
@@ -13859,7 +14040,7 @@
               </w:rPr>
               <w:t xml:space="preserve"> via the</w:t>
             </w:r>
-            <w:hyperlink r:id="rId124">
+            <w:hyperlink r:id="rId125">
               <w:r>
                 <w:rPr>
                   <w:color w:val="262626"/>
@@ -13868,7 +14049,7 @@
                 <w:t xml:space="preserve"> </w:t>
               </w:r>
             </w:hyperlink>
-            <w:hyperlink r:id="rId125">
+            <w:hyperlink r:id="rId126">
               <w:r>
                 <w:rPr>
                   <w:color w:val="0a6160"/>
@@ -13886,28 +14067,30 @@
               <w:t xml:space="preserve"> online form. </w:t>
               <w:br w:type="textWrapping"/>
             </w:r>
+            <w:r>
+              <w:rPr>
+                <w:rtl w:val="0"/>
+              </w:rPr>
+            </w:r>
           </w:p>
           <w:p>
             <w:pPr>
               <w:numPr>
                 <w:ilvl w:val="0"/>
-                <w:numId w:val="11"/>
+                <w:numId w:val="3"/>
               </w:numPr>
               <w:pBdr>
-                <w:top w:color="auto" w:space="3" w:sz="0" w:val="none"/>
-                <w:bottom w:color="auto" w:space="3" w:sz="0" w:val="none"/>
-                <w:right w:color="auto" w:space="0" w:sz="0" w:val="none"/>
-                <w:between w:color="auto" w:space="3" w:sz="0" w:val="none"/>
+                <w:top w:color="000000" w:space="3" w:sz="0" w:val="none"/>
+                <w:bottom w:color="000000" w:space="3" w:sz="0" w:val="none"/>
+                <w:right w:color="000000" w:space="0" w:sz="0" w:val="none"/>
+                <w:between w:color="000000" w:space="3" w:sz="0" w:val="none"/>
               </w:pBdr>
               <w:shd w:fill="f7f7f7" w:val="clear"/>
-              <w:spacing w:after="0" w:afterAutospacing="0" w:line="240" w:lineRule="auto"/>
+              <w:spacing w:after="0" w:line="240" w:lineRule="auto"/>
               <w:ind w:left="720" w:hanging="360"/>
-              <w:rPr>
-                <w:sz w:val="22"/>
-                <w:szCs w:val="22"/>
-              </w:rPr>
-            </w:pPr>
-            <w:hyperlink r:id="rId126">
+              <w:rPr/>
+            </w:pPr>
+            <w:hyperlink r:id="rId127">
               <w:r>
                 <w:rPr>
                   <w:color w:val="0a6160"/>
@@ -13936,7 +14119,7 @@
               <w:br w:type="textWrapping"/>
               <w:t xml:space="preserve">For the list of eGIRO participating banks, refer to:</w:t>
             </w:r>
-            <w:hyperlink r:id="rId127">
+            <w:hyperlink r:id="rId128">
               <w:r>
                 <w:rPr>
                   <w:color w:val="262626"/>
@@ -13945,7 +14128,7 @@
                 <w:t xml:space="preserve"> </w:t>
               </w:r>
             </w:hyperlink>
-            <w:hyperlink r:id="rId128">
+            <w:hyperlink r:id="rId129">
               <w:r>
                 <w:rPr>
                   <w:color w:val="0a6160"/>
@@ -13966,21 +14149,18 @@
             <w:pPr>
               <w:numPr>
                 <w:ilvl w:val="0"/>
-                <w:numId w:val="11"/>
+                <w:numId w:val="3"/>
               </w:numPr>
               <w:pBdr>
-                <w:top w:color="auto" w:space="3" w:sz="0" w:val="none"/>
-                <w:bottom w:color="auto" w:space="3" w:sz="0" w:val="none"/>
-                <w:right w:color="auto" w:space="0" w:sz="0" w:val="none"/>
-                <w:between w:color="auto" w:space="3" w:sz="0" w:val="none"/>
+                <w:top w:color="000000" w:space="3" w:sz="0" w:val="none"/>
+                <w:bottom w:color="000000" w:space="3" w:sz="0" w:val="none"/>
+                <w:right w:color="000000" w:space="0" w:sz="0" w:val="none"/>
+                <w:between w:color="000000" w:space="3" w:sz="0" w:val="none"/>
               </w:pBdr>
               <w:shd w:fill="f7f7f7" w:val="clear"/>
-              <w:spacing w:after="0" w:afterAutospacing="0" w:line="240" w:lineRule="auto"/>
+              <w:spacing w:after="0" w:line="240" w:lineRule="auto"/>
               <w:ind w:left="720" w:hanging="360"/>
-              <w:rPr>
-                <w:sz w:val="22"/>
-                <w:szCs w:val="22"/>
-              </w:rPr>
+              <w:rPr/>
             </w:pPr>
             <w:r>
               <w:rPr>
@@ -14000,27 +14180,28 @@
               <w:br w:type="textWrapping"/>
               <w:t xml:space="preserve">Note the following:</w:t>
             </w:r>
+            <w:r>
+              <w:rPr>
+                <w:rtl w:val="0"/>
+              </w:rPr>
+            </w:r>
           </w:p>
           <w:p>
             <w:pPr>
               <w:numPr>
                 <w:ilvl w:val="0"/>
-                <w:numId w:val="7"/>
+                <w:numId w:val="12"/>
               </w:numPr>
               <w:pBdr>
-                <w:top w:color="auto" w:space="3" w:sz="0" w:val="none"/>
-                <w:bottom w:color="auto" w:space="3" w:sz="0" w:val="none"/>
-                <w:right w:color="auto" w:space="0" w:sz="0" w:val="none"/>
-                <w:between w:color="auto" w:space="3" w:sz="0" w:val="none"/>
+                <w:top w:color="000000" w:space="3" w:sz="0" w:val="none"/>
+                <w:bottom w:color="000000" w:space="3" w:sz="0" w:val="none"/>
+                <w:right w:color="000000" w:space="0" w:sz="0" w:val="none"/>
+                <w:between w:color="000000" w:space="3" w:sz="0" w:val="none"/>
               </w:pBdr>
               <w:shd w:fill="f7f7f7" w:val="clear"/>
-              <w:spacing w:after="0" w:afterAutospacing="0" w:line="240" w:lineRule="auto"/>
+              <w:spacing w:after="0" w:line="240" w:lineRule="auto"/>
               <w:ind w:left="720" w:hanging="360"/>
-              <w:rPr>
-                <w:rFonts w:ascii="Arial" w:cs="Arial" w:eastAsia="Arial" w:hAnsi="Arial"/>
-                <w:sz w:val="22"/>
-                <w:szCs w:val="22"/>
-              </w:rPr>
+              <w:rPr/>
             </w:pPr>
             <w:r>
               <w:rPr>
@@ -14033,27 +14214,28 @@
               <w:t xml:space="preserve">Note: Remittance amount should include the total outstanding premiums and any prevailing bank charges. Charge Type should be ‘OUR’ for bank account holder to bear all charges.</w:t>
               <w:br w:type="textWrapping"/>
             </w:r>
+            <w:r>
+              <w:rPr>
+                <w:rtl w:val="0"/>
+              </w:rPr>
+            </w:r>
           </w:p>
           <w:p>
             <w:pPr>
               <w:numPr>
                 <w:ilvl w:val="0"/>
-                <w:numId w:val="7"/>
+                <w:numId w:val="12"/>
               </w:numPr>
               <w:pBdr>
-                <w:top w:color="auto" w:space="3" w:sz="0" w:val="none"/>
-                <w:bottom w:color="auto" w:space="3" w:sz="0" w:val="none"/>
-                <w:right w:color="auto" w:space="0" w:sz="0" w:val="none"/>
-                <w:between w:color="auto" w:space="3" w:sz="0" w:val="none"/>
+                <w:top w:color="000000" w:space="3" w:sz="0" w:val="none"/>
+                <w:bottom w:color="000000" w:space="3" w:sz="0" w:val="none"/>
+                <w:right w:color="000000" w:space="0" w:sz="0" w:val="none"/>
+                <w:between w:color="000000" w:space="3" w:sz="0" w:val="none"/>
               </w:pBdr>
               <w:shd w:fill="f7f7f7" w:val="clear"/>
               <w:spacing w:after="360" w:line="240" w:lineRule="auto"/>
               <w:ind w:left="720" w:hanging="360"/>
-              <w:rPr>
-                <w:rFonts w:ascii="Arial" w:cs="Arial" w:eastAsia="Arial" w:hAnsi="Arial"/>
-                <w:sz w:val="22"/>
-                <w:szCs w:val="22"/>
-              </w:rPr>
+              <w:rPr/>
             </w:pPr>
             <w:r>
               <w:rPr>
@@ -14080,6 +14262,11 @@
               <w:br w:type="textWrapping"/>
               <w:t xml:space="preserve">Beneficiary Address: 238B Thomson Road, #08-00, Novena Square Tower B, Singapore 307685</w:t>
             </w:r>
+            <w:r>
+              <w:rPr>
+                <w:rtl w:val="0"/>
+              </w:rPr>
+            </w:r>
           </w:p>
           <w:p>
             <w:pPr>
@@ -14116,7 +14303,7 @@
               </w:rPr>
               <w:t xml:space="preserve">MediSave top-ups are generally reflected in your account within three working days and will be automatically deducted for premium payments. You can view your MediSave top-ups and premium deductions in your</w:t>
             </w:r>
-            <w:hyperlink r:id="rId129">
+            <w:hyperlink r:id="rId130">
               <w:r>
                 <w:rPr>
                   <w:color w:val="262626"/>
@@ -14125,7 +14312,7 @@
                 <w:t xml:space="preserve"> </w:t>
               </w:r>
             </w:hyperlink>
-            <w:hyperlink r:id="rId130">
+            <w:hyperlink r:id="rId131">
               <w:r>
                 <w:rPr>
                   <w:color w:val="0a6160"/>
@@ -14233,7 +14420,7 @@
               <w:spacing w:line="240" w:lineRule="auto"/>
               <w:rPr/>
             </w:pPr>
-            <w:hyperlink r:id="rId131">
+            <w:hyperlink r:id="rId132">
               <w:r>
                 <w:rPr>
                   <w:color w:val="1155cc"/>
@@ -14282,7 +14469,7 @@
               </w:rPr>
               <w:t xml:space="preserve">When your premium payer passes away, you will automatically become the payer for your own Healthcare coverage. If you have insufficient MediSave, you will be notified to either top up your MediSave (visit </w:t>
             </w:r>
-            <w:hyperlink r:id="rId132">
+            <w:hyperlink r:id="rId133">
               <w:r>
                 <w:rPr>
                   <w:color w:val="0a6160"/>
@@ -14301,7 +14488,7 @@
               </w:rPr>
               <w:t xml:space="preserve"> with your Singpass) or approach a family member to help you pay the premiums using his/her MediSave by visiting the </w:t>
             </w:r>
-            <w:hyperlink r:id="rId133">
+            <w:hyperlink r:id="rId134">
               <w:r>
                 <w:rPr>
                   <w:color w:val="0a6160"/>
@@ -14379,7 +14566,7 @@
               <w:spacing w:line="240" w:lineRule="auto"/>
               <w:rPr/>
             </w:pPr>
-            <w:hyperlink r:id="rId134">
+            <w:hyperlink r:id="rId135">
               <w:r>
                 <w:rPr>
                   <w:color w:val="1155cc"/>
@@ -14491,7 +14678,7 @@
               </w:rPr>
               <w:t xml:space="preserve">For more information on the types of premium support available, you may refer to this </w:t>
             </w:r>
-            <w:hyperlink r:id="rId135">
+            <w:hyperlink r:id="rId136">
               <w:r>
                 <w:rPr>
                   <w:color w:val="0a6160"/>
@@ -14508,7 +14695,7 @@
               </w:rPr>
               <w:t xml:space="preserve">. For information on your personalised premiums and premium support, you may access the</w:t>
             </w:r>
-            <w:hyperlink r:id="rId136">
+            <w:hyperlink r:id="rId137">
               <w:r>
                 <w:rPr>
                   <w:color w:val="262626"/>
@@ -14517,7 +14704,7 @@
                 <w:t xml:space="preserve"> </w:t>
               </w:r>
             </w:hyperlink>
-            <w:hyperlink r:id="rId137">
+            <w:hyperlink r:id="rId138">
               <w:r>
                 <w:rPr>
                   <w:color w:val="0a6160"/>
@@ -14604,7 +14791,7 @@
               <w:spacing w:line="240" w:lineRule="auto"/>
               <w:rPr/>
             </w:pPr>
-            <w:hyperlink r:id="rId138">
+            <w:hyperlink r:id="rId139">
               <w:r>
                 <w:rPr>
                   <w:color w:val="1155cc"/>
@@ -14716,7 +14903,7 @@
               </w:rPr>
               <w:t xml:space="preserve">The</w:t>
             </w:r>
-            <w:hyperlink r:id="rId139">
+            <w:hyperlink r:id="rId140">
               <w:r>
                 <w:rPr>
                   <w:color w:val="262626"/>
@@ -14725,7 +14912,7 @@
                 <w:t xml:space="preserve"> </w:t>
               </w:r>
             </w:hyperlink>
-            <w:hyperlink r:id="rId140">
+            <w:hyperlink r:id="rId141">
               <w:r>
                 <w:rPr>
                   <w:color w:val="0a6160"/>
@@ -14844,7 +15031,7 @@
               <w:spacing w:line="240" w:lineRule="auto"/>
               <w:rPr/>
             </w:pPr>
-            <w:hyperlink r:id="rId141">
+            <w:hyperlink r:id="rId142">
               <w:r>
                 <w:rPr>
                   <w:color w:val="1155cc"/>
@@ -14924,7 +15111,7 @@
               </w:rPr>
               <w:t xml:space="preserve">The</w:t>
             </w:r>
-            <w:hyperlink r:id="rId142">
+            <w:hyperlink r:id="rId143">
               <w:r>
                 <w:rPr>
                   <w:color w:val="262626"/>
@@ -14933,7 +15120,7 @@
                 <w:t xml:space="preserve"> </w:t>
               </w:r>
             </w:hyperlink>
-            <w:hyperlink r:id="rId143">
+            <w:hyperlink r:id="rId144">
               <w:r>
                 <w:rPr>
                   <w:color w:val="0a6160"/>
@@ -15020,7 +15207,7 @@
               <w:spacing w:line="240" w:lineRule="auto"/>
               <w:rPr/>
             </w:pPr>
-            <w:hyperlink r:id="rId144">
+            <w:hyperlink r:id="rId145">
               <w:r>
                 <w:rPr>
                   <w:color w:val="1155cc"/>
@@ -15068,7 +15255,7 @@
               </w:rPr>
               <w:t xml:space="preserve">You may refer to the</w:t>
             </w:r>
-            <w:hyperlink r:id="rId145">
+            <w:hyperlink r:id="rId146">
               <w:r>
                 <w:rPr>
                   <w:color w:val="262626"/>
@@ -15077,7 +15264,7 @@
                 <w:t xml:space="preserve"> </w:t>
               </w:r>
             </w:hyperlink>
-            <w:hyperlink r:id="rId146">
+            <w:hyperlink r:id="rId147">
               <w:r>
                 <w:rPr>
                   <w:color w:val="0a6160"/>
@@ -15285,22 +15472,18 @@
             <w:pPr>
               <w:numPr>
                 <w:ilvl w:val="0"/>
-                <w:numId w:val="6"/>
+                <w:numId w:val="11"/>
               </w:numPr>
               <w:pBdr>
-                <w:top w:color="auto" w:space="3" w:sz="0" w:val="none"/>
-                <w:bottom w:color="auto" w:space="3" w:sz="0" w:val="none"/>
-                <w:right w:color="auto" w:space="0" w:sz="0" w:val="none"/>
-                <w:between w:color="auto" w:space="3" w:sz="0" w:val="none"/>
+                <w:top w:color="000000" w:space="3" w:sz="0" w:val="none"/>
+                <w:bottom w:color="000000" w:space="3" w:sz="0" w:val="none"/>
+                <w:right w:color="000000" w:space="0" w:sz="0" w:val="none"/>
+                <w:between w:color="000000" w:space="3" w:sz="0" w:val="none"/>
               </w:pBdr>
               <w:shd w:fill="f7f7f7" w:val="clear"/>
-              <w:spacing w:after="0" w:afterAutospacing="0" w:line="240" w:lineRule="auto"/>
+              <w:spacing w:after="0" w:line="240" w:lineRule="auto"/>
               <w:ind w:left="720" w:hanging="360"/>
-              <w:rPr>
-                <w:rFonts w:ascii="Arial" w:cs="Arial" w:eastAsia="Arial" w:hAnsi="Arial"/>
-                <w:sz w:val="22"/>
-                <w:szCs w:val="22"/>
-              </w:rPr>
+              <w:rPr/>
             </w:pPr>
             <w:r>
               <w:rPr>
@@ -15308,28 +15491,29 @@
                 <w:rtl w:val="0"/>
               </w:rPr>
               <w:t xml:space="preserve">You are an existing ElderShield 300 insured.</w:t>
+            </w:r>
+            <w:r>
+              <w:rPr>
+                <w:rtl w:val="0"/>
+              </w:rPr>
             </w:r>
           </w:p>
           <w:p>
             <w:pPr>
               <w:numPr>
                 <w:ilvl w:val="0"/>
-                <w:numId w:val="6"/>
+                <w:numId w:val="11"/>
               </w:numPr>
               <w:pBdr>
-                <w:top w:color="auto" w:space="3" w:sz="0" w:val="none"/>
-                <w:bottom w:color="auto" w:space="3" w:sz="0" w:val="none"/>
-                <w:right w:color="auto" w:space="0" w:sz="0" w:val="none"/>
-                <w:between w:color="auto" w:space="3" w:sz="0" w:val="none"/>
+                <w:top w:color="000000" w:space="3" w:sz="0" w:val="none"/>
+                <w:bottom w:color="000000" w:space="3" w:sz="0" w:val="none"/>
+                <w:right w:color="000000" w:space="0" w:sz="0" w:val="none"/>
+                <w:between w:color="000000" w:space="3" w:sz="0" w:val="none"/>
               </w:pBdr>
               <w:shd w:fill="f7f7f7" w:val="clear"/>
-              <w:spacing w:after="0" w:afterAutospacing="0" w:line="240" w:lineRule="auto"/>
+              <w:spacing w:after="0" w:line="240" w:lineRule="auto"/>
               <w:ind w:left="720" w:hanging="360"/>
-              <w:rPr>
-                <w:rFonts w:ascii="Arial" w:cs="Arial" w:eastAsia="Arial" w:hAnsi="Arial"/>
-                <w:sz w:val="22"/>
-                <w:szCs w:val="22"/>
-              </w:rPr>
+              <w:rPr/>
             </w:pPr>
             <w:r>
               <w:rPr>
@@ -15337,28 +15521,29 @@
                 <w:rtl w:val="0"/>
               </w:rPr>
               <w:t xml:space="preserve">You are not insured under ElderShield or have opted into ElderShield late.</w:t>
+            </w:r>
+            <w:r>
+              <w:rPr>
+                <w:rtl w:val="0"/>
+              </w:rPr>
             </w:r>
           </w:p>
           <w:p>
             <w:pPr>
               <w:numPr>
                 <w:ilvl w:val="0"/>
-                <w:numId w:val="6"/>
+                <w:numId w:val="11"/>
               </w:numPr>
               <w:pBdr>
-                <w:top w:color="auto" w:space="3" w:sz="0" w:val="none"/>
-                <w:bottom w:color="auto" w:space="3" w:sz="0" w:val="none"/>
-                <w:right w:color="auto" w:space="0" w:sz="0" w:val="none"/>
-                <w:between w:color="auto" w:space="3" w:sz="0" w:val="none"/>
+                <w:top w:color="000000" w:space="3" w:sz="0" w:val="none"/>
+                <w:bottom w:color="000000" w:space="3" w:sz="0" w:val="none"/>
+                <w:right w:color="000000" w:space="0" w:sz="0" w:val="none"/>
+                <w:between w:color="000000" w:space="3" w:sz="0" w:val="none"/>
               </w:pBdr>
               <w:shd w:fill="f7f7f7" w:val="clear"/>
-              <w:spacing w:after="0" w:afterAutospacing="0" w:line="240" w:lineRule="auto"/>
+              <w:spacing w:after="0" w:line="240" w:lineRule="auto"/>
               <w:ind w:left="720" w:hanging="360"/>
-              <w:rPr>
-                <w:rFonts w:ascii="Arial" w:cs="Arial" w:eastAsia="Arial" w:hAnsi="Arial"/>
-                <w:sz w:val="22"/>
-                <w:szCs w:val="22"/>
-              </w:rPr>
+              <w:rPr/>
             </w:pPr>
             <w:r>
               <w:rPr>
@@ -15366,28 +15551,29 @@
                 <w:rtl w:val="0"/>
               </w:rPr>
               <w:t xml:space="preserve">You are an existing ElderShield 400 insured who joined CareShield Life from 1 January 2022 onwards.</w:t>
+            </w:r>
+            <w:r>
+              <w:rPr>
+                <w:rtl w:val="0"/>
+              </w:rPr>
             </w:r>
           </w:p>
           <w:p>
             <w:pPr>
               <w:numPr>
                 <w:ilvl w:val="0"/>
-                <w:numId w:val="6"/>
+                <w:numId w:val="11"/>
               </w:numPr>
               <w:pBdr>
-                <w:top w:color="auto" w:space="3" w:sz="0" w:val="none"/>
-                <w:bottom w:color="auto" w:space="3" w:sz="0" w:val="none"/>
-                <w:right w:color="auto" w:space="0" w:sz="0" w:val="none"/>
-                <w:between w:color="auto" w:space="3" w:sz="0" w:val="none"/>
+                <w:top w:color="000000" w:space="3" w:sz="0" w:val="none"/>
+                <w:bottom w:color="000000" w:space="3" w:sz="0" w:val="none"/>
+                <w:right w:color="000000" w:space="0" w:sz="0" w:val="none"/>
+                <w:between w:color="000000" w:space="3" w:sz="0" w:val="none"/>
               </w:pBdr>
               <w:shd w:fill="f7f7f7" w:val="clear"/>
               <w:spacing w:after="360" w:line="240" w:lineRule="auto"/>
               <w:ind w:left="720" w:hanging="360"/>
-              <w:rPr>
-                <w:rFonts w:ascii="Arial" w:cs="Arial" w:eastAsia="Arial" w:hAnsi="Arial"/>
-                <w:sz w:val="22"/>
-                <w:szCs w:val="22"/>
-              </w:rPr>
+              <w:rPr/>
             </w:pPr>
             <w:r>
               <w:rPr>
@@ -15396,15 +15582,20 @@
               </w:rPr>
               <w:t xml:space="preserve">Your ElderShield 300/400 policies have become reduced paid-up (i.e. you stopped paying premiums after a minimum number of years of premium payment, which qualifies you for a lower payout amount).</w:t>
             </w:r>
+            <w:r>
+              <w:rPr>
+                <w:rtl w:val="0"/>
+              </w:rPr>
+            </w:r>
           </w:p>
           <w:p>
             <w:pPr>
               <w:pBdr>
-                <w:top w:color="auto" w:space="0" w:sz="0" w:val="none"/>
-                <w:left w:color="auto" w:space="0" w:sz="0" w:val="none"/>
-                <w:bottom w:color="auto" w:space="0" w:sz="0" w:val="none"/>
-                <w:right w:color="auto" w:space="0" w:sz="0" w:val="none"/>
-                <w:between w:color="auto" w:space="0" w:sz="0" w:val="none"/>
+                <w:top w:color="000000" w:space="0" w:sz="0" w:val="none"/>
+                <w:left w:color="000000" w:space="0" w:sz="0" w:val="none"/>
+                <w:bottom w:color="000000" w:space="0" w:sz="0" w:val="none"/>
+                <w:right w:color="000000" w:space="0" w:sz="0" w:val="none"/>
+                <w:between w:color="000000" w:space="0" w:sz="0" w:val="none"/>
               </w:pBdr>
               <w:shd w:fill="f7f7f7" w:val="clear"/>
               <w:spacing w:after="360" w:line="360" w:lineRule="auto"/>
@@ -15548,7 +15739,7 @@
               <w:spacing w:line="240" w:lineRule="auto"/>
               <w:rPr/>
             </w:pPr>
-            <w:hyperlink r:id="rId147">
+            <w:hyperlink r:id="rId148">
               <w:r>
                 <w:rPr>
                   <w:color w:val="1155cc"/>
@@ -15659,7 +15850,7 @@
               <w:spacing w:line="240" w:lineRule="auto"/>
               <w:rPr/>
             </w:pPr>
-            <w:hyperlink r:id="rId148">
+            <w:hyperlink r:id="rId149">
               <w:r>
                 <w:rPr>
                   <w:color w:val="1155cc"/>
@@ -15770,7 +15961,7 @@
               <w:spacing w:line="240" w:lineRule="auto"/>
               <w:rPr/>
             </w:pPr>
-            <w:hyperlink r:id="rId149">
+            <w:hyperlink r:id="rId150">
               <w:r>
                 <w:rPr>
                   <w:color w:val="1155cc"/>
@@ -15839,22 +16030,18 @@
             <w:pPr>
               <w:numPr>
                 <w:ilvl w:val="0"/>
-                <w:numId w:val="4"/>
+                <w:numId w:val="9"/>
               </w:numPr>
               <w:pBdr>
-                <w:top w:color="auto" w:space="3" w:sz="0" w:val="none"/>
-                <w:bottom w:color="auto" w:space="3" w:sz="0" w:val="none"/>
-                <w:right w:color="auto" w:space="0" w:sz="0" w:val="none"/>
-                <w:between w:color="auto" w:space="3" w:sz="0" w:val="none"/>
+                <w:top w:color="000000" w:space="3" w:sz="0" w:val="none"/>
+                <w:bottom w:color="000000" w:space="3" w:sz="0" w:val="none"/>
+                <w:right w:color="000000" w:space="0" w:sz="0" w:val="none"/>
+                <w:between w:color="000000" w:space="3" w:sz="0" w:val="none"/>
               </w:pBdr>
               <w:shd w:fill="f7f7f7" w:val="clear"/>
-              <w:spacing w:after="0" w:afterAutospacing="0" w:line="240" w:lineRule="auto"/>
+              <w:spacing w:after="0" w:line="240" w:lineRule="auto"/>
               <w:ind w:left="720" w:hanging="360"/>
-              <w:rPr>
-                <w:rFonts w:ascii="Arial" w:cs="Arial" w:eastAsia="Arial" w:hAnsi="Arial"/>
-                <w:sz w:val="22"/>
-                <w:szCs w:val="22"/>
-              </w:rPr>
+              <w:rPr/>
             </w:pPr>
             <w:r>
               <w:rPr>
@@ -15862,28 +16049,29 @@
                 <w:rtl w:val="0"/>
               </w:rPr>
               <w:t xml:space="preserve">You are an existing ElderShield 300 insured.</w:t>
+            </w:r>
+            <w:r>
+              <w:rPr>
+                <w:rtl w:val="0"/>
+              </w:rPr>
             </w:r>
           </w:p>
           <w:p>
             <w:pPr>
               <w:numPr>
                 <w:ilvl w:val="0"/>
-                <w:numId w:val="4"/>
+                <w:numId w:val="9"/>
               </w:numPr>
               <w:pBdr>
-                <w:top w:color="auto" w:space="3" w:sz="0" w:val="none"/>
-                <w:bottom w:color="auto" w:space="3" w:sz="0" w:val="none"/>
-                <w:right w:color="auto" w:space="0" w:sz="0" w:val="none"/>
-                <w:between w:color="auto" w:space="3" w:sz="0" w:val="none"/>
+                <w:top w:color="000000" w:space="3" w:sz="0" w:val="none"/>
+                <w:bottom w:color="000000" w:space="3" w:sz="0" w:val="none"/>
+                <w:right w:color="000000" w:space="0" w:sz="0" w:val="none"/>
+                <w:between w:color="000000" w:space="3" w:sz="0" w:val="none"/>
               </w:pBdr>
               <w:shd w:fill="f7f7f7" w:val="clear"/>
-              <w:spacing w:after="0" w:afterAutospacing="0" w:line="240" w:lineRule="auto"/>
+              <w:spacing w:after="0" w:line="240" w:lineRule="auto"/>
               <w:ind w:left="720" w:hanging="360"/>
-              <w:rPr>
-                <w:rFonts w:ascii="Arial" w:cs="Arial" w:eastAsia="Arial" w:hAnsi="Arial"/>
-                <w:sz w:val="22"/>
-                <w:szCs w:val="22"/>
-              </w:rPr>
+              <w:rPr/>
             </w:pPr>
             <w:r>
               <w:rPr>
@@ -15891,28 +16079,29 @@
                 <w:rtl w:val="0"/>
               </w:rPr>
               <w:t xml:space="preserve">You are not insured under ElderShield or have opted into ElderShield late.</w:t>
+            </w:r>
+            <w:r>
+              <w:rPr>
+                <w:rtl w:val="0"/>
+              </w:rPr>
             </w:r>
           </w:p>
           <w:p>
             <w:pPr>
               <w:numPr>
                 <w:ilvl w:val="0"/>
-                <w:numId w:val="4"/>
+                <w:numId w:val="9"/>
               </w:numPr>
               <w:pBdr>
-                <w:top w:color="auto" w:space="3" w:sz="0" w:val="none"/>
-                <w:bottom w:color="auto" w:space="3" w:sz="0" w:val="none"/>
-                <w:right w:color="auto" w:space="0" w:sz="0" w:val="none"/>
-                <w:between w:color="auto" w:space="3" w:sz="0" w:val="none"/>
+                <w:top w:color="000000" w:space="3" w:sz="0" w:val="none"/>
+                <w:bottom w:color="000000" w:space="3" w:sz="0" w:val="none"/>
+                <w:right w:color="000000" w:space="0" w:sz="0" w:val="none"/>
+                <w:between w:color="000000" w:space="3" w:sz="0" w:val="none"/>
               </w:pBdr>
               <w:shd w:fill="f7f7f7" w:val="clear"/>
-              <w:spacing w:after="0" w:afterAutospacing="0" w:line="240" w:lineRule="auto"/>
+              <w:spacing w:after="0" w:line="240" w:lineRule="auto"/>
               <w:ind w:left="720" w:hanging="360"/>
-              <w:rPr>
-                <w:rFonts w:ascii="Arial" w:cs="Arial" w:eastAsia="Arial" w:hAnsi="Arial"/>
-                <w:sz w:val="22"/>
-                <w:szCs w:val="22"/>
-              </w:rPr>
+              <w:rPr/>
             </w:pPr>
             <w:r>
               <w:rPr>
@@ -15920,28 +16109,29 @@
                 <w:rtl w:val="0"/>
               </w:rPr>
               <w:t xml:space="preserve">You are an existing ElderShield 400 insured who joined CareShield Life from 1 January 2022 onwards.</w:t>
+            </w:r>
+            <w:r>
+              <w:rPr>
+                <w:rtl w:val="0"/>
+              </w:rPr>
             </w:r>
           </w:p>
           <w:p>
             <w:pPr>
               <w:numPr>
                 <w:ilvl w:val="0"/>
-                <w:numId w:val="4"/>
+                <w:numId w:val="9"/>
               </w:numPr>
               <w:pBdr>
-                <w:top w:color="auto" w:space="3" w:sz="0" w:val="none"/>
-                <w:bottom w:color="auto" w:space="3" w:sz="0" w:val="none"/>
-                <w:right w:color="auto" w:space="0" w:sz="0" w:val="none"/>
-                <w:between w:color="auto" w:space="3" w:sz="0" w:val="none"/>
+                <w:top w:color="000000" w:space="3" w:sz="0" w:val="none"/>
+                <w:bottom w:color="000000" w:space="3" w:sz="0" w:val="none"/>
+                <w:right w:color="000000" w:space="0" w:sz="0" w:val="none"/>
+                <w:between w:color="000000" w:space="3" w:sz="0" w:val="none"/>
               </w:pBdr>
               <w:shd w:fill="f7f7f7" w:val="clear"/>
               <w:spacing w:after="360" w:line="240" w:lineRule="auto"/>
               <w:ind w:left="720" w:hanging="360"/>
-              <w:rPr>
-                <w:rFonts w:ascii="Arial" w:cs="Arial" w:eastAsia="Arial" w:hAnsi="Arial"/>
-                <w:sz w:val="22"/>
-                <w:szCs w:val="22"/>
-              </w:rPr>
+              <w:rPr/>
             </w:pPr>
             <w:r>
               <w:rPr>
@@ -15949,6 +16139,11 @@
                 <w:rtl w:val="0"/>
               </w:rPr>
               <w:t xml:space="preserve">Your ElderShield 300/400 policies have become reduced paid-up (i.e. you stopped paying premiums after a minimum number of years of premium payment, which qualifies you for a lower payout amount).</w:t>
+            </w:r>
+            <w:r>
+              <w:rPr>
+                <w:rtl w:val="0"/>
+              </w:rPr>
             </w:r>
           </w:p>
           <w:p>
@@ -16089,7 +16284,7 @@
               <w:spacing w:line="240" w:lineRule="auto"/>
               <w:rPr/>
             </w:pPr>
-            <w:hyperlink r:id="rId150">
+            <w:hyperlink r:id="rId151">
               <w:r>
                 <w:rPr>
                   <w:color w:val="1155cc"/>
@@ -16239,7 +16434,7 @@
               <w:spacing w:line="240" w:lineRule="auto"/>
               <w:rPr/>
             </w:pPr>
-            <w:hyperlink r:id="rId151">
+            <w:hyperlink r:id="rId152">
               <w:r>
                 <w:rPr>
                   <w:color w:val="1155cc"/>
@@ -16389,7 +16584,7 @@
               <w:spacing w:line="240" w:lineRule="auto"/>
               <w:rPr/>
             </w:pPr>
-            <w:hyperlink r:id="rId152">
+            <w:hyperlink r:id="rId153">
               <w:r>
                 <w:rPr>
                   <w:color w:val="1155cc"/>
@@ -16435,7 +16630,7 @@
               </w:rPr>
               <w:t xml:space="preserve">You may refer to the</w:t>
             </w:r>
-            <w:hyperlink r:id="rId153">
+            <w:hyperlink r:id="rId154">
               <w:r>
                 <w:rPr>
                   <w:color w:val="262626"/>
@@ -16445,7 +16640,7 @@
                 <w:t xml:space="preserve"> </w:t>
               </w:r>
             </w:hyperlink>
-            <w:hyperlink r:id="rId154">
+            <w:hyperlink r:id="rId155">
               <w:r>
                 <w:rPr>
                   <w:color w:val="0a6160"/>
@@ -16529,7 +16724,7 @@
               <w:spacing w:line="240" w:lineRule="auto"/>
               <w:rPr/>
             </w:pPr>
-            <w:hyperlink r:id="rId155">
+            <w:hyperlink r:id="rId156">
               <w:r>
                 <w:rPr>
                   <w:color w:val="1155cc"/>
@@ -16649,18 +16844,14 @@
                 <w:numId w:val="1"/>
               </w:numPr>
               <w:pBdr>
-                <w:top w:color="auto" w:space="3" w:sz="0" w:val="none"/>
-                <w:bottom w:color="auto" w:space="3" w:sz="0" w:val="none"/>
-                <w:right w:color="auto" w:space="0" w:sz="0" w:val="none"/>
-                <w:between w:color="auto" w:space="3" w:sz="0" w:val="none"/>
+                <w:top w:color="000000" w:space="3" w:sz="0" w:val="none"/>
+                <w:bottom w:color="000000" w:space="3" w:sz="0" w:val="none"/>
+                <w:right w:color="000000" w:space="0" w:sz="0" w:val="none"/>
+                <w:between w:color="000000" w:space="3" w:sz="0" w:val="none"/>
               </w:pBdr>
-              <w:spacing w:after="0" w:afterAutospacing="0" w:line="240" w:lineRule="auto"/>
+              <w:spacing w:after="0" w:line="240" w:lineRule="auto"/>
               <w:ind w:left="720" w:hanging="360"/>
-              <w:rPr>
-                <w:rFonts w:ascii="Arial" w:cs="Arial" w:eastAsia="Arial" w:hAnsi="Arial"/>
-                <w:sz w:val="22"/>
-                <w:szCs w:val="22"/>
-              </w:rPr>
+              <w:rPr/>
             </w:pPr>
             <w:r>
               <w:rPr>
@@ -16668,6 +16859,11 @@
                 <w:rtl w:val="0"/>
               </w:rPr>
               <w:t xml:space="preserve">Lower- to middle-income Singapore residents will receive Means-tested Subsidies. Up to two-thirds of Singapore resident households will be eligible for CareShield Life subsidies of up to 30%.</w:t>
+            </w:r>
+            <w:r>
+              <w:rPr>
+                <w:rtl w:val="0"/>
+              </w:rPr>
             </w:r>
           </w:p>
           <w:p>
@@ -16677,18 +16873,14 @@
                 <w:numId w:val="1"/>
               </w:numPr>
               <w:pBdr>
-                <w:top w:color="auto" w:space="3" w:sz="0" w:val="none"/>
-                <w:bottom w:color="auto" w:space="3" w:sz="0" w:val="none"/>
-                <w:right w:color="auto" w:space="0" w:sz="0" w:val="none"/>
-                <w:between w:color="auto" w:space="3" w:sz="0" w:val="none"/>
+                <w:top w:color="000000" w:space="3" w:sz="0" w:val="none"/>
+                <w:bottom w:color="000000" w:space="3" w:sz="0" w:val="none"/>
+                <w:right w:color="000000" w:space="0" w:sz="0" w:val="none"/>
+                <w:between w:color="000000" w:space="3" w:sz="0" w:val="none"/>
               </w:pBdr>
-              <w:spacing w:after="0" w:afterAutospacing="0" w:line="240" w:lineRule="auto"/>
+              <w:spacing w:after="0" w:line="240" w:lineRule="auto"/>
               <w:ind w:left="720" w:hanging="360"/>
-              <w:rPr>
-                <w:rFonts w:ascii="Arial" w:cs="Arial" w:eastAsia="Arial" w:hAnsi="Arial"/>
-                <w:sz w:val="22"/>
-                <w:szCs w:val="22"/>
-              </w:rPr>
+              <w:rPr/>
             </w:pPr>
             <w:r>
               <w:rPr>
@@ -16696,6 +16888,11 @@
                 <w:rtl w:val="0"/>
               </w:rPr>
               <w:t xml:space="preserve">Singapore Citizens born in 1979 or earlier will receive Participation Incentives, spread over the first 10 years of their policy if they joined and were covered under CareShield Life by 31 December 2024.</w:t>
+            </w:r>
+            <w:r>
+              <w:rPr>
+                <w:rtl w:val="0"/>
+              </w:rPr>
             </w:r>
           </w:p>
           <w:p>
@@ -16705,18 +16902,14 @@
                 <w:numId w:val="1"/>
               </w:numPr>
               <w:pBdr>
-                <w:top w:color="auto" w:space="3" w:sz="0" w:val="none"/>
-                <w:bottom w:color="auto" w:space="3" w:sz="0" w:val="none"/>
-                <w:right w:color="auto" w:space="0" w:sz="0" w:val="none"/>
-                <w:between w:color="auto" w:space="3" w:sz="0" w:val="none"/>
+                <w:top w:color="000000" w:space="3" w:sz="0" w:val="none"/>
+                <w:bottom w:color="000000" w:space="3" w:sz="0" w:val="none"/>
+                <w:right w:color="000000" w:space="0" w:sz="0" w:val="none"/>
+                <w:between w:color="000000" w:space="3" w:sz="0" w:val="none"/>
               </w:pBdr>
               <w:spacing w:after="360" w:line="240" w:lineRule="auto"/>
               <w:ind w:left="720" w:hanging="360"/>
-              <w:rPr>
-                <w:rFonts w:ascii="Arial" w:cs="Arial" w:eastAsia="Arial" w:hAnsi="Arial"/>
-                <w:sz w:val="22"/>
-                <w:szCs w:val="22"/>
-              </w:rPr>
+              <w:rPr/>
             </w:pPr>
             <w:r>
               <w:rPr>
@@ -16725,6 +16918,11 @@
               </w:rPr>
               <w:t xml:space="preserve">Those in financial need who are unable to pay for their premiums after premium subsidies can apply for Additional Premium Support from the Government.</w:t>
             </w:r>
+            <w:r>
+              <w:rPr>
+                <w:rtl w:val="0"/>
+              </w:rPr>
+            </w:r>
           </w:p>
           <w:p>
             <w:pPr>
@@ -16741,7 +16939,7 @@
               </w:rPr>
               <w:t xml:space="preserve">For more information on the types of premium support available, you may refer to this</w:t>
             </w:r>
-            <w:hyperlink r:id="rId156">
+            <w:hyperlink r:id="rId157">
               <w:r>
                 <w:rPr>
                   <w:color w:val="262626"/>
@@ -16750,7 +16948,7 @@
                 <w:t xml:space="preserve"> </w:t>
               </w:r>
             </w:hyperlink>
-            <w:hyperlink r:id="rId157">
+            <w:hyperlink r:id="rId158">
               <w:r>
                 <w:rPr>
                   <w:color w:val="0a6160"/>
@@ -16767,7 +16965,7 @@
               </w:rPr>
               <w:t xml:space="preserve">. For information on your personalised premiums and premium support, you may access the</w:t>
             </w:r>
-            <w:hyperlink r:id="rId158">
+            <w:hyperlink r:id="rId159">
               <w:r>
                 <w:rPr>
                   <w:color w:val="262626"/>
@@ -16776,7 +16974,7 @@
                 <w:t xml:space="preserve"> </w:t>
               </w:r>
             </w:hyperlink>
-            <w:hyperlink r:id="rId159">
+            <w:hyperlink r:id="rId160">
               <w:r>
                 <w:rPr>
                   <w:color w:val="0a6160"/>
@@ -16863,7 +17061,7 @@
               <w:spacing w:line="240" w:lineRule="auto"/>
               <w:rPr/>
             </w:pPr>
-            <w:hyperlink r:id="rId160">
+            <w:hyperlink r:id="rId161">
               <w:r>
                 <w:rPr>
                   <w:color w:val="1155cc"/>
@@ -17002,7 +17200,7 @@
               <w:spacing w:line="240" w:lineRule="auto"/>
               <w:rPr/>
             </w:pPr>
-            <w:hyperlink r:id="rId161">
+            <w:hyperlink r:id="rId162">
               <w:r>
                 <w:rPr>
                   <w:color w:val="1155cc"/>
@@ -17113,7 +17311,7 @@
               <w:spacing w:line="240" w:lineRule="auto"/>
               <w:rPr/>
             </w:pPr>
-            <w:hyperlink r:id="rId162">
+            <w:hyperlink r:id="rId163">
               <w:r>
                 <w:rPr>
                   <w:color w:val="1155cc"/>
@@ -17263,7 +17461,7 @@
               <w:spacing w:line="240" w:lineRule="auto"/>
               <w:rPr/>
             </w:pPr>
-            <w:hyperlink r:id="rId163">
+            <w:hyperlink r:id="rId164">
               <w:r>
                 <w:rPr>
                   <w:color w:val="1155cc"/>
@@ -17374,7 +17572,7 @@
               <w:spacing w:line="240" w:lineRule="auto"/>
               <w:rPr/>
             </w:pPr>
-            <w:hyperlink r:id="rId164">
+            <w:hyperlink r:id="rId165">
               <w:r>
                 <w:rPr>
                   <w:color w:val="1155cc"/>
@@ -17497,7 +17695,7 @@
               <w:spacing w:line="240" w:lineRule="auto"/>
               <w:rPr/>
             </w:pPr>
-            <w:hyperlink r:id="rId165">
+            <w:hyperlink r:id="rId166">
               <w:r>
                 <w:rPr>
                   <w:color w:val="1155cc"/>
@@ -17608,7 +17806,7 @@
               <w:spacing w:line="240" w:lineRule="auto"/>
               <w:rPr/>
             </w:pPr>
-            <w:hyperlink r:id="rId166">
+            <w:hyperlink r:id="rId167">
               <w:r>
                 <w:rPr>
                   <w:color w:val="1155cc"/>
@@ -17747,7 +17945,7 @@
               <w:spacing w:line="240" w:lineRule="auto"/>
               <w:rPr/>
             </w:pPr>
-            <w:hyperlink r:id="rId167">
+            <w:hyperlink r:id="rId168">
               <w:r>
                 <w:rPr>
                   <w:color w:val="1155cc"/>
@@ -17896,7 +18094,7 @@
               <w:spacing w:line="240" w:lineRule="auto"/>
               <w:rPr/>
             </w:pPr>
-            <w:hyperlink r:id="rId168">
+            <w:hyperlink r:id="rId169">
               <w:r>
                 <w:rPr>
                   <w:color w:val="1155cc"/>
@@ -17942,7 +18140,7 @@
               </w:rPr>
               <w:t xml:space="preserve">The top-up to your MediSave for the purpose of paying your Healthcare premiums, cannot be used to offset your MediSave payable under the Self-Employed scheme. For self-employed persons who wish to make payment for your outstanding MediSave payable, please visit </w:t>
             </w:r>
-            <w:hyperlink r:id="rId169">
+            <w:hyperlink r:id="rId170">
               <w:r>
                 <w:rPr>
                   <w:color w:val="0a6160"/>
@@ -17953,7 +18151,7 @@
                 <w:t xml:space="preserve">Manage your MediSave payabl</w:t>
               </w:r>
             </w:hyperlink>
-            <w:hyperlink r:id="rId170">
+            <w:hyperlink r:id="rId171">
               <w:r>
                 <w:rPr>
                   <w:i w:val="1"/>
@@ -18041,7 +18239,7 @@
               <w:spacing w:line="240" w:lineRule="auto"/>
               <w:rPr/>
             </w:pPr>
-            <w:hyperlink r:id="rId171">
+            <w:hyperlink r:id="rId172">
               <w:r>
                 <w:rPr>
                   <w:color w:val="1155cc"/>
@@ -18089,7 +18287,7 @@
               </w:rPr>
               <w:t xml:space="preserve">You can make a top-up to your MediSave for MediShield Life, CareShield Life and ElderShield premium payments via the</w:t>
             </w:r>
-            <w:hyperlink r:id="rId172">
+            <w:hyperlink r:id="rId173">
               <w:r>
                 <w:rPr>
                   <w:color w:val="262626"/>
@@ -18098,7 +18296,7 @@
                 <w:t xml:space="preserve"> </w:t>
               </w:r>
             </w:hyperlink>
-            <w:hyperlink r:id="rId173">
+            <w:hyperlink r:id="rId174">
               <w:r>
                 <w:rPr>
                   <w:color w:val="0a6160"/>
@@ -18147,7 +18345,7 @@
               </w:rPr>
               <w:t xml:space="preserve">You can view your MediSave top-ups by logging in to</w:t>
             </w:r>
-            <w:hyperlink r:id="rId174">
+            <w:hyperlink r:id="rId175">
               <w:r>
                 <w:rPr>
                   <w:color w:val="262626"/>
@@ -18156,7 +18354,7 @@
                 <w:t xml:space="preserve"> </w:t>
               </w:r>
             </w:hyperlink>
-            <w:hyperlink r:id="rId175">
+            <w:hyperlink r:id="rId176">
               <w:r>
                 <w:rPr>
                   <w:color w:val="0a6160"/>
@@ -18254,7 +18452,7 @@
               <w:spacing w:line="240" w:lineRule="auto"/>
               <w:rPr/>
             </w:pPr>
-            <w:hyperlink r:id="rId176">
+            <w:hyperlink r:id="rId177">
               <w:r>
                 <w:rPr>
                   <w:color w:val="1155cc"/>
@@ -18366,7 +18564,7 @@
               </w:rPr>
               <w:t xml:space="preserve">If you do not have sufficient MediSave to pay your premiums, you will be invited to apply for </w:t>
             </w:r>
-            <w:hyperlink r:id="rId177">
+            <w:hyperlink r:id="rId178">
               <w:r>
                 <w:rPr>
                   <w:color w:val="0a6160"/>
@@ -18415,7 +18613,7 @@
               </w:rPr>
               <w:t xml:space="preserve">Alternatively, you may also top up your MediSave Account (visit </w:t>
             </w:r>
-            <w:hyperlink r:id="rId178">
+            <w:hyperlink r:id="rId179">
               <w:r>
                 <w:rPr>
                   <w:color w:val="0a6160"/>
@@ -18432,7 +18630,7 @@
               </w:rPr>
               <w:t xml:space="preserve"> form with your Singpass) or approach a family member to help you pay the premiums using his/her MediSave by visiting the </w:t>
             </w:r>
-            <w:hyperlink r:id="rId179">
+            <w:hyperlink r:id="rId180">
               <w:r>
                 <w:rPr>
                   <w:color w:val="0a6160"/>
@@ -18519,7 +18717,7 @@
               <w:spacing w:line="240" w:lineRule="auto"/>
               <w:rPr/>
             </w:pPr>
-            <w:hyperlink r:id="rId180">
+            <w:hyperlink r:id="rId181">
               <w:r>
                 <w:rPr>
                   <w:color w:val="1155cc"/>
@@ -18680,7 +18878,7 @@
               <w:spacing w:line="240" w:lineRule="auto"/>
               <w:rPr/>
             </w:pPr>
-            <w:hyperlink r:id="rId181">
+            <w:hyperlink r:id="rId182">
               <w:r>
                 <w:rPr>
                   <w:color w:val="1155cc"/>
@@ -18823,7 +19021,7 @@
               </w:rPr>
               <w:t xml:space="preserve">For more information on APS, please visit the</w:t>
             </w:r>
-            <w:hyperlink r:id="rId182">
+            <w:hyperlink r:id="rId183">
               <w:r>
                 <w:rPr>
                   <w:color w:val="262626"/>
@@ -18832,7 +19030,7 @@
                 <w:t xml:space="preserve"> </w:t>
               </w:r>
             </w:hyperlink>
-            <w:hyperlink r:id="rId183">
+            <w:hyperlink r:id="rId184">
               <w:r>
                 <w:rPr>
                   <w:color w:val="0a6160"/>
@@ -18919,7 +19117,7 @@
               <w:spacing w:line="240" w:lineRule="auto"/>
               <w:rPr/>
             </w:pPr>
-            <w:hyperlink r:id="rId184">
+            <w:hyperlink r:id="rId185">
               <w:r>
                 <w:rPr>
                   <w:color w:val="1155cc"/>
@@ -18967,7 +19165,7 @@
               </w:rPr>
               <w:t xml:space="preserve">Additional Premium Support (APS) is designed to help members who are unable to afford their MediShield Life and CareShield Life premiums after Government subsidies and have limited family support. As you have an outstanding MediShield Life premium, a letter (Ref: APCINV) was sent earlier to invite you to apply for APS if you need assistance to pay your outstanding premiums. Alternatively, you may visit</w:t>
             </w:r>
-            <w:hyperlink r:id="rId185">
+            <w:hyperlink r:id="rId186">
               <w:r>
                 <w:rPr>
                   <w:color w:val="262626"/>
@@ -18976,7 +19174,7 @@
                 <w:t xml:space="preserve"> </w:t>
               </w:r>
             </w:hyperlink>
-            <w:hyperlink r:id="rId186">
+            <w:hyperlink r:id="rId187">
               <w:r>
                 <w:rPr>
                   <w:color w:val="0a6160"/>
@@ -19025,7 +19223,7 @@
               </w:rPr>
               <w:t xml:space="preserve">For more information on APS, please visit the</w:t>
             </w:r>
-            <w:hyperlink r:id="rId187">
+            <w:hyperlink r:id="rId188">
               <w:r>
                 <w:rPr>
                   <w:color w:val="262626"/>
@@ -19034,7 +19232,7 @@
                 <w:t xml:space="preserve"> </w:t>
               </w:r>
             </w:hyperlink>
-            <w:hyperlink r:id="rId188">
+            <w:hyperlink r:id="rId189">
               <w:r>
                 <w:rPr>
                   <w:color w:val="0a6160"/>
@@ -19121,7 +19319,7 @@
               <w:spacing w:line="240" w:lineRule="auto"/>
               <w:rPr/>
             </w:pPr>
-            <w:hyperlink r:id="rId189">
+            <w:hyperlink r:id="rId190">
               <w:r>
                 <w:rPr>
                   <w:color w:val="1155cc"/>
@@ -19167,7 +19365,7 @@
               </w:rPr>
               <w:t xml:space="preserve">For further information on Additional Premium Support, please visit this</w:t>
             </w:r>
-            <w:hyperlink r:id="rId190">
+            <w:hyperlink r:id="rId191">
               <w:r>
                 <w:rPr>
                   <w:color w:val="262626"/>
@@ -19177,7 +19375,7 @@
                 <w:t xml:space="preserve"> </w:t>
               </w:r>
             </w:hyperlink>
-            <w:hyperlink r:id="rId191">
+            <w:hyperlink r:id="rId192">
               <w:r>
                 <w:rPr>
                   <w:color w:val="0a6160"/>
@@ -19261,7 +19459,7 @@
               <w:spacing w:line="240" w:lineRule="auto"/>
               <w:rPr/>
             </w:pPr>
-            <w:hyperlink r:id="rId192">
+            <w:hyperlink r:id="rId193">
               <w:r>
                 <w:rPr>
                   <w:color w:val="1155cc"/>
@@ -19307,7 +19505,7 @@
               </w:rPr>
               <w:t xml:space="preserve">If you are paying for your family members' CareShield Life premiums, you can log in to</w:t>
             </w:r>
-            <w:hyperlink r:id="rId193">
+            <w:hyperlink r:id="rId194">
               <w:r>
                 <w:rPr>
                   <w:color w:val="262626"/>
@@ -19317,7 +19515,7 @@
                 <w:t xml:space="preserve"> </w:t>
               </w:r>
             </w:hyperlink>
-            <w:hyperlink r:id="rId194">
+            <w:hyperlink r:id="rId195">
               <w:r>
                 <w:rPr>
                   <w:color w:val="0a6160"/>
@@ -19401,7 +19599,7 @@
               <w:spacing w:line="240" w:lineRule="auto"/>
               <w:rPr/>
             </w:pPr>
-            <w:hyperlink r:id="rId195">
+            <w:hyperlink r:id="rId196">
               <w:r>
                 <w:rPr>
                   <w:color w:val="1155cc"/>
@@ -19449,7 +19647,7 @@
               </w:rPr>
               <w:t xml:space="preserve">To ensure sustainability and affordability of CareShield Life, the</w:t>
             </w:r>
-            <w:hyperlink r:id="rId196">
+            <w:hyperlink r:id="rId197">
               <w:r>
                 <w:rPr>
                   <w:color w:val="262626"/>
@@ -19458,7 +19656,7 @@
                 <w:t xml:space="preserve"> </w:t>
               </w:r>
             </w:hyperlink>
-            <w:hyperlink r:id="rId197">
+            <w:hyperlink r:id="rId198">
               <w:r>
                 <w:rPr>
                   <w:color w:val="0a6160"/>
@@ -19582,7 +19780,7 @@
               <w:spacing w:line="240" w:lineRule="auto"/>
               <w:rPr/>
             </w:pPr>
-            <w:hyperlink r:id="rId198">
+            <w:hyperlink r:id="rId199">
               <w:r>
                 <w:rPr>
                   <w:color w:val="1155cc"/>
@@ -19694,7 +19892,7 @@
               </w:rPr>
               <w:t xml:space="preserve">The</w:t>
             </w:r>
-            <w:hyperlink r:id="rId199">
+            <w:hyperlink r:id="rId200">
               <w:r>
                 <w:rPr>
                   <w:color w:val="262626"/>
@@ -19703,7 +19901,7 @@
                 <w:t xml:space="preserve"> </w:t>
               </w:r>
             </w:hyperlink>
-            <w:hyperlink r:id="rId200">
+            <w:hyperlink r:id="rId201">
               <w:r>
                 <w:rPr>
                   <w:color w:val="0a6160"/>
@@ -19811,7 +20009,7 @@
               <w:spacing w:line="240" w:lineRule="auto"/>
               <w:rPr/>
             </w:pPr>
-            <w:hyperlink r:id="rId201">
+            <w:hyperlink r:id="rId202">
               <w:r>
                 <w:rPr>
                   <w:color w:val="1155cc"/>
@@ -19922,7 +20120,7 @@
               <w:spacing w:line="240" w:lineRule="auto"/>
               <w:rPr/>
             </w:pPr>
-            <w:hyperlink r:id="rId202">
+            <w:hyperlink r:id="rId203">
               <w:r>
                 <w:rPr>
                   <w:color w:val="1155cc"/>
@@ -20072,7 +20270,7 @@
               <w:spacing w:line="240" w:lineRule="auto"/>
               <w:rPr/>
             </w:pPr>
-            <w:hyperlink r:id="rId203">
+            <w:hyperlink r:id="rId204">
               <w:r>
                 <w:rPr>
                   <w:color w:val="1155cc"/>
@@ -20121,7 +20319,7 @@
               </w:rPr>
               <w:t xml:space="preserve">CareShield Life premiums are designed to increase regularly to support the regular increase in payouts. The schedule of premium increases is not fixed, and will be regularly reviewed by the</w:t>
             </w:r>
-            <w:hyperlink r:id="rId204">
+            <w:hyperlink r:id="rId205">
               <w:r>
                 <w:rPr>
                   <w:color w:val="262626"/>
@@ -20131,7 +20329,7 @@
                 <w:t xml:space="preserve"> </w:t>
               </w:r>
             </w:hyperlink>
-            <w:hyperlink r:id="rId205">
+            <w:hyperlink r:id="rId206">
               <w:r>
                 <w:rPr>
                   <w:color w:val="0a6160"/>
@@ -20296,7 +20494,7 @@
               <w:spacing w:line="240" w:lineRule="auto"/>
               <w:rPr/>
             </w:pPr>
-            <w:hyperlink r:id="rId206">
+            <w:hyperlink r:id="rId207">
               <w:r>
                 <w:rPr>
                   <w:color w:val="1155cc"/>
@@ -20376,7 +20574,7 @@
               </w:rPr>
               <w:t xml:space="preserve">If you do not have enough MediSave balance to take over paying another insured's CareShield Life/ElderShield/MediShield Life premiums, you may </w:t>
             </w:r>
-            <w:hyperlink r:id="rId207">
+            <w:hyperlink r:id="rId208">
               <w:r>
                 <w:rPr>
                   <w:color w:val="0a6160"/>
@@ -20463,7 +20661,7 @@
               <w:spacing w:line="240" w:lineRule="auto"/>
               <w:rPr/>
             </w:pPr>
-            <w:hyperlink r:id="rId208">
+            <w:hyperlink r:id="rId209">
               <w:r>
                 <w:rPr>
                   <w:color w:val="1155cc"/>
@@ -20725,7 +20923,7 @@
               <w:spacing w:line="240" w:lineRule="auto"/>
               <w:rPr/>
             </w:pPr>
-            <w:hyperlink r:id="rId209">
+            <w:hyperlink r:id="rId210">
               <w:r>
                 <w:rPr>
                   <w:color w:val="1155cc"/>
@@ -20836,7 +21034,7 @@
               <w:spacing w:line="240" w:lineRule="auto"/>
               <w:rPr/>
             </w:pPr>
-            <w:hyperlink r:id="rId210">
+            <w:hyperlink r:id="rId211">
               <w:r>
                 <w:rPr>
                   <w:color w:val="1155cc"/>
@@ -20937,22 +21135,18 @@
             <w:pPr>
               <w:numPr>
                 <w:ilvl w:val="0"/>
-                <w:numId w:val="14"/>
+                <w:numId w:val="6"/>
               </w:numPr>
               <w:pBdr>
-                <w:top w:color="auto" w:space="3" w:sz="0" w:val="none"/>
-                <w:bottom w:color="auto" w:space="3" w:sz="0" w:val="none"/>
-                <w:right w:color="auto" w:space="0" w:sz="0" w:val="none"/>
-                <w:between w:color="auto" w:space="3" w:sz="0" w:val="none"/>
+                <w:top w:color="000000" w:space="3" w:sz="0" w:val="none"/>
+                <w:bottom w:color="000000" w:space="3" w:sz="0" w:val="none"/>
+                <w:right w:color="000000" w:space="0" w:sz="0" w:val="none"/>
+                <w:between w:color="000000" w:space="3" w:sz="0" w:val="none"/>
               </w:pBdr>
               <w:shd w:fill="f7f7f7" w:val="clear"/>
-              <w:spacing w:after="0" w:afterAutospacing="0" w:line="240" w:lineRule="auto"/>
+              <w:spacing w:after="0" w:line="240" w:lineRule="auto"/>
               <w:ind w:left="720" w:hanging="360"/>
-              <w:rPr>
-                <w:rFonts w:ascii="Arial" w:cs="Arial" w:eastAsia="Arial" w:hAnsi="Arial"/>
-                <w:sz w:val="22"/>
-                <w:szCs w:val="22"/>
-              </w:rPr>
+              <w:rPr/>
             </w:pPr>
             <w:r>
               <w:rPr>
@@ -20960,28 +21154,29 @@
                 <w:rtl w:val="0"/>
               </w:rPr>
               <w:t xml:space="preserve">They are financially dependent on you; and</w:t>
+            </w:r>
+            <w:r>
+              <w:rPr>
+                <w:rtl w:val="0"/>
+              </w:rPr>
             </w:r>
           </w:p>
           <w:p>
             <w:pPr>
               <w:numPr>
                 <w:ilvl w:val="0"/>
-                <w:numId w:val="14"/>
+                <w:numId w:val="6"/>
               </w:numPr>
               <w:pBdr>
-                <w:top w:color="auto" w:space="3" w:sz="0" w:val="none"/>
-                <w:bottom w:color="auto" w:space="3" w:sz="0" w:val="none"/>
-                <w:right w:color="auto" w:space="0" w:sz="0" w:val="none"/>
-                <w:between w:color="auto" w:space="3" w:sz="0" w:val="none"/>
+                <w:top w:color="000000" w:space="3" w:sz="0" w:val="none"/>
+                <w:bottom w:color="000000" w:space="3" w:sz="0" w:val="none"/>
+                <w:right w:color="000000" w:space="0" w:sz="0" w:val="none"/>
+                <w:between w:color="000000" w:space="3" w:sz="0" w:val="none"/>
               </w:pBdr>
               <w:shd w:fill="f7f7f7" w:val="clear"/>
               <w:spacing w:after="360" w:line="240" w:lineRule="auto"/>
               <w:ind w:left="720" w:hanging="360"/>
-              <w:rPr>
-                <w:rFonts w:ascii="Arial" w:cs="Arial" w:eastAsia="Arial" w:hAnsi="Arial"/>
-                <w:sz w:val="22"/>
-                <w:szCs w:val="22"/>
-              </w:rPr>
+              <w:rPr/>
             </w:pPr>
             <w:r>
               <w:rPr>
@@ -20990,6 +21185,11 @@
               </w:rPr>
               <w:t xml:space="preserve">Both they and their family members (spouse, parent, child, sibling or grandchild) do not have sufficient MediSave for their premiums.</w:t>
             </w:r>
+            <w:r>
+              <w:rPr>
+                <w:rtl w:val="0"/>
+              </w:rPr>
+            </w:r>
           </w:p>
           <w:p>
             <w:pPr>
@@ -21006,7 +21206,7 @@
               </w:rPr>
               <w:t xml:space="preserve">To become a premium payer, you can submit a</w:t>
             </w:r>
-            <w:hyperlink r:id="rId211">
+            <w:hyperlink r:id="rId212">
               <w:r>
                 <w:rPr>
                   <w:color w:val="262626"/>
@@ -21015,7 +21215,7 @@
                 <w:t xml:space="preserve"> </w:t>
               </w:r>
             </w:hyperlink>
-            <w:hyperlink r:id="rId212">
+            <w:hyperlink r:id="rId213">
               <w:r>
                 <w:rPr>
                   <w:color w:val="0a6160"/>
@@ -21102,7 +21302,7 @@
               <w:spacing w:line="240" w:lineRule="auto"/>
               <w:rPr/>
             </w:pPr>
-            <w:hyperlink r:id="rId213">
+            <w:hyperlink r:id="rId214">
               <w:r>
                 <w:rPr>
                   <w:color w:val="1155cc"/>
@@ -21150,7 +21350,7 @@
               </w:rPr>
               <w:t xml:space="preserve">The</w:t>
             </w:r>
-            <w:hyperlink r:id="rId214">
+            <w:hyperlink r:id="rId215">
               <w:r>
                 <w:rPr>
                   <w:color w:val="262626"/>
@@ -21159,7 +21359,7 @@
                 <w:t xml:space="preserve"> </w:t>
               </w:r>
             </w:hyperlink>
-            <w:hyperlink r:id="rId215">
+            <w:hyperlink r:id="rId216">
               <w:r>
                 <w:rPr>
                   <w:color w:val="0a6160"/>
@@ -21262,7 +21462,7 @@
               <w:spacing w:line="240" w:lineRule="auto"/>
               <w:rPr/>
             </w:pPr>
-            <w:hyperlink r:id="rId216">
+            <w:hyperlink r:id="rId217">
               <w:r>
                 <w:rPr>
                   <w:color w:val="1155cc"/>
@@ -21311,7 +21511,7 @@
               </w:rPr>
               <w:t xml:space="preserve">If you have recently submitted an appeal for CareShield Life Premium Subsidies, your appeal may still be processing and the outcome may not be reflected. If you require assistance with your latest appeal or form submission, please contact us at </w:t>
             </w:r>
-            <w:hyperlink r:id="rId217">
+            <w:hyperlink r:id="rId218">
               <w:r>
                 <w:rPr>
                   <w:color w:val="0a6160"/>
@@ -21400,7 +21600,7 @@
               <w:spacing w:line="240" w:lineRule="auto"/>
               <w:rPr/>
             </w:pPr>
-            <w:hyperlink r:id="rId218">
+            <w:hyperlink r:id="rId219">
               <w:r>
                 <w:rPr>
                   <w:color w:val="1155cc"/>
@@ -21446,7 +21646,7 @@
               </w:rPr>
               <w:t xml:space="preserve">The</w:t>
             </w:r>
-            <w:hyperlink r:id="rId219">
+            <w:hyperlink r:id="rId220">
               <w:r>
                 <w:rPr>
                   <w:color w:val="262626"/>
@@ -21456,7 +21656,7 @@
                 <w:t xml:space="preserve"> </w:t>
               </w:r>
             </w:hyperlink>
-            <w:hyperlink r:id="rId220">
+            <w:hyperlink r:id="rId221">
               <w:r>
                 <w:rPr>
                   <w:color w:val="0a6160"/>
@@ -21475,7 +21675,7 @@
               </w:rPr>
               <w:t xml:space="preserve"> e-Service is based on the latest information available when you log in while your welcome letter is accurate as of the date shown on the first page. The information may differ if you have recently submitted an appeal for CareShield Life Premium Subsidies, and the appeal was successful. For further enquiries, please contact us at</w:t>
             </w:r>
-            <w:hyperlink r:id="rId221">
+            <w:hyperlink r:id="rId222">
               <w:r>
                 <w:rPr>
                   <w:color w:val="262626"/>
@@ -21485,7 +21685,7 @@
                 <w:t xml:space="preserve"> </w:t>
               </w:r>
             </w:hyperlink>
-            <w:hyperlink r:id="rId222">
+            <w:hyperlink r:id="rId223">
               <w:r>
                 <w:rPr>
                   <w:color w:val="0a6160"/>
@@ -21569,7 +21769,7 @@
               <w:spacing w:line="240" w:lineRule="auto"/>
               <w:rPr/>
             </w:pPr>
-            <w:hyperlink r:id="rId223">
+            <w:hyperlink r:id="rId224">
               <w:r>
                 <w:rPr>
                   <w:color w:val="1155cc"/>
@@ -21615,7 +21815,7 @@
               </w:rPr>
               <w:t xml:space="preserve">To allow access to your financial information for the purpose of CareShield Life Premium Subsidies eligibility checks, please update your status via this</w:t>
             </w:r>
-            <w:hyperlink r:id="rId224">
+            <w:hyperlink r:id="rId225">
               <w:r>
                 <w:rPr>
                   <w:color w:val="262626"/>
@@ -21625,7 +21825,7 @@
                 <w:t xml:space="preserve"> </w:t>
               </w:r>
             </w:hyperlink>
-            <w:hyperlink r:id="rId225">
+            <w:hyperlink r:id="rId226">
               <w:r>
                 <w:rPr>
                   <w:color w:val="0a6160"/>
@@ -21709,7 +21909,7 @@
               <w:spacing w:line="240" w:lineRule="auto"/>
               <w:rPr/>
             </w:pPr>
-            <w:hyperlink r:id="rId226">
+            <w:hyperlink r:id="rId227">
               <w:r>
                 <w:rPr>
                   <w:color w:val="1155cc"/>
@@ -21789,7 +21989,7 @@
               </w:rPr>
               <w:t xml:space="preserve">Please</w:t>
             </w:r>
-            <w:hyperlink r:id="rId227">
+            <w:hyperlink r:id="rId228">
               <w:r>
                 <w:rPr>
                   <w:color w:val="262626"/>
@@ -21798,7 +21998,7 @@
                 <w:t xml:space="preserve"> </w:t>
               </w:r>
             </w:hyperlink>
-            <w:hyperlink r:id="rId228">
+            <w:hyperlink r:id="rId229">
               <w:r>
                 <w:rPr>
                   <w:color w:val="0a6160"/>
@@ -21885,7 +22085,7 @@
               <w:spacing w:line="240" w:lineRule="auto"/>
               <w:rPr/>
             </w:pPr>
-            <w:hyperlink r:id="rId229">
+            <w:hyperlink r:id="rId230">
               <w:r>
                 <w:rPr>
                   <w:color w:val="1155cc"/>
@@ -21964,7 +22164,7 @@
               </w:rPr>
               <w:t xml:space="preserve">Please discuss with your household member if you have concerns regarding his/her disclosure status. If your household member now wishes to allow access to his financial information, please call the Healthcare Hotline at 1800-222-3399 (after selecting your preferred language, press 3, and then 2). Otherwise, you may visit the</w:t>
             </w:r>
-            <w:hyperlink r:id="rId230">
+            <w:hyperlink r:id="rId231">
               <w:r>
                 <w:rPr>
                   <w:color w:val="262626"/>
@@ -21973,7 +22173,7 @@
                 <w:t xml:space="preserve"> </w:t>
               </w:r>
             </w:hyperlink>
-            <w:hyperlink r:id="rId231">
+            <w:hyperlink r:id="rId232">
               <w:r>
                 <w:rPr>
                   <w:color w:val="0a6160"/>
@@ -22060,7 +22260,7 @@
               <w:spacing w:line="240" w:lineRule="auto"/>
               <w:rPr/>
             </w:pPr>
-            <w:hyperlink r:id="rId232">
+            <w:hyperlink r:id="rId233">
               <w:r>
                 <w:rPr>
                   <w:color w:val="1155cc"/>
@@ -22113,22 +22313,18 @@
             <w:pPr>
               <w:numPr>
                 <w:ilvl w:val="0"/>
-                <w:numId w:val="12"/>
+                <w:numId w:val="4"/>
               </w:numPr>
               <w:pBdr>
-                <w:top w:color="auto" w:space="3" w:sz="0" w:val="none"/>
-                <w:bottom w:color="auto" w:space="3" w:sz="0" w:val="none"/>
-                <w:right w:color="auto" w:space="0" w:sz="0" w:val="none"/>
-                <w:between w:color="auto" w:space="3" w:sz="0" w:val="none"/>
+                <w:top w:color="000000" w:space="3" w:sz="0" w:val="none"/>
+                <w:bottom w:color="000000" w:space="3" w:sz="0" w:val="none"/>
+                <w:right w:color="000000" w:space="0" w:sz="0" w:val="none"/>
+                <w:between w:color="000000" w:space="3" w:sz="0" w:val="none"/>
               </w:pBdr>
               <w:shd w:fill="f7f7f7" w:val="clear"/>
               <w:spacing w:line="240" w:lineRule="auto"/>
               <w:ind w:left="720" w:hanging="360"/>
-              <w:rPr>
-                <w:rFonts w:ascii="Arial" w:cs="Arial" w:eastAsia="Arial" w:hAnsi="Arial"/>
-                <w:sz w:val="22"/>
-                <w:szCs w:val="22"/>
-              </w:rPr>
+              <w:rPr/>
             </w:pPr>
             <w:r>
               <w:rPr>
@@ -22136,28 +22332,29 @@
                 <w:rtl w:val="0"/>
               </w:rPr>
               <w:t xml:space="preserve">Washing – the ability to wash in the bath or shower (including getting into and out of the bath or shower) or wash by other means</w:t>
+            </w:r>
+            <w:r>
+              <w:rPr>
+                <w:rtl w:val="0"/>
+              </w:rPr>
             </w:r>
           </w:p>
           <w:p>
             <w:pPr>
               <w:numPr>
                 <w:ilvl w:val="0"/>
-                <w:numId w:val="12"/>
+                <w:numId w:val="4"/>
               </w:numPr>
               <w:pBdr>
-                <w:top w:color="auto" w:space="3" w:sz="0" w:val="none"/>
-                <w:bottom w:color="auto" w:space="3" w:sz="0" w:val="none"/>
-                <w:right w:color="auto" w:space="0" w:sz="0" w:val="none"/>
-                <w:between w:color="auto" w:space="3" w:sz="0" w:val="none"/>
+                <w:top w:color="000000" w:space="3" w:sz="0" w:val="none"/>
+                <w:bottom w:color="000000" w:space="3" w:sz="0" w:val="none"/>
+                <w:right w:color="000000" w:space="0" w:sz="0" w:val="none"/>
+                <w:between w:color="000000" w:space="3" w:sz="0" w:val="none"/>
               </w:pBdr>
               <w:shd w:fill="f7f7f7" w:val="clear"/>
               <w:spacing w:line="240" w:lineRule="auto"/>
               <w:ind w:left="720" w:hanging="360"/>
-              <w:rPr>
-                <w:rFonts w:ascii="Arial" w:cs="Arial" w:eastAsia="Arial" w:hAnsi="Arial"/>
-                <w:sz w:val="22"/>
-                <w:szCs w:val="22"/>
-              </w:rPr>
+              <w:rPr/>
             </w:pPr>
             <w:r>
               <w:rPr>
@@ -22165,28 +22362,29 @@
                 <w:rtl w:val="0"/>
               </w:rPr>
               <w:t xml:space="preserve">Dressing – the ability to put on, take off, secure and unfasten all garments and, as appropriate, any braces, artificial limbs or other surgical or medical appliances.</w:t>
+            </w:r>
+            <w:r>
+              <w:rPr>
+                <w:rtl w:val="0"/>
+              </w:rPr>
             </w:r>
           </w:p>
           <w:p>
             <w:pPr>
               <w:numPr>
                 <w:ilvl w:val="0"/>
-                <w:numId w:val="12"/>
+                <w:numId w:val="4"/>
               </w:numPr>
               <w:pBdr>
-                <w:top w:color="auto" w:space="3" w:sz="0" w:val="none"/>
-                <w:bottom w:color="auto" w:space="3" w:sz="0" w:val="none"/>
-                <w:right w:color="auto" w:space="0" w:sz="0" w:val="none"/>
-                <w:between w:color="auto" w:space="3" w:sz="0" w:val="none"/>
+                <w:top w:color="000000" w:space="3" w:sz="0" w:val="none"/>
+                <w:bottom w:color="000000" w:space="3" w:sz="0" w:val="none"/>
+                <w:right w:color="000000" w:space="0" w:sz="0" w:val="none"/>
+                <w:between w:color="000000" w:space="3" w:sz="0" w:val="none"/>
               </w:pBdr>
               <w:shd w:fill="f7f7f7" w:val="clear"/>
               <w:spacing w:line="240" w:lineRule="auto"/>
               <w:ind w:left="720" w:hanging="360"/>
-              <w:rPr>
-                <w:rFonts w:ascii="Arial" w:cs="Arial" w:eastAsia="Arial" w:hAnsi="Arial"/>
-                <w:sz w:val="22"/>
-                <w:szCs w:val="22"/>
-              </w:rPr>
+              <w:rPr/>
             </w:pPr>
             <w:r>
               <w:rPr>
@@ -22194,28 +22392,29 @@
                 <w:rtl w:val="0"/>
               </w:rPr>
               <w:t xml:space="preserve">Feeding – the ability to feed oneself food after it has been prepared and made available.</w:t>
+            </w:r>
+            <w:r>
+              <w:rPr>
+                <w:rtl w:val="0"/>
+              </w:rPr>
             </w:r>
           </w:p>
           <w:p>
             <w:pPr>
               <w:numPr>
                 <w:ilvl w:val="0"/>
-                <w:numId w:val="12"/>
+                <w:numId w:val="4"/>
               </w:numPr>
               <w:pBdr>
-                <w:top w:color="auto" w:space="3" w:sz="0" w:val="none"/>
-                <w:bottom w:color="auto" w:space="3" w:sz="0" w:val="none"/>
-                <w:right w:color="auto" w:space="0" w:sz="0" w:val="none"/>
-                <w:between w:color="auto" w:space="3" w:sz="0" w:val="none"/>
+                <w:top w:color="000000" w:space="3" w:sz="0" w:val="none"/>
+                <w:bottom w:color="000000" w:space="3" w:sz="0" w:val="none"/>
+                <w:right w:color="000000" w:space="0" w:sz="0" w:val="none"/>
+                <w:between w:color="000000" w:space="3" w:sz="0" w:val="none"/>
               </w:pBdr>
               <w:shd w:fill="f7f7f7" w:val="clear"/>
               <w:spacing w:line="240" w:lineRule="auto"/>
               <w:ind w:left="720" w:hanging="360"/>
-              <w:rPr>
-                <w:rFonts w:ascii="Arial" w:cs="Arial" w:eastAsia="Arial" w:hAnsi="Arial"/>
-                <w:sz w:val="22"/>
-                <w:szCs w:val="22"/>
-              </w:rPr>
+              <w:rPr/>
             </w:pPr>
             <w:r>
               <w:rPr>
@@ -22223,28 +22422,29 @@
                 <w:rtl w:val="0"/>
               </w:rPr>
               <w:t xml:space="preserve">Toileting – the ability to use the toilet or manage bowel and bladder function through the use of protective undergarments, such as diapers or surgical appliances if appropriate.</w:t>
+            </w:r>
+            <w:r>
+              <w:rPr>
+                <w:rtl w:val="0"/>
+              </w:rPr>
             </w:r>
           </w:p>
           <w:p>
             <w:pPr>
               <w:numPr>
                 <w:ilvl w:val="0"/>
-                <w:numId w:val="12"/>
+                <w:numId w:val="4"/>
               </w:numPr>
               <w:pBdr>
-                <w:top w:color="auto" w:space="3" w:sz="0" w:val="none"/>
-                <w:bottom w:color="auto" w:space="3" w:sz="0" w:val="none"/>
-                <w:right w:color="auto" w:space="0" w:sz="0" w:val="none"/>
-                <w:between w:color="auto" w:space="3" w:sz="0" w:val="none"/>
+                <w:top w:color="000000" w:space="3" w:sz="0" w:val="none"/>
+                <w:bottom w:color="000000" w:space="3" w:sz="0" w:val="none"/>
+                <w:right w:color="000000" w:space="0" w:sz="0" w:val="none"/>
+                <w:between w:color="000000" w:space="3" w:sz="0" w:val="none"/>
               </w:pBdr>
               <w:shd w:fill="f7f7f7" w:val="clear"/>
               <w:spacing w:line="240" w:lineRule="auto"/>
               <w:ind w:left="720" w:hanging="360"/>
-              <w:rPr>
-                <w:rFonts w:ascii="Arial" w:cs="Arial" w:eastAsia="Arial" w:hAnsi="Arial"/>
-                <w:sz w:val="22"/>
-                <w:szCs w:val="22"/>
-              </w:rPr>
+              <w:rPr/>
             </w:pPr>
             <w:r>
               <w:rPr>
@@ -22252,28 +22452,29 @@
                 <w:rtl w:val="0"/>
               </w:rPr>
               <w:t xml:space="preserve">Moving or Walking Around – the ability to move indoors from room to room on level surfaces.</w:t>
+            </w:r>
+            <w:r>
+              <w:rPr>
+                <w:rtl w:val="0"/>
+              </w:rPr>
             </w:r>
           </w:p>
           <w:p>
             <w:pPr>
               <w:numPr>
                 <w:ilvl w:val="0"/>
-                <w:numId w:val="12"/>
+                <w:numId w:val="4"/>
               </w:numPr>
               <w:pBdr>
-                <w:top w:color="auto" w:space="3" w:sz="0" w:val="none"/>
-                <w:bottom w:color="auto" w:space="3" w:sz="0" w:val="none"/>
-                <w:right w:color="auto" w:space="0" w:sz="0" w:val="none"/>
-                <w:between w:color="auto" w:space="3" w:sz="0" w:val="none"/>
+                <w:top w:color="000000" w:space="3" w:sz="0" w:val="none"/>
+                <w:bottom w:color="000000" w:space="3" w:sz="0" w:val="none"/>
+                <w:right w:color="000000" w:space="0" w:sz="0" w:val="none"/>
+                <w:between w:color="000000" w:space="3" w:sz="0" w:val="none"/>
               </w:pBdr>
               <w:shd w:fill="f7f7f7" w:val="clear"/>
               <w:spacing w:line="240" w:lineRule="auto"/>
               <w:ind w:left="720" w:hanging="360"/>
-              <w:rPr>
-                <w:rFonts w:ascii="Arial" w:cs="Arial" w:eastAsia="Arial" w:hAnsi="Arial"/>
-                <w:sz w:val="22"/>
-                <w:szCs w:val="22"/>
-              </w:rPr>
+              <w:rPr/>
             </w:pPr>
             <w:r>
               <w:rPr>
@@ -22281,6 +22482,11 @@
                 <w:rtl w:val="0"/>
               </w:rPr>
               <w:t xml:space="preserve">Transferring – the ability to move from a bed to an upright chair or wheelchair, and vice versa.</w:t>
+            </w:r>
+            <w:r>
+              <w:rPr>
+                <w:rtl w:val="0"/>
+              </w:rPr>
             </w:r>
           </w:p>
           <w:p>
@@ -22352,7 +22558,7 @@
               <w:spacing w:line="240" w:lineRule="auto"/>
               <w:rPr/>
             </w:pPr>
-            <w:hyperlink r:id="rId233">
+            <w:hyperlink r:id="rId234">
               <w:r>
                 <w:rPr>
                   <w:color w:val="1155cc"/>
@@ -22400,7 +22606,7 @@
               </w:rPr>
               <w:t xml:space="preserve">If you are covered under CareShield Life and would like to make a claim, you can arrange for a severe disability assessment with an MOH-accredited assessor and submit your application through the</w:t>
             </w:r>
-            <w:hyperlink r:id="rId234">
+            <w:hyperlink r:id="rId235">
               <w:r>
                 <w:rPr>
                   <w:color w:val="262626"/>
@@ -22409,7 +22615,7 @@
                 <w:t xml:space="preserve"> </w:t>
               </w:r>
             </w:hyperlink>
-            <w:hyperlink r:id="rId235">
+            <w:hyperlink r:id="rId236">
               <w:r>
                 <w:rPr>
                   <w:color w:val="0a6160"/>
@@ -22528,7 +22734,7 @@
               <w:spacing w:line="240" w:lineRule="auto"/>
               <w:rPr/>
             </w:pPr>
-            <w:hyperlink r:id="rId236">
+            <w:hyperlink r:id="rId237">
               <w:r>
                 <w:rPr>
                   <w:color w:val="1155cc"/>
@@ -22565,81 +22771,15 @@
             <w:pPr>
               <w:shd w:fill="f7f7f7" w:val="clear"/>
               <w:spacing w:line="240" w:lineRule="auto"/>
-              <w:rPr>
-                <w:color w:val="262626"/>
-              </w:rPr>
-            </w:pPr>
-            <w:r>
-              <w:rPr>
-                <w:color w:val="262626"/>
-                <w:rtl w:val="0"/>
-              </w:rPr>
-              <w:t xml:space="preserve">If you are covered under CareShield Life and would like to make a claim, you can arrange for a severe disability assessment with an MOH-accredited assessor and submit your application through the</w:t>
-            </w:r>
-            <w:hyperlink r:id="rId237">
-              <w:r>
-                <w:rPr>
-                  <w:color w:val="262626"/>
-                  <w:rtl w:val="0"/>
-                </w:rPr>
-                <w:t xml:space="preserve"> </w:t>
-              </w:r>
-            </w:hyperlink>
-            <w:hyperlink r:id="rId238">
-              <w:r>
-                <w:rPr>
-                  <w:color w:val="0a6160"/>
-                  <w:u w:val="single"/>
-                  <w:rtl w:val="0"/>
-                </w:rPr>
-                <w:t xml:space="preserve">AIC’s eService portal (eFASS)</w:t>
-              </w:r>
-            </w:hyperlink>
-            <w:r>
-              <w:rPr>
-                <w:color w:val="262626"/>
-                <w:rtl w:val="0"/>
-              </w:rPr>
-              <w:t xml:space="preserve"> using your Singpass.</w:t>
-            </w:r>
-          </w:p>
-          <w:p>
-            <w:pPr>
-              <w:shd w:fill="f7f7f7" w:val="clear"/>
-              <w:spacing w:line="240" w:lineRule="auto"/>
-              <w:rPr>
-                <w:color w:val="262626"/>
-              </w:rPr>
-            </w:pPr>
-            <w:r>
-              <w:rPr>
-                <w:color w:val="262626"/>
-                <w:rtl w:val="0"/>
-              </w:rPr>
-              <w:t xml:space="preserve"> </w:t>
-            </w:r>
-          </w:p>
-          <w:p>
-            <w:pPr>
-              <w:shd w:fill="f7f7f7" w:val="clear"/>
-              <w:spacing w:line="240" w:lineRule="auto"/>
-              <w:rPr>
-                <w:color w:val="262626"/>
-              </w:rPr>
-            </w:pPr>
-            <w:r>
-              <w:rPr>
-                <w:color w:val="262626"/>
-                <w:rtl w:val="0"/>
-              </w:rPr>
-              <w:t xml:space="preserve">If you are a caregiver submitting a claim for a mentally incapacitated CareShield insured, you can log in eFASS using your Singpass to submit the application on his/her behalf.</w:t>
-            </w:r>
-          </w:p>
-          <w:p>
-            <w:pPr>
-              <w:spacing w:line="240" w:lineRule="auto"/>
-              <w:rPr/>
-            </w:pPr>
+              <w:rPr/>
+            </w:pPr>
+            <w:r>
+              <w:rPr>
+                <w:color w:val="262626"/>
+                <w:rtl w:val="0"/>
+              </w:rPr>
+              <w:t xml:space="preserve">You can submit a claim for both schemes concurrently as CareShield Life/ElderShield and MediSave Care are not mutually exclusive.</w:t>
+            </w:r>
             <w:r>
               <w:rPr>
                 <w:rtl w:val="0"/>
@@ -22704,7 +22844,7 @@
               <w:spacing w:line="240" w:lineRule="auto"/>
               <w:rPr/>
             </w:pPr>
-            <w:hyperlink r:id="rId239">
+            <w:hyperlink r:id="rId238">
               <w:r>
                 <w:rPr>
                   <w:color w:val="1155cc"/>
@@ -22784,7 +22924,7 @@
               </w:rPr>
               <w:t xml:space="preserve">You can find the list of MOH-accredited severe disability assessors on the</w:t>
             </w:r>
-            <w:hyperlink r:id="rId240">
+            <w:hyperlink r:id="rId239">
               <w:r>
                 <w:rPr>
                   <w:color w:val="262626"/>
@@ -22793,7 +22933,7 @@
                 <w:t xml:space="preserve"> </w:t>
               </w:r>
             </w:hyperlink>
-            <w:hyperlink r:id="rId241">
+            <w:hyperlink r:id="rId240">
               <w:r>
                 <w:rPr>
                   <w:color w:val="0a6160"/>
@@ -22888,7 +23028,7 @@
               <w:spacing w:line="240" w:lineRule="auto"/>
               <w:rPr/>
             </w:pPr>
-            <w:hyperlink r:id="rId242">
+            <w:hyperlink r:id="rId241">
               <w:r>
                 <w:rPr>
                   <w:color w:val="1155cc"/>
@@ -22934,7 +23074,7 @@
               </w:rPr>
               <w:t xml:space="preserve">To apply for any of the severe disability schemes, you need to undergo a disability assessment by an MOH-accredited severe disability assessor.  You can check whether your family doctor (GP)/own doctor/healthcare professional is on the list of MOH-accredited severe disability assessors available on the</w:t>
             </w:r>
-            <w:hyperlink r:id="rId243">
+            <w:hyperlink r:id="rId242">
               <w:r>
                 <w:rPr>
                   <w:color w:val="262626"/>
@@ -22944,7 +23084,7 @@
                 <w:t xml:space="preserve"> </w:t>
               </w:r>
             </w:hyperlink>
-            <w:hyperlink r:id="rId244">
+            <w:hyperlink r:id="rId243">
               <w:r>
                 <w:rPr>
                   <w:color w:val="0a6160"/>
@@ -23028,7 +23168,7 @@
               <w:spacing w:line="240" w:lineRule="auto"/>
               <w:rPr/>
             </w:pPr>
-            <w:hyperlink r:id="rId245">
+            <w:hyperlink r:id="rId244">
               <w:r>
                 <w:rPr>
                   <w:color w:val="1155cc"/>
@@ -23269,7 +23409,7 @@
               <w:spacing w:line="240" w:lineRule="auto"/>
               <w:rPr/>
             </w:pPr>
-            <w:hyperlink r:id="rId246">
+            <w:hyperlink r:id="rId245">
               <w:r>
                 <w:rPr>
                   <w:color w:val="1155cc"/>
@@ -23438,7 +23578,7 @@
               <w:spacing w:line="240" w:lineRule="auto"/>
               <w:rPr/>
             </w:pPr>
-            <w:hyperlink r:id="rId247">
+            <w:hyperlink r:id="rId246">
               <w:r>
                 <w:rPr>
                   <w:color w:val="1155cc"/>
@@ -23486,7 +23626,7 @@
               </w:rPr>
               <w:t xml:space="preserve">You can log in to</w:t>
             </w:r>
-            <w:hyperlink r:id="rId248">
+            <w:hyperlink r:id="rId247">
               <w:r>
                 <w:rPr>
                   <w:color w:val="262626"/>
@@ -23495,7 +23635,7 @@
                 <w:t xml:space="preserve"> </w:t>
               </w:r>
             </w:hyperlink>
-            <w:hyperlink r:id="rId249">
+            <w:hyperlink r:id="rId248">
               <w:r>
                 <w:rPr>
                   <w:color w:val="0a6160"/>
@@ -23544,7 +23684,7 @@
               </w:rPr>
               <w:t xml:space="preserve">If you are updating the bank account on behalf of a care recipient who lacks mental capacity, you will need to submit a Mental Incapacity Certification if you have not already done so. For more details, please refer to the Frequently Asked Questions on</w:t>
             </w:r>
-            <w:hyperlink r:id="rId250">
+            <w:hyperlink r:id="rId249">
               <w:r>
                 <w:rPr>
                   <w:color w:val="262626"/>
@@ -23553,7 +23693,7 @@
                 <w:t xml:space="preserve"> </w:t>
               </w:r>
             </w:hyperlink>
-            <w:hyperlink r:id="rId251">
+            <w:hyperlink r:id="rId250">
               <w:r>
                 <w:rPr>
                   <w:color w:val="0a6160"/>
@@ -23640,7 +23780,7 @@
               <w:spacing w:line="240" w:lineRule="auto"/>
               <w:rPr/>
             </w:pPr>
-            <w:hyperlink r:id="rId252">
+            <w:hyperlink r:id="rId251">
               <w:r>
                 <w:rPr>
                   <w:color w:val="1155cc"/>
@@ -23751,7 +23891,7 @@
               <w:spacing w:line="240" w:lineRule="auto"/>
               <w:rPr/>
             </w:pPr>
-            <w:hyperlink r:id="rId253">
+            <w:hyperlink r:id="rId252">
               <w:r>
                 <w:rPr>
                   <w:color w:val="1155cc"/>
@@ -23862,7 +24002,7 @@
               <w:spacing w:line="240" w:lineRule="auto"/>
               <w:rPr/>
             </w:pPr>
-            <w:hyperlink r:id="rId254">
+            <w:hyperlink r:id="rId253">
               <w:r>
                 <w:rPr>
                   <w:color w:val="1155cc"/>
@@ -23981,7 +24121,7 @@
               <w:spacing w:line="240" w:lineRule="auto"/>
               <w:rPr/>
             </w:pPr>
-            <w:hyperlink r:id="rId255">
+            <w:hyperlink r:id="rId254">
               <w:r>
                 <w:rPr>
                   <w:color w:val="1155cc"/>
@@ -24092,7 +24232,7 @@
               <w:spacing w:line="240" w:lineRule="auto"/>
               <w:rPr/>
             </w:pPr>
-            <w:hyperlink r:id="rId256">
+            <w:hyperlink r:id="rId255">
               <w:r>
                 <w:rPr>
                   <w:color w:val="1155cc"/>
@@ -24203,7 +24343,7 @@
               <w:spacing w:line="240" w:lineRule="auto"/>
               <w:rPr/>
             </w:pPr>
-            <w:hyperlink r:id="rId257">
+            <w:hyperlink r:id="rId256">
               <w:r>
                 <w:rPr>
                   <w:color w:val="1155cc"/>
@@ -24314,7 +24454,7 @@
               <w:spacing w:line="240" w:lineRule="auto"/>
               <w:rPr/>
             </w:pPr>
-            <w:hyperlink r:id="rId258">
+            <w:hyperlink r:id="rId257">
               <w:r>
                 <w:rPr>
                   <w:color w:val="1155cc"/>
@@ -24496,7 +24636,7 @@
               <w:spacing w:line="240" w:lineRule="auto"/>
               <w:rPr/>
             </w:pPr>
-            <w:hyperlink r:id="rId259">
+            <w:hyperlink r:id="rId258">
               <w:r>
                 <w:rPr>
                   <w:color w:val="1155cc"/>
@@ -24676,7 +24816,7 @@
               <w:spacing w:line="240" w:lineRule="auto"/>
               <w:rPr/>
             </w:pPr>
-            <w:hyperlink r:id="rId260">
+            <w:hyperlink r:id="rId259">
               <w:r>
                 <w:rPr>
                   <w:color w:val="1155cc"/>
@@ -24858,7 +24998,7 @@
               <w:spacing w:line="240" w:lineRule="auto"/>
               <w:rPr/>
             </w:pPr>
-            <w:hyperlink r:id="rId261">
+            <w:hyperlink r:id="rId260">
               <w:r>
                 <w:rPr>
                   <w:color w:val="1155cc"/>
@@ -24969,7 +25109,7 @@
               <w:spacing w:line="240" w:lineRule="auto"/>
               <w:rPr/>
             </w:pPr>
-            <w:hyperlink r:id="rId262">
+            <w:hyperlink r:id="rId261">
               <w:r>
                 <w:rPr>
                   <w:color w:val="1155cc"/>
@@ -25151,7 +25291,7 @@
               <w:spacing w:line="240" w:lineRule="auto"/>
               <w:rPr/>
             </w:pPr>
-            <w:hyperlink r:id="rId263">
+            <w:hyperlink r:id="rId262">
               <w:r>
                 <w:rPr>
                   <w:color w:val="1155cc"/>
@@ -25301,7 +25441,7 @@
               <w:spacing w:line="240" w:lineRule="auto"/>
               <w:rPr/>
             </w:pPr>
-            <w:hyperlink r:id="rId264">
+            <w:hyperlink r:id="rId263">
               <w:r>
                 <w:rPr>
                   <w:color w:val="1155cc"/>
@@ -25451,7 +25591,7 @@
               <w:spacing w:line="240" w:lineRule="auto"/>
               <w:rPr/>
             </w:pPr>
-            <w:hyperlink r:id="rId265">
+            <w:hyperlink r:id="rId264">
               <w:r>
                 <w:rPr>
                   <w:color w:val="1155cc"/>
@@ -25557,7 +25697,7 @@
               </w:rPr>
               <w:t xml:space="preserve">For more details, please refer to the Frequently Asked Questions on</w:t>
             </w:r>
-            <w:hyperlink r:id="rId266">
+            <w:hyperlink r:id="rId265">
               <w:r>
                 <w:rPr>
                   <w:color w:val="262626"/>
@@ -25566,7 +25706,7 @@
                 <w:t xml:space="preserve"> </w:t>
               </w:r>
             </w:hyperlink>
-            <w:hyperlink r:id="rId267">
+            <w:hyperlink r:id="rId266">
               <w:r>
                 <w:rPr>
                   <w:color w:val="0a6160"/>
@@ -25653,7 +25793,7 @@
               <w:spacing w:line="240" w:lineRule="auto"/>
               <w:rPr/>
             </w:pPr>
-            <w:hyperlink r:id="rId268">
+            <w:hyperlink r:id="rId267">
               <w:r>
                 <w:rPr>
                   <w:color w:val="1155cc"/>
@@ -25764,7 +25904,7 @@
               <w:spacing w:line="240" w:lineRule="auto"/>
               <w:rPr/>
             </w:pPr>
-            <w:hyperlink r:id="rId269">
+            <w:hyperlink r:id="rId268">
               <w:r>
                 <w:rPr>
                   <w:color w:val="1155cc"/>
@@ -26021,7 +26161,7 @@
               <w:spacing w:line="240" w:lineRule="auto"/>
               <w:rPr/>
             </w:pPr>
-            <w:hyperlink r:id="rId270">
+            <w:hyperlink r:id="rId269">
               <w:r>
                 <w:rPr>
                   <w:color w:val="1155cc"/>
@@ -26171,7 +26311,7 @@
               <w:spacing w:line="240" w:lineRule="auto"/>
               <w:rPr/>
             </w:pPr>
-            <w:hyperlink r:id="rId271">
+            <w:hyperlink r:id="rId270">
               <w:r>
                 <w:rPr>
                   <w:color w:val="1155cc"/>
@@ -26320,7 +26460,7 @@
               <w:spacing w:line="240" w:lineRule="auto"/>
               <w:rPr/>
             </w:pPr>
-            <w:hyperlink r:id="rId272">
+            <w:hyperlink r:id="rId271">
               <w:r>
                 <w:rPr>
                   <w:color w:val="1155cc"/>
@@ -26431,7 +26571,7 @@
               <w:spacing w:line="240" w:lineRule="auto"/>
               <w:rPr/>
             </w:pPr>
-            <w:hyperlink r:id="rId273">
+            <w:hyperlink r:id="rId272">
               <w:r>
                 <w:rPr>
                   <w:color w:val="1155cc"/>
@@ -26542,7 +26682,7 @@
               <w:spacing w:line="240" w:lineRule="auto"/>
               <w:rPr/>
             </w:pPr>
-            <w:hyperlink r:id="rId274">
+            <w:hyperlink r:id="rId273">
               <w:r>
                 <w:rPr>
                   <w:color w:val="1155cc"/>
@@ -26653,7 +26793,7 @@
               <w:spacing w:line="240" w:lineRule="auto"/>
               <w:rPr/>
             </w:pPr>
-            <w:hyperlink r:id="rId275">
+            <w:hyperlink r:id="rId274">
               <w:r>
                 <w:rPr>
                   <w:color w:val="1155cc"/>
@@ -26764,7 +26904,7 @@
               <w:spacing w:line="240" w:lineRule="auto"/>
               <w:rPr/>
             </w:pPr>
-            <w:hyperlink r:id="rId276">
+            <w:hyperlink r:id="rId275">
               <w:r>
                 <w:rPr>
                   <w:color w:val="1155cc"/>
@@ -27012,7 +27152,7 @@
               <w:spacing w:line="240" w:lineRule="auto"/>
               <w:rPr/>
             </w:pPr>
-            <w:hyperlink r:id="rId277">
+            <w:hyperlink r:id="rId276">
               <w:r>
                 <w:rPr>
                   <w:color w:val="1155cc"/>
@@ -27194,7 +27334,7 @@
               <w:spacing w:line="240" w:lineRule="auto"/>
               <w:rPr/>
             </w:pPr>
-            <w:hyperlink r:id="rId278">
+            <w:hyperlink r:id="rId277">
               <w:r>
                 <w:rPr>
                   <w:color w:val="1155cc"/>
@@ -27274,7 +27414,7 @@
               </w:rPr>
               <w:t xml:space="preserve">You can also contact the Agency for Integrated Care at 1800-650-6060 or via the</w:t>
             </w:r>
-            <w:hyperlink r:id="rId279">
+            <w:hyperlink r:id="rId278">
               <w:r>
                 <w:rPr>
                   <w:color w:val="262626"/>
@@ -27283,7 +27423,7 @@
                 <w:t xml:space="preserve"> </w:t>
               </w:r>
             </w:hyperlink>
-            <w:hyperlink r:id="rId280">
+            <w:hyperlink r:id="rId279">
               <w:r>
                 <w:rPr>
                   <w:color w:val="0a6160"/>
@@ -27304,11 +27444,11 @@
           <w:p>
             <w:pPr>
               <w:pBdr>
-                <w:top w:color="auto" w:space="0" w:sz="0" w:val="none"/>
-                <w:left w:color="auto" w:space="0" w:sz="0" w:val="none"/>
-                <w:bottom w:color="auto" w:space="0" w:sz="0" w:val="none"/>
-                <w:right w:color="auto" w:space="0" w:sz="0" w:val="none"/>
-                <w:between w:color="auto" w:space="0" w:sz="0" w:val="none"/>
+                <w:top w:color="000000" w:space="0" w:sz="0" w:val="none"/>
+                <w:left w:color="000000" w:space="0" w:sz="0" w:val="none"/>
+                <w:bottom w:color="000000" w:space="0" w:sz="0" w:val="none"/>
+                <w:right w:color="000000" w:space="0" w:sz="0" w:val="none"/>
+                <w:between w:color="000000" w:space="0" w:sz="0" w:val="none"/>
               </w:pBdr>
               <w:shd w:fill="f7f7f7" w:val="clear"/>
               <w:spacing w:after="360" w:line="360" w:lineRule="auto"/>
@@ -27393,7 +27533,7 @@
               <w:spacing w:line="240" w:lineRule="auto"/>
               <w:rPr/>
             </w:pPr>
-            <w:hyperlink r:id="rId281">
+            <w:hyperlink r:id="rId280">
               <w:r>
                 <w:rPr>
                   <w:color w:val="1155cc"/>
@@ -27441,7 +27581,7 @@
               </w:rPr>
               <w:t xml:space="preserve">For an overview of options for long-term care financing and services, you may visit this</w:t>
             </w:r>
-            <w:hyperlink r:id="rId282">
+            <w:hyperlink r:id="rId281">
               <w:r>
                 <w:rPr>
                   <w:color w:val="262626"/>
@@ -27450,7 +27590,7 @@
                 <w:t xml:space="preserve"> </w:t>
               </w:r>
             </w:hyperlink>
-            <w:hyperlink r:id="rId283">
+            <w:hyperlink r:id="rId282">
               <w:r>
                 <w:rPr>
                   <w:color w:val="0a6160"/>
@@ -27499,7 +27639,7 @@
               </w:rPr>
               <w:t xml:space="preserve">To find out more about long-term care services, specific Government subsidies for long-term care services and other Government assistance schemes for long-term care that older Singaporeans (age 65 and above) may tap on, you may reach out to the Agency for Integrated Care (AIC) through</w:t>
             </w:r>
-            <w:hyperlink r:id="rId284">
+            <w:hyperlink r:id="rId283">
               <w:r>
                 <w:rPr>
                   <w:color w:val="262626"/>
@@ -27508,7 +27648,7 @@
                 <w:t xml:space="preserve"> </w:t>
               </w:r>
             </w:hyperlink>
-            <w:hyperlink r:id="rId285">
+            <w:hyperlink r:id="rId284">
               <w:r>
                 <w:rPr>
                   <w:color w:val="0a6160"/>
@@ -27525,7 +27665,7 @@
               </w:rPr>
               <w:t xml:space="preserve"> or 1800-650-6060. You can also speak to a Care Consultant at AIC Links located at the public hospitals and Maxwell. You may find the list of AIC Link locations via this</w:t>
             </w:r>
-            <w:hyperlink r:id="rId286">
+            <w:hyperlink r:id="rId285">
               <w:r>
                 <w:rPr>
                   <w:color w:val="262626"/>
@@ -27534,7 +27674,7 @@
                 <w:t xml:space="preserve"> </w:t>
               </w:r>
             </w:hyperlink>
-            <w:hyperlink r:id="rId287">
+            <w:hyperlink r:id="rId286">
               <w:r>
                 <w:rPr>
                   <w:color w:val="0a6160"/>
@@ -27583,7 +27723,7 @@
               </w:rPr>
               <w:t xml:space="preserve">For Government support schemes specifically for younger Singaporeans with severe disability and their caregivers, you may refer to </w:t>
             </w:r>
-            <w:hyperlink r:id="rId288">
+            <w:hyperlink r:id="rId287">
               <w:r>
                 <w:rPr>
                   <w:color w:val="0a6160"/>
@@ -27632,7 +27772,7 @@
               </w:rPr>
               <w:t xml:space="preserve">For more information on retirement planning, Singaporeans can visit the </w:t>
             </w:r>
-            <w:hyperlink r:id="rId289">
+            <w:hyperlink r:id="rId288">
               <w:r>
                 <w:rPr>
                   <w:color w:val="0a6160"/>
@@ -27719,7 +27859,7 @@
               <w:spacing w:line="240" w:lineRule="auto"/>
               <w:rPr/>
             </w:pPr>
-            <w:hyperlink r:id="rId290">
+            <w:hyperlink r:id="rId289">
               <w:r>
                 <w:rPr>
                   <w:color w:val="1155cc"/>
@@ -27901,7 +28041,7 @@
               <w:spacing w:line="240" w:lineRule="auto"/>
               <w:rPr/>
             </w:pPr>
-            <w:hyperlink r:id="rId291">
+            <w:hyperlink r:id="rId290">
               <w:r>
                 <w:rPr>
                   <w:color w:val="1155cc"/>
@@ -28012,7 +28152,7 @@
               <w:spacing w:line="240" w:lineRule="auto"/>
               <w:rPr/>
             </w:pPr>
-            <w:hyperlink r:id="rId292">
+            <w:hyperlink r:id="rId291">
               <w:r>
                 <w:rPr>
                   <w:color w:val="1155cc"/>
@@ -28124,7 +28264,7 @@
               </w:rPr>
               <w:t xml:space="preserve">To find out more about long-term care services, specific Government subsidies for long-term care services and other Government assistance schemes for long-term care that Singapore Residents may tap on, you may reach out to the Agency for Integrated Care (AIC) through the</w:t>
             </w:r>
-            <w:hyperlink r:id="rId293">
+            <w:hyperlink r:id="rId292">
               <w:r>
                 <w:rPr>
                   <w:color w:val="262626"/>
@@ -28133,7 +28273,7 @@
                 <w:t xml:space="preserve"> </w:t>
               </w:r>
             </w:hyperlink>
-            <w:hyperlink r:id="rId294">
+            <w:hyperlink r:id="rId293">
               <w:r>
                 <w:rPr>
                   <w:color w:val="0a6160"/>
@@ -28150,7 +28290,7 @@
               </w:rPr>
               <w:t xml:space="preserve"> or 1800-650-6060. You can also speak to a Care Consultant at</w:t>
             </w:r>
-            <w:hyperlink r:id="rId295">
+            <w:hyperlink r:id="rId294">
               <w:r>
                 <w:rPr>
                   <w:color w:val="262626"/>
@@ -28159,7 +28299,7 @@
                 <w:t xml:space="preserve"> </w:t>
               </w:r>
             </w:hyperlink>
-            <w:hyperlink r:id="rId296">
+            <w:hyperlink r:id="rId295">
               <w:r>
                 <w:rPr>
                   <w:color w:val="0a6160"/>
@@ -28257,7 +28397,7 @@
               <w:spacing w:line="240" w:lineRule="auto"/>
               <w:rPr/>
             </w:pPr>
-            <w:hyperlink r:id="rId297">
+            <w:hyperlink r:id="rId296">
               <w:r>
                 <w:rPr>
                   <w:color w:val="1155cc"/>
@@ -28337,7 +28477,7 @@
               </w:rPr>
               <w:t xml:space="preserve">The health declaration can be submitted via the "</w:t>
             </w:r>
-            <w:hyperlink r:id="rId298">
+            <w:hyperlink r:id="rId297">
               <w:r>
                 <w:rPr>
                   <w:color w:val="0a6160"/>
@@ -28510,7 +28650,7 @@
               </w:rPr>
               <w:t xml:space="preserve">If you are unable to apply for Singpass or do not have a family member who is a Singapore Citizen or Permanent Resident with Singpass who can submit the Health Declaration form on your behalf, please use the</w:t>
             </w:r>
-            <w:hyperlink r:id="rId299">
+            <w:hyperlink r:id="rId298">
               <w:r>
                 <w:rPr>
                   <w:color w:val="262626"/>
@@ -28519,7 +28659,7 @@
                 <w:t xml:space="preserve"> </w:t>
               </w:r>
             </w:hyperlink>
-            <w:hyperlink r:id="rId300">
+            <w:hyperlink r:id="rId299">
               <w:r>
                 <w:rPr>
                   <w:color w:val="0a6160"/>
@@ -28704,7 +28844,7 @@
               <w:spacing w:line="240" w:lineRule="auto"/>
               <w:rPr/>
             </w:pPr>
-            <w:hyperlink r:id="rId301">
+            <w:hyperlink r:id="rId300">
               <w:r>
                 <w:rPr>
                   <w:color w:val="1155cc"/>
@@ -28783,7 +28923,7 @@
               </w:rPr>
               <w:t xml:space="preserve">If you receive an unexpected phone call from someone who claims to be from the CareShield Life Team, please be vigilant and do not provide your sensitive personal information (e.g. Singpass ID/password, bank account or credit card details). When in doubt, end the conversation with the individual and check with the organisation which the caller claims to represent directly. To verify the authenticity of such calls, you can call us directly at 1800 222 3399 or</w:t>
             </w:r>
-            <w:hyperlink r:id="rId302">
+            <w:hyperlink r:id="rId301">
               <w:r>
                 <w:rPr>
                   <w:color w:val="262626"/>
@@ -28792,7 +28932,7 @@
                 <w:t xml:space="preserve"> </w:t>
               </w:r>
             </w:hyperlink>
-            <w:hyperlink r:id="rId303">
+            <w:hyperlink r:id="rId302">
               <w:r>
                 <w:rPr>
                   <w:color w:val="0a6160"/>
@@ -28879,7 +29019,7 @@
               <w:spacing w:line="240" w:lineRule="auto"/>
               <w:rPr/>
             </w:pPr>
-            <w:hyperlink r:id="rId304">
+            <w:hyperlink r:id="rId303">
               <w:r>
                 <w:rPr>
                   <w:color w:val="1155cc"/>
@@ -28925,7 +29065,7 @@
               </w:rPr>
               <w:t xml:space="preserve">On 27 August 2025, Ministry of Health announced the changes related to the CareShield Life 2025 Review. You can read more about the changes by clicking on this </w:t>
             </w:r>
-            <w:hyperlink r:id="rId305">
+            <w:hyperlink r:id="rId304">
               <w:r>
                 <w:rPr>
                   <w:b w:val="1"/>
@@ -29011,7 +29151,7 @@
               <w:spacing w:line="240" w:lineRule="auto"/>
               <w:rPr/>
             </w:pPr>
-            <w:hyperlink r:id="rId306">
+            <w:hyperlink r:id="rId305">
               <w:r>
                 <w:rPr>
                   <w:color w:val="1155cc"/>
@@ -29159,7 +29299,7 @@
               <w:spacing w:line="240" w:lineRule="auto"/>
               <w:rPr/>
             </w:pPr>
-            <w:hyperlink r:id="rId307">
+            <w:hyperlink r:id="rId306">
               <w:r>
                 <w:rPr>
                   <w:color w:val="1155cc"/>
@@ -29228,21 +29368,17 @@
             <w:pPr>
               <w:numPr>
                 <w:ilvl w:val="0"/>
-                <w:numId w:val="3"/>
+                <w:numId w:val="8"/>
               </w:numPr>
               <w:pBdr>
-                <w:top w:color="auto" w:space="3" w:sz="0" w:val="none"/>
-                <w:bottom w:color="auto" w:space="3" w:sz="0" w:val="none"/>
-                <w:right w:color="auto" w:space="0" w:sz="0" w:val="none"/>
-                <w:between w:color="auto" w:space="3" w:sz="0" w:val="none"/>
+                <w:top w:color="000000" w:space="3" w:sz="0" w:val="none"/>
+                <w:bottom w:color="000000" w:space="3" w:sz="0" w:val="none"/>
+                <w:right w:color="000000" w:space="0" w:sz="0" w:val="none"/>
+                <w:between w:color="000000" w:space="3" w:sz="0" w:val="none"/>
               </w:pBdr>
-              <w:spacing w:after="0" w:afterAutospacing="0" w:line="240" w:lineRule="auto"/>
+              <w:spacing w:after="0" w:line="240" w:lineRule="auto"/>
               <w:ind w:left="720" w:hanging="360"/>
-              <w:rPr>
-                <w:rFonts w:ascii="Arial" w:cs="Arial" w:eastAsia="Arial" w:hAnsi="Arial"/>
-                <w:sz w:val="22"/>
-                <w:szCs w:val="22"/>
-              </w:rPr>
+              <w:rPr/>
             </w:pPr>
             <w:r>
               <w:rPr>
@@ -29250,27 +29386,28 @@
                 <w:rtl w:val="0"/>
               </w:rPr>
               <w:t xml:space="preserve">Reduce adverse selection risk, where those who are more likely to claim are more likely to opt into the scheme </w:t>
+            </w:r>
+            <w:r>
+              <w:rPr>
+                <w:rtl w:val="0"/>
+              </w:rPr>
             </w:r>
           </w:p>
           <w:p>
             <w:pPr>
               <w:numPr>
                 <w:ilvl w:val="0"/>
-                <w:numId w:val="3"/>
+                <w:numId w:val="8"/>
               </w:numPr>
               <w:pBdr>
-                <w:top w:color="auto" w:space="3" w:sz="0" w:val="none"/>
-                <w:bottom w:color="auto" w:space="3" w:sz="0" w:val="none"/>
-                <w:right w:color="auto" w:space="0" w:sz="0" w:val="none"/>
-                <w:between w:color="auto" w:space="3" w:sz="0" w:val="none"/>
+                <w:top w:color="000000" w:space="3" w:sz="0" w:val="none"/>
+                <w:bottom w:color="000000" w:space="3" w:sz="0" w:val="none"/>
+                <w:right w:color="000000" w:space="0" w:sz="0" w:val="none"/>
+                <w:between w:color="000000" w:space="3" w:sz="0" w:val="none"/>
               </w:pBdr>
               <w:spacing w:after="360" w:line="240" w:lineRule="auto"/>
               <w:ind w:left="720" w:hanging="360"/>
-              <w:rPr>
-                <w:rFonts w:ascii="Arial" w:cs="Arial" w:eastAsia="Arial" w:hAnsi="Arial"/>
-                <w:sz w:val="22"/>
-                <w:szCs w:val="22"/>
-              </w:rPr>
+              <w:rPr/>
             </w:pPr>
             <w:r>
               <w:rPr>
@@ -29278,6 +29415,11 @@
                 <w:rtl w:val="0"/>
               </w:rPr>
               <w:t xml:space="preserve">Keep administrative processes simple and efficient</w:t>
+            </w:r>
+            <w:r>
+              <w:rPr>
+                <w:rtl w:val="0"/>
+              </w:rPr>
             </w:r>
           </w:p>
           <w:p>
@@ -29365,7 +29507,7 @@
               <w:spacing w:line="240" w:lineRule="auto"/>
               <w:rPr/>
             </w:pPr>
-            <w:hyperlink r:id="rId308">
+            <w:hyperlink r:id="rId307">
               <w:r>
                 <w:rPr>
                   <w:color w:val="1155cc"/>
@@ -29476,7 +29618,7 @@
               <w:spacing w:line="240" w:lineRule="auto"/>
               <w:rPr/>
             </w:pPr>
-            <w:hyperlink r:id="rId309">
+            <w:hyperlink r:id="rId308">
               <w:r>
                 <w:rPr>
                   <w:color w:val="1155cc"/>
@@ -29587,7 +29729,7 @@
               <w:spacing w:line="240" w:lineRule="auto"/>
               <w:rPr/>
             </w:pPr>
-            <w:hyperlink r:id="rId310">
+            <w:hyperlink r:id="rId309">
               <w:r>
                 <w:rPr>
                   <w:color w:val="1155cc"/>
@@ -29769,7 +29911,7 @@
               <w:spacing w:line="240" w:lineRule="auto"/>
               <w:rPr/>
             </w:pPr>
-            <w:hyperlink r:id="rId311">
+            <w:hyperlink r:id="rId310">
               <w:r>
                 <w:rPr>
                   <w:color w:val="1155cc"/>
@@ -29972,7 +30114,7 @@
               <w:spacing w:line="240" w:lineRule="auto"/>
               <w:rPr/>
             </w:pPr>
-            <w:hyperlink r:id="rId312">
+            <w:hyperlink r:id="rId311">
               <w:r>
                 <w:rPr>
                   <w:color w:val="1155cc"/>
@@ -30083,7 +30225,7 @@
               <w:spacing w:line="240" w:lineRule="auto"/>
               <w:rPr/>
             </w:pPr>
-            <w:hyperlink r:id="rId313">
+            <w:hyperlink r:id="rId312">
               <w:r>
                 <w:rPr>
                   <w:color w:val="1155cc"/>
@@ -30264,7 +30406,7 @@
               <w:spacing w:line="240" w:lineRule="auto"/>
               <w:rPr/>
             </w:pPr>
-            <w:hyperlink r:id="rId314">
+            <w:hyperlink r:id="rId313">
               <w:r>
                 <w:rPr>
                   <w:color w:val="1155cc"/>
@@ -30435,7 +30577,7 @@
               <w:spacing w:line="240" w:lineRule="auto"/>
               <w:rPr/>
             </w:pPr>
-            <w:hyperlink r:id="rId315">
+            <w:hyperlink r:id="rId314">
               <w:r>
                 <w:rPr>
                   <w:color w:val="1155cc"/>
@@ -30627,7 +30769,7 @@
               <w:spacing w:line="240" w:lineRule="auto"/>
               <w:rPr/>
             </w:pPr>
-            <w:hyperlink r:id="rId316">
+            <w:hyperlink r:id="rId315">
               <w:r>
                 <w:rPr>
                   <w:color w:val="1155cc"/>
@@ -30973,7 +31115,7 @@
   <w:abstractNum w:abstractNumId="3">
     <w:lvl w:ilvl="0">
       <w:start w:val="1"/>
-      <w:numFmt w:val="lowerLetter"/>
+      <w:numFmt w:val="decimal"/>
       <w:lvlText w:val="%1."/>
       <w:lvlJc w:val="left"/>
       <w:pPr>
@@ -31092,8 +31234,8 @@
   <w:abstractNum w:abstractNumId="4">
     <w:lvl w:ilvl="0">
       <w:start w:val="1"/>
-      <w:numFmt w:val="lowerRoman"/>
-      <w:lvlText w:val="%1."/>
+      <w:numFmt w:val="bullet"/>
+      <w:lvlText w:val=""/>
       <w:lvlJc w:val="left"/>
       <w:pPr>
         <w:ind w:left="720" w:hanging="360"/>
@@ -31113,8 +31255,8 @@
     </w:lvl>
     <w:lvl w:ilvl="1">
       <w:start w:val="1"/>
-      <w:numFmt w:val="lowerLetter"/>
-      <w:lvlText w:val="%2."/>
+      <w:numFmt w:val="bullet"/>
+      <w:lvlText w:val="○"/>
       <w:lvlJc w:val="left"/>
       <w:pPr>
         <w:ind w:left="1440" w:hanging="360"/>
@@ -31125,8 +31267,8 @@
     </w:lvl>
     <w:lvl w:ilvl="2">
       <w:start w:val="1"/>
-      <w:numFmt w:val="lowerRoman"/>
-      <w:lvlText w:val="%3."/>
+      <w:numFmt w:val="bullet"/>
+      <w:lvlText w:val="■"/>
       <w:lvlJc w:val="left"/>
       <w:pPr>
         <w:ind w:left="2160" w:hanging="360"/>
@@ -31137,8 +31279,8 @@
     </w:lvl>
     <w:lvl w:ilvl="3">
       <w:start w:val="1"/>
-      <w:numFmt w:val="decimal"/>
-      <w:lvlText w:val="%4."/>
+      <w:numFmt w:val="bullet"/>
+      <w:lvlText w:val="●"/>
       <w:lvlJc w:val="left"/>
       <w:pPr>
         <w:ind w:left="2880" w:hanging="360"/>
@@ -31149,8 +31291,8 @@
     </w:lvl>
     <w:lvl w:ilvl="4">
       <w:start w:val="1"/>
-      <w:numFmt w:val="lowerLetter"/>
-      <w:lvlText w:val="%5."/>
+      <w:numFmt w:val="bullet"/>
+      <w:lvlText w:val="○"/>
       <w:lvlJc w:val="left"/>
       <w:pPr>
         <w:ind w:left="3600" w:hanging="360"/>
@@ -31161,8 +31303,8 @@
     </w:lvl>
     <w:lvl w:ilvl="5">
       <w:start w:val="1"/>
-      <w:numFmt w:val="lowerRoman"/>
-      <w:lvlText w:val="%6."/>
+      <w:numFmt w:val="bullet"/>
+      <w:lvlText w:val="■"/>
       <w:lvlJc w:val="left"/>
       <w:pPr>
         <w:ind w:left="4320" w:hanging="360"/>
@@ -31173,8 +31315,8 @@
     </w:lvl>
     <w:lvl w:ilvl="6">
       <w:start w:val="1"/>
-      <w:numFmt w:val="decimal"/>
-      <w:lvlText w:val="%7."/>
+      <w:numFmt w:val="bullet"/>
+      <w:lvlText w:val="●"/>
       <w:lvlJc w:val="left"/>
       <w:pPr>
         <w:ind w:left="5040" w:hanging="360"/>
@@ -31185,8 +31327,8 @@
     </w:lvl>
     <w:lvl w:ilvl="7">
       <w:start w:val="1"/>
-      <w:numFmt w:val="lowerLetter"/>
-      <w:lvlText w:val="%8."/>
+      <w:numFmt w:val="bullet"/>
+      <w:lvlText w:val="○"/>
       <w:lvlJc w:val="left"/>
       <w:pPr>
         <w:ind w:left="5760" w:hanging="360"/>
@@ -31197,8 +31339,8 @@
     </w:lvl>
     <w:lvl w:ilvl="8">
       <w:start w:val="1"/>
-      <w:numFmt w:val="lowerRoman"/>
-      <w:lvlText w:val="%9."/>
+      <w:numFmt w:val="bullet"/>
+      <w:lvlText w:val="■"/>
       <w:lvlJc w:val="left"/>
       <w:pPr>
         <w:ind w:left="6480" w:hanging="360"/>
@@ -31211,8 +31353,8 @@
   <w:abstractNum w:abstractNumId="5">
     <w:lvl w:ilvl="0">
       <w:start w:val="1"/>
-      <w:numFmt w:val="decimal"/>
-      <w:lvlText w:val="%1."/>
+      <w:numFmt w:val="bullet"/>
+      <w:lvlText w:val=""/>
       <w:lvlJc w:val="left"/>
       <w:pPr>
         <w:ind w:left="720" w:hanging="360"/>
@@ -31232,8 +31374,8 @@
     </w:lvl>
     <w:lvl w:ilvl="1">
       <w:start w:val="1"/>
-      <w:numFmt w:val="lowerLetter"/>
-      <w:lvlText w:val="%2."/>
+      <w:numFmt w:val="bullet"/>
+      <w:lvlText w:val="○"/>
       <w:lvlJc w:val="left"/>
       <w:pPr>
         <w:ind w:left="1440" w:hanging="360"/>
@@ -31244,8 +31386,8 @@
     </w:lvl>
     <w:lvl w:ilvl="2">
       <w:start w:val="1"/>
-      <w:numFmt w:val="lowerRoman"/>
-      <w:lvlText w:val="%3."/>
+      <w:numFmt w:val="bullet"/>
+      <w:lvlText w:val="■"/>
       <w:lvlJc w:val="left"/>
       <w:pPr>
         <w:ind w:left="2160" w:hanging="360"/>
@@ -31256,8 +31398,8 @@
     </w:lvl>
     <w:lvl w:ilvl="3">
       <w:start w:val="1"/>
-      <w:numFmt w:val="decimal"/>
-      <w:lvlText w:val="%4."/>
+      <w:numFmt w:val="bullet"/>
+      <w:lvlText w:val="●"/>
       <w:lvlJc w:val="left"/>
       <w:pPr>
         <w:ind w:left="2880" w:hanging="360"/>
@@ -31268,8 +31410,8 @@
     </w:lvl>
     <w:lvl w:ilvl="4">
       <w:start w:val="1"/>
-      <w:numFmt w:val="lowerLetter"/>
-      <w:lvlText w:val="%5."/>
+      <w:numFmt w:val="bullet"/>
+      <w:lvlText w:val="○"/>
       <w:lvlJc w:val="left"/>
       <w:pPr>
         <w:ind w:left="3600" w:hanging="360"/>
@@ -31280,8 +31422,8 @@
     </w:lvl>
     <w:lvl w:ilvl="5">
       <w:start w:val="1"/>
-      <w:numFmt w:val="lowerRoman"/>
-      <w:lvlText w:val="%6."/>
+      <w:numFmt w:val="bullet"/>
+      <w:lvlText w:val="■"/>
       <w:lvlJc w:val="left"/>
       <w:pPr>
         <w:ind w:left="4320" w:hanging="360"/>
@@ -31292,8 +31434,8 @@
     </w:lvl>
     <w:lvl w:ilvl="6">
       <w:start w:val="1"/>
-      <w:numFmt w:val="decimal"/>
-      <w:lvlText w:val="%7."/>
+      <w:numFmt w:val="bullet"/>
+      <w:lvlText w:val="●"/>
       <w:lvlJc w:val="left"/>
       <w:pPr>
         <w:ind w:left="5040" w:hanging="360"/>
@@ -31304,8 +31446,8 @@
     </w:lvl>
     <w:lvl w:ilvl="7">
       <w:start w:val="1"/>
-      <w:numFmt w:val="lowerLetter"/>
-      <w:lvlText w:val="%8."/>
+      <w:numFmt w:val="bullet"/>
+      <w:lvlText w:val="○"/>
       <w:lvlJc w:val="left"/>
       <w:pPr>
         <w:ind w:left="5760" w:hanging="360"/>
@@ -31316,8 +31458,8 @@
     </w:lvl>
     <w:lvl w:ilvl="8">
       <w:start w:val="1"/>
-      <w:numFmt w:val="lowerRoman"/>
-      <w:lvlText w:val="%9."/>
+      <w:numFmt w:val="bullet"/>
+      <w:lvlText w:val="■"/>
       <w:lvlJc w:val="left"/>
       <w:pPr>
         <w:ind w:left="6480" w:hanging="360"/>
@@ -31449,6 +31591,244 @@
   <w:abstractNum w:abstractNumId="7">
     <w:lvl w:ilvl="0">
       <w:start w:val="1"/>
+      <w:numFmt w:val="bullet"/>
+      <w:lvlText w:val=""/>
+      <w:lvlJc w:val="left"/>
+      <w:pPr>
+        <w:ind w:left="720" w:hanging="360"/>
+      </w:pPr>
+      <w:rPr>
+        <w:rFonts w:ascii="Montserrat" w:cs="Montserrat" w:eastAsia="Montserrat" w:hAnsi="Montserrat"/>
+        <w:b w:val="0"/>
+        <w:bCs w:val="0"/>
+        <w:i w:val="0"/>
+        <w:iCs w:val="0"/>
+        <w:smallCaps w:val="0"/>
+        <w:color w:val="262626"/>
+        <w:sz w:val="24"/>
+        <w:szCs w:val="24"/>
+        <w:u w:val="none"/>
+      </w:rPr>
+    </w:lvl>
+    <w:lvl w:ilvl="1">
+      <w:start w:val="1"/>
+      <w:numFmt w:val="bullet"/>
+      <w:lvlText w:val="○"/>
+      <w:lvlJc w:val="left"/>
+      <w:pPr>
+        <w:ind w:left="1440" w:hanging="360"/>
+      </w:pPr>
+      <w:rPr>
+        <w:u w:val="none"/>
+      </w:rPr>
+    </w:lvl>
+    <w:lvl w:ilvl="2">
+      <w:start w:val="1"/>
+      <w:numFmt w:val="bullet"/>
+      <w:lvlText w:val="■"/>
+      <w:lvlJc w:val="left"/>
+      <w:pPr>
+        <w:ind w:left="2160" w:hanging="360"/>
+      </w:pPr>
+      <w:rPr>
+        <w:u w:val="none"/>
+      </w:rPr>
+    </w:lvl>
+    <w:lvl w:ilvl="3">
+      <w:start w:val="1"/>
+      <w:numFmt w:val="bullet"/>
+      <w:lvlText w:val="●"/>
+      <w:lvlJc w:val="left"/>
+      <w:pPr>
+        <w:ind w:left="2880" w:hanging="360"/>
+      </w:pPr>
+      <w:rPr>
+        <w:u w:val="none"/>
+      </w:rPr>
+    </w:lvl>
+    <w:lvl w:ilvl="4">
+      <w:start w:val="1"/>
+      <w:numFmt w:val="bullet"/>
+      <w:lvlText w:val="○"/>
+      <w:lvlJc w:val="left"/>
+      <w:pPr>
+        <w:ind w:left="3600" w:hanging="360"/>
+      </w:pPr>
+      <w:rPr>
+        <w:u w:val="none"/>
+      </w:rPr>
+    </w:lvl>
+    <w:lvl w:ilvl="5">
+      <w:start w:val="1"/>
+      <w:numFmt w:val="bullet"/>
+      <w:lvlText w:val="■"/>
+      <w:lvlJc w:val="left"/>
+      <w:pPr>
+        <w:ind w:left="4320" w:hanging="360"/>
+      </w:pPr>
+      <w:rPr>
+        <w:u w:val="none"/>
+      </w:rPr>
+    </w:lvl>
+    <w:lvl w:ilvl="6">
+      <w:start w:val="1"/>
+      <w:numFmt w:val="bullet"/>
+      <w:lvlText w:val="●"/>
+      <w:lvlJc w:val="left"/>
+      <w:pPr>
+        <w:ind w:left="5040" w:hanging="360"/>
+      </w:pPr>
+      <w:rPr>
+        <w:u w:val="none"/>
+      </w:rPr>
+    </w:lvl>
+    <w:lvl w:ilvl="7">
+      <w:start w:val="1"/>
+      <w:numFmt w:val="bullet"/>
+      <w:lvlText w:val="○"/>
+      <w:lvlJc w:val="left"/>
+      <w:pPr>
+        <w:ind w:left="5760" w:hanging="360"/>
+      </w:pPr>
+      <w:rPr>
+        <w:u w:val="none"/>
+      </w:rPr>
+    </w:lvl>
+    <w:lvl w:ilvl="8">
+      <w:start w:val="1"/>
+      <w:numFmt w:val="bullet"/>
+      <w:lvlText w:val="■"/>
+      <w:lvlJc w:val="left"/>
+      <w:pPr>
+        <w:ind w:left="6480" w:hanging="360"/>
+      </w:pPr>
+      <w:rPr>
+        <w:u w:val="none"/>
+      </w:rPr>
+    </w:lvl>
+  </w:abstractNum>
+  <w:abstractNum w:abstractNumId="8">
+    <w:lvl w:ilvl="0">
+      <w:start w:val="1"/>
+      <w:numFmt w:val="lowerLetter"/>
+      <w:lvlText w:val="%1."/>
+      <w:lvlJc w:val="left"/>
+      <w:pPr>
+        <w:ind w:left="720" w:hanging="360"/>
+      </w:pPr>
+      <w:rPr>
+        <w:rFonts w:ascii="Montserrat" w:cs="Montserrat" w:eastAsia="Montserrat" w:hAnsi="Montserrat"/>
+        <w:b w:val="0"/>
+        <w:bCs w:val="0"/>
+        <w:i w:val="0"/>
+        <w:iCs w:val="0"/>
+        <w:smallCaps w:val="0"/>
+        <w:color w:val="262626"/>
+        <w:sz w:val="24"/>
+        <w:szCs w:val="24"/>
+        <w:u w:val="none"/>
+      </w:rPr>
+    </w:lvl>
+    <w:lvl w:ilvl="1">
+      <w:start w:val="1"/>
+      <w:numFmt w:val="lowerLetter"/>
+      <w:lvlText w:val="%2."/>
+      <w:lvlJc w:val="left"/>
+      <w:pPr>
+        <w:ind w:left="1440" w:hanging="360"/>
+      </w:pPr>
+      <w:rPr>
+        <w:u w:val="none"/>
+      </w:rPr>
+    </w:lvl>
+    <w:lvl w:ilvl="2">
+      <w:start w:val="1"/>
+      <w:numFmt w:val="lowerRoman"/>
+      <w:lvlText w:val="%3."/>
+      <w:lvlJc w:val="left"/>
+      <w:pPr>
+        <w:ind w:left="2160" w:hanging="360"/>
+      </w:pPr>
+      <w:rPr>
+        <w:u w:val="none"/>
+      </w:rPr>
+    </w:lvl>
+    <w:lvl w:ilvl="3">
+      <w:start w:val="1"/>
+      <w:numFmt w:val="decimal"/>
+      <w:lvlText w:val="%4."/>
+      <w:lvlJc w:val="left"/>
+      <w:pPr>
+        <w:ind w:left="2880" w:hanging="360"/>
+      </w:pPr>
+      <w:rPr>
+        <w:u w:val="none"/>
+      </w:rPr>
+    </w:lvl>
+    <w:lvl w:ilvl="4">
+      <w:start w:val="1"/>
+      <w:numFmt w:val="lowerLetter"/>
+      <w:lvlText w:val="%5."/>
+      <w:lvlJc w:val="left"/>
+      <w:pPr>
+        <w:ind w:left="3600" w:hanging="360"/>
+      </w:pPr>
+      <w:rPr>
+        <w:u w:val="none"/>
+      </w:rPr>
+    </w:lvl>
+    <w:lvl w:ilvl="5">
+      <w:start w:val="1"/>
+      <w:numFmt w:val="lowerRoman"/>
+      <w:lvlText w:val="%6."/>
+      <w:lvlJc w:val="left"/>
+      <w:pPr>
+        <w:ind w:left="4320" w:hanging="360"/>
+      </w:pPr>
+      <w:rPr>
+        <w:u w:val="none"/>
+      </w:rPr>
+    </w:lvl>
+    <w:lvl w:ilvl="6">
+      <w:start w:val="1"/>
+      <w:numFmt w:val="decimal"/>
+      <w:lvlText w:val="%7."/>
+      <w:lvlJc w:val="left"/>
+      <w:pPr>
+        <w:ind w:left="5040" w:hanging="360"/>
+      </w:pPr>
+      <w:rPr>
+        <w:u w:val="none"/>
+      </w:rPr>
+    </w:lvl>
+    <w:lvl w:ilvl="7">
+      <w:start w:val="1"/>
+      <w:numFmt w:val="lowerLetter"/>
+      <w:lvlText w:val="%8."/>
+      <w:lvlJc w:val="left"/>
+      <w:pPr>
+        <w:ind w:left="5760" w:hanging="360"/>
+      </w:pPr>
+      <w:rPr>
+        <w:u w:val="none"/>
+      </w:rPr>
+    </w:lvl>
+    <w:lvl w:ilvl="8">
+      <w:start w:val="1"/>
+      <w:numFmt w:val="lowerRoman"/>
+      <w:lvlText w:val="%9."/>
+      <w:lvlJc w:val="left"/>
+      <w:pPr>
+        <w:ind w:left="6480" w:hanging="360"/>
+      </w:pPr>
+      <w:rPr>
+        <w:u w:val="none"/>
+      </w:rPr>
+    </w:lvl>
+  </w:abstractNum>
+  <w:abstractNum w:abstractNumId="9">
+    <w:lvl w:ilvl="0">
+      <w:start w:val="1"/>
       <w:numFmt w:val="lowerRoman"/>
       <w:lvlText w:val="%1."/>
       <w:lvlJc w:val="left"/>
@@ -31565,7 +31945,7 @@
       </w:rPr>
     </w:lvl>
   </w:abstractNum>
-  <w:abstractNum w:abstractNumId="8">
+  <w:abstractNum w:abstractNumId="10">
     <w:lvl w:ilvl="0">
       <w:start w:val="1"/>
       <w:numFmt w:val="decimal"/>
@@ -31684,7 +32064,245 @@
       </w:rPr>
     </w:lvl>
   </w:abstractNum>
-  <w:abstractNum w:abstractNumId="9">
+  <w:abstractNum w:abstractNumId="11">
+    <w:lvl w:ilvl="0">
+      <w:start w:val="1"/>
+      <w:numFmt w:val="lowerRoman"/>
+      <w:lvlText w:val="%1."/>
+      <w:lvlJc w:val="left"/>
+      <w:pPr>
+        <w:ind w:left="720" w:hanging="360"/>
+      </w:pPr>
+      <w:rPr>
+        <w:rFonts w:ascii="Montserrat" w:cs="Montserrat" w:eastAsia="Montserrat" w:hAnsi="Montserrat"/>
+        <w:b w:val="0"/>
+        <w:bCs w:val="0"/>
+        <w:i w:val="0"/>
+        <w:iCs w:val="0"/>
+        <w:smallCaps w:val="0"/>
+        <w:color w:val="262626"/>
+        <w:sz w:val="24"/>
+        <w:szCs w:val="24"/>
+        <w:u w:val="none"/>
+      </w:rPr>
+    </w:lvl>
+    <w:lvl w:ilvl="1">
+      <w:start w:val="1"/>
+      <w:numFmt w:val="lowerLetter"/>
+      <w:lvlText w:val="%2."/>
+      <w:lvlJc w:val="left"/>
+      <w:pPr>
+        <w:ind w:left="1440" w:hanging="360"/>
+      </w:pPr>
+      <w:rPr>
+        <w:u w:val="none"/>
+      </w:rPr>
+    </w:lvl>
+    <w:lvl w:ilvl="2">
+      <w:start w:val="1"/>
+      <w:numFmt w:val="lowerRoman"/>
+      <w:lvlText w:val="%3."/>
+      <w:lvlJc w:val="left"/>
+      <w:pPr>
+        <w:ind w:left="2160" w:hanging="360"/>
+      </w:pPr>
+      <w:rPr>
+        <w:u w:val="none"/>
+      </w:rPr>
+    </w:lvl>
+    <w:lvl w:ilvl="3">
+      <w:start w:val="1"/>
+      <w:numFmt w:val="decimal"/>
+      <w:lvlText w:val="%4."/>
+      <w:lvlJc w:val="left"/>
+      <w:pPr>
+        <w:ind w:left="2880" w:hanging="360"/>
+      </w:pPr>
+      <w:rPr>
+        <w:u w:val="none"/>
+      </w:rPr>
+    </w:lvl>
+    <w:lvl w:ilvl="4">
+      <w:start w:val="1"/>
+      <w:numFmt w:val="lowerLetter"/>
+      <w:lvlText w:val="%5."/>
+      <w:lvlJc w:val="left"/>
+      <w:pPr>
+        <w:ind w:left="3600" w:hanging="360"/>
+      </w:pPr>
+      <w:rPr>
+        <w:u w:val="none"/>
+      </w:rPr>
+    </w:lvl>
+    <w:lvl w:ilvl="5">
+      <w:start w:val="1"/>
+      <w:numFmt w:val="lowerRoman"/>
+      <w:lvlText w:val="%6."/>
+      <w:lvlJc w:val="left"/>
+      <w:pPr>
+        <w:ind w:left="4320" w:hanging="360"/>
+      </w:pPr>
+      <w:rPr>
+        <w:u w:val="none"/>
+      </w:rPr>
+    </w:lvl>
+    <w:lvl w:ilvl="6">
+      <w:start w:val="1"/>
+      <w:numFmt w:val="decimal"/>
+      <w:lvlText w:val="%7."/>
+      <w:lvlJc w:val="left"/>
+      <w:pPr>
+        <w:ind w:left="5040" w:hanging="360"/>
+      </w:pPr>
+      <w:rPr>
+        <w:u w:val="none"/>
+      </w:rPr>
+    </w:lvl>
+    <w:lvl w:ilvl="7">
+      <w:start w:val="1"/>
+      <w:numFmt w:val="lowerLetter"/>
+      <w:lvlText w:val="%8."/>
+      <w:lvlJc w:val="left"/>
+      <w:pPr>
+        <w:ind w:left="5760" w:hanging="360"/>
+      </w:pPr>
+      <w:rPr>
+        <w:u w:val="none"/>
+      </w:rPr>
+    </w:lvl>
+    <w:lvl w:ilvl="8">
+      <w:start w:val="1"/>
+      <w:numFmt w:val="lowerRoman"/>
+      <w:lvlText w:val="%9."/>
+      <w:lvlJc w:val="left"/>
+      <w:pPr>
+        <w:ind w:left="6480" w:hanging="360"/>
+      </w:pPr>
+      <w:rPr>
+        <w:u w:val="none"/>
+      </w:rPr>
+    </w:lvl>
+  </w:abstractNum>
+  <w:abstractNum w:abstractNumId="12">
+    <w:lvl w:ilvl="0">
+      <w:start w:val="1"/>
+      <w:numFmt w:val="lowerRoman"/>
+      <w:lvlText w:val="%1."/>
+      <w:lvlJc w:val="left"/>
+      <w:pPr>
+        <w:ind w:left="720" w:hanging="360"/>
+      </w:pPr>
+      <w:rPr>
+        <w:rFonts w:ascii="Montserrat" w:cs="Montserrat" w:eastAsia="Montserrat" w:hAnsi="Montserrat"/>
+        <w:b w:val="0"/>
+        <w:bCs w:val="0"/>
+        <w:i w:val="0"/>
+        <w:iCs w:val="0"/>
+        <w:smallCaps w:val="0"/>
+        <w:color w:val="262626"/>
+        <w:sz w:val="24"/>
+        <w:szCs w:val="24"/>
+        <w:u w:val="none"/>
+      </w:rPr>
+    </w:lvl>
+    <w:lvl w:ilvl="1">
+      <w:start w:val="1"/>
+      <w:numFmt w:val="lowerLetter"/>
+      <w:lvlText w:val="%2."/>
+      <w:lvlJc w:val="left"/>
+      <w:pPr>
+        <w:ind w:left="1440" w:hanging="360"/>
+      </w:pPr>
+      <w:rPr>
+        <w:u w:val="none"/>
+      </w:rPr>
+    </w:lvl>
+    <w:lvl w:ilvl="2">
+      <w:start w:val="1"/>
+      <w:numFmt w:val="lowerRoman"/>
+      <w:lvlText w:val="%3."/>
+      <w:lvlJc w:val="left"/>
+      <w:pPr>
+        <w:ind w:left="2160" w:hanging="360"/>
+      </w:pPr>
+      <w:rPr>
+        <w:u w:val="none"/>
+      </w:rPr>
+    </w:lvl>
+    <w:lvl w:ilvl="3">
+      <w:start w:val="1"/>
+      <w:numFmt w:val="decimal"/>
+      <w:lvlText w:val="%4."/>
+      <w:lvlJc w:val="left"/>
+      <w:pPr>
+        <w:ind w:left="2880" w:hanging="360"/>
+      </w:pPr>
+      <w:rPr>
+        <w:u w:val="none"/>
+      </w:rPr>
+    </w:lvl>
+    <w:lvl w:ilvl="4">
+      <w:start w:val="1"/>
+      <w:numFmt w:val="lowerLetter"/>
+      <w:lvlText w:val="%5."/>
+      <w:lvlJc w:val="left"/>
+      <w:pPr>
+        <w:ind w:left="3600" w:hanging="360"/>
+      </w:pPr>
+      <w:rPr>
+        <w:u w:val="none"/>
+      </w:rPr>
+    </w:lvl>
+    <w:lvl w:ilvl="5">
+      <w:start w:val="1"/>
+      <w:numFmt w:val="lowerRoman"/>
+      <w:lvlText w:val="%6."/>
+      <w:lvlJc w:val="left"/>
+      <w:pPr>
+        <w:ind w:left="4320" w:hanging="360"/>
+      </w:pPr>
+      <w:rPr>
+        <w:u w:val="none"/>
+      </w:rPr>
+    </w:lvl>
+    <w:lvl w:ilvl="6">
+      <w:start w:val="1"/>
+      <w:numFmt w:val="decimal"/>
+      <w:lvlText w:val="%7."/>
+      <w:lvlJc w:val="left"/>
+      <w:pPr>
+        <w:ind w:left="5040" w:hanging="360"/>
+      </w:pPr>
+      <w:rPr>
+        <w:u w:val="none"/>
+      </w:rPr>
+    </w:lvl>
+    <w:lvl w:ilvl="7">
+      <w:start w:val="1"/>
+      <w:numFmt w:val="lowerLetter"/>
+      <w:lvlText w:val="%8."/>
+      <w:lvlJc w:val="left"/>
+      <w:pPr>
+        <w:ind w:left="5760" w:hanging="360"/>
+      </w:pPr>
+      <w:rPr>
+        <w:u w:val="none"/>
+      </w:rPr>
+    </w:lvl>
+    <w:lvl w:ilvl="8">
+      <w:start w:val="1"/>
+      <w:numFmt w:val="lowerRoman"/>
+      <w:lvlText w:val="%9."/>
+      <w:lvlJc w:val="left"/>
+      <w:pPr>
+        <w:ind w:left="6480" w:hanging="360"/>
+      </w:pPr>
+      <w:rPr>
+        <w:u w:val="none"/>
+      </w:rPr>
+    </w:lvl>
+  </w:abstractNum>
+  <w:abstractNum w:abstractNumId="13">
     <w:lvl w:ilvl="0">
       <w:start w:val="1"/>
       <w:numFmt w:val="decimal"/>
@@ -31803,486 +32421,10 @@
       </w:rPr>
     </w:lvl>
   </w:abstractNum>
-  <w:abstractNum w:abstractNumId="10">
-    <w:lvl w:ilvl="0">
-      <w:start w:val="1"/>
-      <w:numFmt w:val="bullet"/>
-      <w:lvlText w:val=""/>
-      <w:lvlJc w:val="left"/>
-      <w:pPr>
-        <w:ind w:left="720" w:hanging="360"/>
-      </w:pPr>
-      <w:rPr>
-        <w:rFonts w:ascii="Montserrat" w:cs="Montserrat" w:eastAsia="Montserrat" w:hAnsi="Montserrat"/>
-        <w:b w:val="0"/>
-        <w:bCs w:val="0"/>
-        <w:i w:val="0"/>
-        <w:iCs w:val="0"/>
-        <w:smallCaps w:val="0"/>
-        <w:color w:val="262626"/>
-        <w:sz w:val="24"/>
-        <w:szCs w:val="24"/>
-        <w:u w:val="none"/>
-      </w:rPr>
-    </w:lvl>
-    <w:lvl w:ilvl="1">
-      <w:start w:val="1"/>
-      <w:numFmt w:val="bullet"/>
-      <w:lvlText w:val="○"/>
-      <w:lvlJc w:val="left"/>
-      <w:pPr>
-        <w:ind w:left="1440" w:hanging="360"/>
-      </w:pPr>
-      <w:rPr>
-        <w:u w:val="none"/>
-      </w:rPr>
-    </w:lvl>
-    <w:lvl w:ilvl="2">
-      <w:start w:val="1"/>
-      <w:numFmt w:val="bullet"/>
-      <w:lvlText w:val="■"/>
-      <w:lvlJc w:val="left"/>
-      <w:pPr>
-        <w:ind w:left="2160" w:hanging="360"/>
-      </w:pPr>
-      <w:rPr>
-        <w:u w:val="none"/>
-      </w:rPr>
-    </w:lvl>
-    <w:lvl w:ilvl="3">
-      <w:start w:val="1"/>
-      <w:numFmt w:val="bullet"/>
-      <w:lvlText w:val="●"/>
-      <w:lvlJc w:val="left"/>
-      <w:pPr>
-        <w:ind w:left="2880" w:hanging="360"/>
-      </w:pPr>
-      <w:rPr>
-        <w:u w:val="none"/>
-      </w:rPr>
-    </w:lvl>
-    <w:lvl w:ilvl="4">
-      <w:start w:val="1"/>
-      <w:numFmt w:val="bullet"/>
-      <w:lvlText w:val="○"/>
-      <w:lvlJc w:val="left"/>
-      <w:pPr>
-        <w:ind w:left="3600" w:hanging="360"/>
-      </w:pPr>
-      <w:rPr>
-        <w:u w:val="none"/>
-      </w:rPr>
-    </w:lvl>
-    <w:lvl w:ilvl="5">
-      <w:start w:val="1"/>
-      <w:numFmt w:val="bullet"/>
-      <w:lvlText w:val="■"/>
-      <w:lvlJc w:val="left"/>
-      <w:pPr>
-        <w:ind w:left="4320" w:hanging="360"/>
-      </w:pPr>
-      <w:rPr>
-        <w:u w:val="none"/>
-      </w:rPr>
-    </w:lvl>
-    <w:lvl w:ilvl="6">
-      <w:start w:val="1"/>
-      <w:numFmt w:val="bullet"/>
-      <w:lvlText w:val="●"/>
-      <w:lvlJc w:val="left"/>
-      <w:pPr>
-        <w:ind w:left="5040" w:hanging="360"/>
-      </w:pPr>
-      <w:rPr>
-        <w:u w:val="none"/>
-      </w:rPr>
-    </w:lvl>
-    <w:lvl w:ilvl="7">
-      <w:start w:val="1"/>
-      <w:numFmt w:val="bullet"/>
-      <w:lvlText w:val="○"/>
-      <w:lvlJc w:val="left"/>
-      <w:pPr>
-        <w:ind w:left="5760" w:hanging="360"/>
-      </w:pPr>
-      <w:rPr>
-        <w:u w:val="none"/>
-      </w:rPr>
-    </w:lvl>
-    <w:lvl w:ilvl="8">
-      <w:start w:val="1"/>
-      <w:numFmt w:val="bullet"/>
-      <w:lvlText w:val="■"/>
-      <w:lvlJc w:val="left"/>
-      <w:pPr>
-        <w:ind w:left="6480" w:hanging="360"/>
-      </w:pPr>
-      <w:rPr>
-        <w:u w:val="none"/>
-      </w:rPr>
-    </w:lvl>
-  </w:abstractNum>
-  <w:abstractNum w:abstractNumId="11">
+  <w:abstractNum w:abstractNumId="14">
     <w:lvl w:ilvl="0">
       <w:start w:val="1"/>
       <w:numFmt w:val="decimal"/>
-      <w:lvlText w:val="%1."/>
-      <w:lvlJc w:val="left"/>
-      <w:pPr>
-        <w:ind w:left="720" w:hanging="360"/>
-      </w:pPr>
-      <w:rPr>
-        <w:rFonts w:ascii="Montserrat" w:cs="Montserrat" w:eastAsia="Montserrat" w:hAnsi="Montserrat"/>
-        <w:b w:val="0"/>
-        <w:bCs w:val="0"/>
-        <w:i w:val="0"/>
-        <w:iCs w:val="0"/>
-        <w:smallCaps w:val="0"/>
-        <w:color w:val="262626"/>
-        <w:sz w:val="24"/>
-        <w:szCs w:val="24"/>
-        <w:u w:val="none"/>
-      </w:rPr>
-    </w:lvl>
-    <w:lvl w:ilvl="1">
-      <w:start w:val="1"/>
-      <w:numFmt w:val="lowerLetter"/>
-      <w:lvlText w:val="%2."/>
-      <w:lvlJc w:val="left"/>
-      <w:pPr>
-        <w:ind w:left="1440" w:hanging="360"/>
-      </w:pPr>
-      <w:rPr>
-        <w:u w:val="none"/>
-      </w:rPr>
-    </w:lvl>
-    <w:lvl w:ilvl="2">
-      <w:start w:val="1"/>
-      <w:numFmt w:val="lowerRoman"/>
-      <w:lvlText w:val="%3."/>
-      <w:lvlJc w:val="left"/>
-      <w:pPr>
-        <w:ind w:left="2160" w:hanging="360"/>
-      </w:pPr>
-      <w:rPr>
-        <w:u w:val="none"/>
-      </w:rPr>
-    </w:lvl>
-    <w:lvl w:ilvl="3">
-      <w:start w:val="1"/>
-      <w:numFmt w:val="decimal"/>
-      <w:lvlText w:val="%4."/>
-      <w:lvlJc w:val="left"/>
-      <w:pPr>
-        <w:ind w:left="2880" w:hanging="360"/>
-      </w:pPr>
-      <w:rPr>
-        <w:u w:val="none"/>
-      </w:rPr>
-    </w:lvl>
-    <w:lvl w:ilvl="4">
-      <w:start w:val="1"/>
-      <w:numFmt w:val="lowerLetter"/>
-      <w:lvlText w:val="%5."/>
-      <w:lvlJc w:val="left"/>
-      <w:pPr>
-        <w:ind w:left="3600" w:hanging="360"/>
-      </w:pPr>
-      <w:rPr>
-        <w:u w:val="none"/>
-      </w:rPr>
-    </w:lvl>
-    <w:lvl w:ilvl="5">
-      <w:start w:val="1"/>
-      <w:numFmt w:val="lowerRoman"/>
-      <w:lvlText w:val="%6."/>
-      <w:lvlJc w:val="left"/>
-      <w:pPr>
-        <w:ind w:left="4320" w:hanging="360"/>
-      </w:pPr>
-      <w:rPr>
-        <w:u w:val="none"/>
-      </w:rPr>
-    </w:lvl>
-    <w:lvl w:ilvl="6">
-      <w:start w:val="1"/>
-      <w:numFmt w:val="decimal"/>
-      <w:lvlText w:val="%7."/>
-      <w:lvlJc w:val="left"/>
-      <w:pPr>
-        <w:ind w:left="5040" w:hanging="360"/>
-      </w:pPr>
-      <w:rPr>
-        <w:u w:val="none"/>
-      </w:rPr>
-    </w:lvl>
-    <w:lvl w:ilvl="7">
-      <w:start w:val="1"/>
-      <w:numFmt w:val="lowerLetter"/>
-      <w:lvlText w:val="%8."/>
-      <w:lvlJc w:val="left"/>
-      <w:pPr>
-        <w:ind w:left="5760" w:hanging="360"/>
-      </w:pPr>
-      <w:rPr>
-        <w:u w:val="none"/>
-      </w:rPr>
-    </w:lvl>
-    <w:lvl w:ilvl="8">
-      <w:start w:val="1"/>
-      <w:numFmt w:val="lowerRoman"/>
-      <w:lvlText w:val="%9."/>
-      <w:lvlJc w:val="left"/>
-      <w:pPr>
-        <w:ind w:left="6480" w:hanging="360"/>
-      </w:pPr>
-      <w:rPr>
-        <w:u w:val="none"/>
-      </w:rPr>
-    </w:lvl>
-  </w:abstractNum>
-  <w:abstractNum w:abstractNumId="12">
-    <w:lvl w:ilvl="0">
-      <w:start w:val="1"/>
-      <w:numFmt w:val="bullet"/>
-      <w:lvlText w:val=""/>
-      <w:lvlJc w:val="left"/>
-      <w:pPr>
-        <w:ind w:left="720" w:hanging="360"/>
-      </w:pPr>
-      <w:rPr>
-        <w:rFonts w:ascii="Montserrat" w:cs="Montserrat" w:eastAsia="Montserrat" w:hAnsi="Montserrat"/>
-        <w:b w:val="0"/>
-        <w:bCs w:val="0"/>
-        <w:i w:val="0"/>
-        <w:iCs w:val="0"/>
-        <w:smallCaps w:val="0"/>
-        <w:color w:val="262626"/>
-        <w:sz w:val="24"/>
-        <w:szCs w:val="24"/>
-        <w:u w:val="none"/>
-      </w:rPr>
-    </w:lvl>
-    <w:lvl w:ilvl="1">
-      <w:start w:val="1"/>
-      <w:numFmt w:val="bullet"/>
-      <w:lvlText w:val="○"/>
-      <w:lvlJc w:val="left"/>
-      <w:pPr>
-        <w:ind w:left="1440" w:hanging="360"/>
-      </w:pPr>
-      <w:rPr>
-        <w:u w:val="none"/>
-      </w:rPr>
-    </w:lvl>
-    <w:lvl w:ilvl="2">
-      <w:start w:val="1"/>
-      <w:numFmt w:val="bullet"/>
-      <w:lvlText w:val="■"/>
-      <w:lvlJc w:val="left"/>
-      <w:pPr>
-        <w:ind w:left="2160" w:hanging="360"/>
-      </w:pPr>
-      <w:rPr>
-        <w:u w:val="none"/>
-      </w:rPr>
-    </w:lvl>
-    <w:lvl w:ilvl="3">
-      <w:start w:val="1"/>
-      <w:numFmt w:val="bullet"/>
-      <w:lvlText w:val="●"/>
-      <w:lvlJc w:val="left"/>
-      <w:pPr>
-        <w:ind w:left="2880" w:hanging="360"/>
-      </w:pPr>
-      <w:rPr>
-        <w:u w:val="none"/>
-      </w:rPr>
-    </w:lvl>
-    <w:lvl w:ilvl="4">
-      <w:start w:val="1"/>
-      <w:numFmt w:val="bullet"/>
-      <w:lvlText w:val="○"/>
-      <w:lvlJc w:val="left"/>
-      <w:pPr>
-        <w:ind w:left="3600" w:hanging="360"/>
-      </w:pPr>
-      <w:rPr>
-        <w:u w:val="none"/>
-      </w:rPr>
-    </w:lvl>
-    <w:lvl w:ilvl="5">
-      <w:start w:val="1"/>
-      <w:numFmt w:val="bullet"/>
-      <w:lvlText w:val="■"/>
-      <w:lvlJc w:val="left"/>
-      <w:pPr>
-        <w:ind w:left="4320" w:hanging="360"/>
-      </w:pPr>
-      <w:rPr>
-        <w:u w:val="none"/>
-      </w:rPr>
-    </w:lvl>
-    <w:lvl w:ilvl="6">
-      <w:start w:val="1"/>
-      <w:numFmt w:val="bullet"/>
-      <w:lvlText w:val="●"/>
-      <w:lvlJc w:val="left"/>
-      <w:pPr>
-        <w:ind w:left="5040" w:hanging="360"/>
-      </w:pPr>
-      <w:rPr>
-        <w:u w:val="none"/>
-      </w:rPr>
-    </w:lvl>
-    <w:lvl w:ilvl="7">
-      <w:start w:val="1"/>
-      <w:numFmt w:val="bullet"/>
-      <w:lvlText w:val="○"/>
-      <w:lvlJc w:val="left"/>
-      <w:pPr>
-        <w:ind w:left="5760" w:hanging="360"/>
-      </w:pPr>
-      <w:rPr>
-        <w:u w:val="none"/>
-      </w:rPr>
-    </w:lvl>
-    <w:lvl w:ilvl="8">
-      <w:start w:val="1"/>
-      <w:numFmt w:val="bullet"/>
-      <w:lvlText w:val="■"/>
-      <w:lvlJc w:val="left"/>
-      <w:pPr>
-        <w:ind w:left="6480" w:hanging="360"/>
-      </w:pPr>
-      <w:rPr>
-        <w:u w:val="none"/>
-      </w:rPr>
-    </w:lvl>
-  </w:abstractNum>
-  <w:abstractNum w:abstractNumId="13">
-    <w:lvl w:ilvl="0">
-      <w:start w:val="1"/>
-      <w:numFmt w:val="bullet"/>
-      <w:lvlText w:val=""/>
-      <w:lvlJc w:val="left"/>
-      <w:pPr>
-        <w:ind w:left="720" w:hanging="360"/>
-      </w:pPr>
-      <w:rPr>
-        <w:rFonts w:ascii="Montserrat" w:cs="Montserrat" w:eastAsia="Montserrat" w:hAnsi="Montserrat"/>
-        <w:b w:val="0"/>
-        <w:bCs w:val="0"/>
-        <w:i w:val="0"/>
-        <w:iCs w:val="0"/>
-        <w:smallCaps w:val="0"/>
-        <w:color w:val="262626"/>
-        <w:sz w:val="24"/>
-        <w:szCs w:val="24"/>
-        <w:u w:val="none"/>
-      </w:rPr>
-    </w:lvl>
-    <w:lvl w:ilvl="1">
-      <w:start w:val="1"/>
-      <w:numFmt w:val="bullet"/>
-      <w:lvlText w:val="○"/>
-      <w:lvlJc w:val="left"/>
-      <w:pPr>
-        <w:ind w:left="1440" w:hanging="360"/>
-      </w:pPr>
-      <w:rPr>
-        <w:u w:val="none"/>
-      </w:rPr>
-    </w:lvl>
-    <w:lvl w:ilvl="2">
-      <w:start w:val="1"/>
-      <w:numFmt w:val="bullet"/>
-      <w:lvlText w:val="■"/>
-      <w:lvlJc w:val="left"/>
-      <w:pPr>
-        <w:ind w:left="2160" w:hanging="360"/>
-      </w:pPr>
-      <w:rPr>
-        <w:u w:val="none"/>
-      </w:rPr>
-    </w:lvl>
-    <w:lvl w:ilvl="3">
-      <w:start w:val="1"/>
-      <w:numFmt w:val="bullet"/>
-      <w:lvlText w:val="●"/>
-      <w:lvlJc w:val="left"/>
-      <w:pPr>
-        <w:ind w:left="2880" w:hanging="360"/>
-      </w:pPr>
-      <w:rPr>
-        <w:u w:val="none"/>
-      </w:rPr>
-    </w:lvl>
-    <w:lvl w:ilvl="4">
-      <w:start w:val="1"/>
-      <w:numFmt w:val="bullet"/>
-      <w:lvlText w:val="○"/>
-      <w:lvlJc w:val="left"/>
-      <w:pPr>
-        <w:ind w:left="3600" w:hanging="360"/>
-      </w:pPr>
-      <w:rPr>
-        <w:u w:val="none"/>
-      </w:rPr>
-    </w:lvl>
-    <w:lvl w:ilvl="5">
-      <w:start w:val="1"/>
-      <w:numFmt w:val="bullet"/>
-      <w:lvlText w:val="■"/>
-      <w:lvlJc w:val="left"/>
-      <w:pPr>
-        <w:ind w:left="4320" w:hanging="360"/>
-      </w:pPr>
-      <w:rPr>
-        <w:u w:val="none"/>
-      </w:rPr>
-    </w:lvl>
-    <w:lvl w:ilvl="6">
-      <w:start w:val="1"/>
-      <w:numFmt w:val="bullet"/>
-      <w:lvlText w:val="●"/>
-      <w:lvlJc w:val="left"/>
-      <w:pPr>
-        <w:ind w:left="5040" w:hanging="360"/>
-      </w:pPr>
-      <w:rPr>
-        <w:u w:val="none"/>
-      </w:rPr>
-    </w:lvl>
-    <w:lvl w:ilvl="7">
-      <w:start w:val="1"/>
-      <w:numFmt w:val="bullet"/>
-      <w:lvlText w:val="○"/>
-      <w:lvlJc w:val="left"/>
-      <w:pPr>
-        <w:ind w:left="5760" w:hanging="360"/>
-      </w:pPr>
-      <w:rPr>
-        <w:u w:val="none"/>
-      </w:rPr>
-    </w:lvl>
-    <w:lvl w:ilvl="8">
-      <w:start w:val="1"/>
-      <w:numFmt w:val="bullet"/>
-      <w:lvlText w:val="■"/>
-      <w:lvlJc w:val="left"/>
-      <w:pPr>
-        <w:ind w:left="6480" w:hanging="360"/>
-      </w:pPr>
-      <w:rPr>
-        <w:u w:val="none"/>
-      </w:rPr>
-    </w:lvl>
-  </w:abstractNum>
-  <w:abstractNum w:abstractNumId="14">
-    <w:lvl w:ilvl="0">
-      <w:start w:val="1"/>
-      <w:numFmt w:val="lowerRoman"/>
       <w:lvlText w:val="%1."/>
       <w:lvlJc w:val="left"/>
       <w:pPr>
@@ -32589,24 +32731,19 @@
       <w:szCs w:val="52"/>
     </w:rPr>
   </w:style>
-  <w:style w:type="paragraph" w:styleId="Subtitle">
-    <w:name w:val="Subtitle"/>
-    <w:basedOn w:val="Normal"/>
-    <w:next w:val="Normal"/>
-    <w:pPr>
-      <w:keepNext w:val="1"/>
-      <w:keepLines w:val="1"/>
-      <w:pageBreakBefore w:val="0"/>
-      <w:spacing w:after="320" w:before="0" w:lineRule="auto"/>
-    </w:pPr>
-    <w:rPr>
-      <w:rFonts w:ascii="Arial" w:cs="Arial" w:eastAsia="Arial" w:hAnsi="Arial"/>
-      <w:i w:val="0"/>
-      <w:iCs w:val="0"/>
-      <w:color w:val="666666"/>
-      <w:sz w:val="30"/>
-      <w:szCs w:val="30"/>
-    </w:rPr>
+  <w:style w:type="table" w:styleId="TableNormal" w:default="1">
+    <w:name w:val="TableNormal"/>
+    <w:tblPr>
+      <w:tblCellMar>
+        <w:top w:w="100.0" w:type="dxa"/>
+        <w:left w:w="100.0" w:type="dxa"/>
+        <w:bottom w:w="100.0" w:type="dxa"/>
+        <w:right w:w="100.0" w:type="dxa"/>
+      </w:tblCellMar>
+    </w:tblPr>
+  </w:style>
+  <w:style w:type="paragraph" w:styleId="Normal" w:default="1">
+    <w:name w:val="normal"/>
   </w:style>
   <w:style w:type="table" w:styleId="Table1">
     <w:basedOn w:val="TableNormal"/>
@@ -32644,6 +32781,86 @@
       <w:tblStyleRowBandSize w:val="1"/>
       <w:tblStyleColBandSize w:val="1"/>
       <w:tblCellMar/>
+    </w:tblPr>
+    <w:tcPr>
+      <w:shd w:fill="ffffff" w:val="clear"/>
+    </w:tcPr>
+  </w:style>
+  <w:style w:type="paragraph" w:styleId="Subtitle">
+    <w:name w:val="Subtitle"/>
+    <w:basedOn w:val="Normal"/>
+    <w:next w:val="Normal"/>
+    <w:pPr>
+      <w:keepNext w:val="1"/>
+      <w:keepLines w:val="1"/>
+      <w:pageBreakBefore w:val="0"/>
+      <w:spacing w:after="320" w:before="0" w:lineRule="auto"/>
+    </w:pPr>
+    <w:rPr>
+      <w:rFonts w:ascii="Arial" w:cs="Arial" w:eastAsia="Arial" w:hAnsi="Arial"/>
+      <w:i w:val="0"/>
+      <w:iCs w:val="0"/>
+      <w:color w:val="666666"/>
+      <w:sz w:val="30"/>
+      <w:szCs w:val="30"/>
+    </w:rPr>
+  </w:style>
+  <w:style w:type="table" w:styleId="Table1">
+    <w:basedOn w:val="TableNormal"/>
+    <w:tblPr>
+      <w:tblStyleRowBandSize w:val="1"/>
+      <w:tblStyleColBandSize w:val="1"/>
+      <w:tblCellMar>
+        <w:top w:w="100.0" w:type="dxa"/>
+        <w:left w:w="100.0" w:type="dxa"/>
+        <w:bottom w:w="100.0" w:type="dxa"/>
+        <w:right w:w="100.0" w:type="dxa"/>
+      </w:tblCellMar>
+    </w:tblPr>
+  </w:style>
+  <w:style w:type="table" w:styleId="Table2">
+    <w:basedOn w:val="TableNormal"/>
+    <w:tblPr>
+      <w:tblStyleRowBandSize w:val="1"/>
+      <w:tblStyleColBandSize w:val="1"/>
+      <w:tblCellMar>
+        <w:top w:w="0.0" w:type="dxa"/>
+        <w:left w:w="115.0" w:type="dxa"/>
+        <w:bottom w:w="0.0" w:type="dxa"/>
+        <w:right w:w="115.0" w:type="dxa"/>
+      </w:tblCellMar>
+    </w:tblPr>
+    <w:tcPr>
+      <w:shd w:fill="ffffff" w:val="clear"/>
+    </w:tcPr>
+  </w:style>
+  <w:style w:type="table" w:styleId="Table3">
+    <w:basedOn w:val="TableNormal"/>
+    <w:tblPr>
+      <w:tblStyleRowBandSize w:val="1"/>
+      <w:tblStyleColBandSize w:val="1"/>
+      <w:tblCellMar>
+        <w:top w:w="0.0" w:type="dxa"/>
+        <w:left w:w="115.0" w:type="dxa"/>
+        <w:bottom w:w="0.0" w:type="dxa"/>
+        <w:right w:w="115.0" w:type="dxa"/>
+      </w:tblCellMar>
+    </w:tblPr>
+    <w:tcPr>
+      <w:shd w:fill="ffffff" w:val="clear"/>
+    </w:tcPr>
+  </w:style>
+  <w:style w:type="table" w:styleId="Table4">
+    <w:basedOn w:val="TableNormal"/>
+    <w:tblPr>
+      <w:tblStyleRowBandSize w:val="1"/>
+      <w:tblStyleColBandSize w:val="1"/>
+      <w:tblCellMar>
+        <w:top w:w="0.0" w:type="dxa"/>
+        <w:left w:w="115.0" w:type="dxa"/>
+        <w:bottom w:w="0.0" w:type="dxa"/>
+        <w:right w:w="115.0" w:type="dxa"/>
+      </w:tblCellMar>
     </w:tblPr>
     <w:tcPr>
       <w:shd w:fill="ffffff" w:val="clear"/>
@@ -32970,4 +33187,19 @@
   </a:objectDefaults>
   <a:extraClrSchemeLst/>
 </a:theme>
+</file>
+
+<file path=customXML/item1.xml><?xml version="1.0" encoding="utf-8"?>
+<go:gDocsCustomXmlDataStorage xmlns:go="http://customooxmlschemas.google.com/" xmlns:r="http://schemas.openxmlformats.org/officeDocument/2006/relationships" uri="GoogleDocsCustomDataVersion2">
+  <go:docsCustomData xmlns:go="http://customooxmlschemas.google.com/" roundtripDataSignature="AMtx7mgSxIxZVunBKLNeT197euuHk2CFeQ==">CgMxLjA4AHIhMWFpLVNqUEhCRmh2blduZDUwRGhqR2lVSnQ0aHBXYXJ5</go:docsCustomData>
+</go:gDocsCustomXmlDataStorage>
+</file>
+
+<file path=customXML/itemProps1.xml><?xml version="1.0" encoding="utf-8"?>
+<ds:datastoreItem xmlns:ds="http://schemas.openxmlformats.org/officeDocument/2006/customXml" ds:itemID="{11111111-1234-1234-1234-123412341234}">
+  <ds:schemaRefs>
+    <ds:schemaRef ds:uri="http://schemas.openxmlformats.org/officeDocument/2006/relationships"/>
+    <ds:schemaRef ds:uri="http://customooxmlschemas.google.com/"/>
+  </ds:schemaRefs>
+</ds:datastoreItem>
 </file>